--- a/FINAL_PROJECT_REPORT.docx
+++ b/FINAL_PROJECT_REPORT.docx
@@ -4780,7 +4780,7 @@
       <w:pPr>
         <w:keepNext/>
         <w:pageBreakBefore/>
-        <w:spacing w:before="120" w:after="200" w:line="360" w:lineRule="auto"/>
+        <w:spacing w:before="360" w:after="160" w:line="360" w:lineRule="auto"/>
         <w:jc w:val="center"/>
         <w:rPr>
           <w:rFonts w:ascii="Times New Roman" w:hAnsi="Times New Roman" w:cs="Times New Roman"/>
@@ -4790,43 +4790,46 @@
           <w:szCs w:val="28"/>
         </w:rPr>
       </w:pPr>
+      <w:r/>
       <w:r>
         <w:rPr>
           <w:rFonts w:ascii="Times New Roman" w:hAnsi="Times New Roman" w:cs="Times New Roman"/>
           <w:b/>
-          <w:bCs/>
+          <w:i w:val="0"/>
+          <w:color w:val="0F172A"/>
           <w:sz w:val="28"/>
-          <w:szCs w:val="28"/>
-        </w:rPr>
-        <w:lastRenderedPageBreak/>
+        </w:rPr>
         <w:t>14. Appendix – Source Code</w:t>
       </w:r>
     </w:p>
     <w:p>
       <w:pPr>
-        <w:spacing w:before="160" w:after="40" w:line="276" w:lineRule="auto"/>
-        <w:jc w:val="left"/>
-      </w:pPr>
-      <w:r>
-        <w:rPr>
-          <w:rFonts w:ascii="Times New Roman" w:hAnsi="Times New Roman"/>
+        <w:spacing w:before="240" w:after="60" w:line="276" w:lineRule="auto"/>
+        <w:jc w:val="left"/>
+      </w:pPr>
+      <w:r>
+        <w:rPr>
+          <w:rFonts w:ascii="Times New Roman" w:hAnsi="Times New Roman" w:cs="Times New Roman"/>
           <w:b/>
+          <w:i w:val="0"/>
           <w:color w:val="111827"/>
           <w:sz w:val="24"/>
         </w:rPr>
-        <w:t>14.1 Database ORM Models (backend/models_sa.py)</w:t>
-      </w:r>
-    </w:p>
-    <w:p>
-      <w:pPr>
-        <w:spacing w:before="0" w:after="0" w:line="240" w:lineRule="auto"/>
-        <w:jc w:val="left"/>
-      </w:pPr>
-      <w:r>
-        <w:rPr>
-          <w:rFonts w:ascii="Consolas" w:hAnsi="Consolas"/>
-          <w:color w:val="1E293B"/>
-          <w:sz w:val="18"/>
+        <w:t>14.1 Database ORM Architecture (backend/models_sa.py)</w:t>
+      </w:r>
+    </w:p>
+    <w:p>
+      <w:pPr>
+        <w:spacing w:before="0" w:after="0" w:line="240" w:lineRule="auto"/>
+        <w:jc w:val="left"/>
+      </w:pPr>
+      <w:r>
+        <w:rPr>
+          <w:rFonts w:ascii="Times New Roman" w:hAnsi="Times New Roman" w:cs="Times New Roman"/>
+          <w:b w:val="0"/>
+          <w:i w:val="0"/>
+          <w:color w:val="1E293B"/>
+          <w:sz w:val="24"/>
         </w:rPr>
         <w:t>from datetime import datetime</w:t>
       </w:r>
@@ -4838,23 +4841,27 @@
       </w:pPr>
       <w:r>
         <w:rPr>
-          <w:rFonts w:ascii="Consolas" w:hAnsi="Consolas"/>
-          <w:color w:val="1E293B"/>
-          <w:sz w:val="18"/>
-        </w:rPr>
-        <w:t>from sqlalchemy import create_engine, Column, Integer, String, Text, Float, DateTime, ForeignKey</w:t>
-      </w:r>
-    </w:p>
-    <w:p>
-      <w:pPr>
-        <w:spacing w:before="0" w:after="0" w:line="240" w:lineRule="auto"/>
-        <w:jc w:val="left"/>
-      </w:pPr>
-      <w:r>
-        <w:rPr>
-          <w:rFonts w:ascii="Consolas" w:hAnsi="Consolas"/>
-          <w:color w:val="1E293B"/>
-          <w:sz w:val="18"/>
+          <w:rFonts w:ascii="Times New Roman" w:hAnsi="Times New Roman" w:cs="Times New Roman"/>
+          <w:b w:val="0"/>
+          <w:i w:val="0"/>
+          <w:color w:val="1E293B"/>
+          <w:sz w:val="24"/>
+        </w:rPr>
+        <w:t>from sqlalchemy import create_engine, Column, Integer, String, Text, Float, Boolean, DateTime, ForeignKey</w:t>
+      </w:r>
+    </w:p>
+    <w:p>
+      <w:pPr>
+        <w:spacing w:before="0" w:after="0" w:line="240" w:lineRule="auto"/>
+        <w:jc w:val="left"/>
+      </w:pPr>
+      <w:r>
+        <w:rPr>
+          <w:rFonts w:ascii="Times New Roman" w:hAnsi="Times New Roman" w:cs="Times New Roman"/>
+          <w:b w:val="0"/>
+          <w:i w:val="0"/>
+          <w:color w:val="1E293B"/>
+          <w:sz w:val="24"/>
         </w:rPr>
         <w:t>from sqlalchemy.orm import declarative_base, sessionmaker, relationship</w:t>
       </w:r>
@@ -4866,9 +4873,11 @@
       </w:pPr>
       <w:r>
         <w:rPr>
-          <w:rFonts w:ascii="Consolas" w:hAnsi="Consolas"/>
-          <w:color w:val="1E293B"/>
-          <w:sz w:val="18"/>
+          <w:rFonts w:ascii="Times New Roman" w:hAnsi="Times New Roman" w:cs="Times New Roman"/>
+          <w:b w:val="0"/>
+          <w:i w:val="0"/>
+          <w:color w:val="1E293B"/>
+          <w:sz w:val="24"/>
         </w:rPr>
         <w:t xml:space="preserve"> </w:t>
       </w:r>
@@ -4880,9 +4889,11 @@
       </w:pPr>
       <w:r>
         <w:rPr>
-          <w:rFonts w:ascii="Consolas" w:hAnsi="Consolas"/>
-          <w:color w:val="1E293B"/>
-          <w:sz w:val="18"/>
+          <w:rFonts w:ascii="Times New Roman" w:hAnsi="Times New Roman" w:cs="Times New Roman"/>
+          <w:b w:val="0"/>
+          <w:i w:val="0"/>
+          <w:color w:val="1E293B"/>
+          <w:sz w:val="24"/>
         </w:rPr>
         <w:t>DATABASE_URL = "sqlite:///backend/database/employees.db"</w:t>
       </w:r>
@@ -4894,9 +4905,11 @@
       </w:pPr>
       <w:r>
         <w:rPr>
-          <w:rFonts w:ascii="Consolas" w:hAnsi="Consolas"/>
-          <w:color w:val="1E293B"/>
-          <w:sz w:val="18"/>
+          <w:rFonts w:ascii="Times New Roman" w:hAnsi="Times New Roman" w:cs="Times New Roman"/>
+          <w:b w:val="0"/>
+          <w:i w:val="0"/>
+          <w:color w:val="1E293B"/>
+          <w:sz w:val="24"/>
         </w:rPr>
         <w:t>engine = create_engine(DATABASE_URL, connect_args={"check_same_thread": False})</w:t>
       </w:r>
@@ -4908,9 +4921,11 @@
       </w:pPr>
       <w:r>
         <w:rPr>
-          <w:rFonts w:ascii="Consolas" w:hAnsi="Consolas"/>
-          <w:color w:val="1E293B"/>
-          <w:sz w:val="18"/>
+          <w:rFonts w:ascii="Times New Roman" w:hAnsi="Times New Roman" w:cs="Times New Roman"/>
+          <w:b w:val="0"/>
+          <w:i w:val="0"/>
+          <w:color w:val="1E293B"/>
+          <w:sz w:val="24"/>
         </w:rPr>
         <w:t>SessionLocal = sessionmaker(autocommit=False, autoflush=False, bind=engine)</w:t>
       </w:r>
@@ -4922,9 +4937,11 @@
       </w:pPr>
       <w:r>
         <w:rPr>
-          <w:rFonts w:ascii="Consolas" w:hAnsi="Consolas"/>
-          <w:color w:val="1E293B"/>
-          <w:sz w:val="18"/>
+          <w:rFonts w:ascii="Times New Roman" w:hAnsi="Times New Roman" w:cs="Times New Roman"/>
+          <w:b w:val="0"/>
+          <w:i w:val="0"/>
+          <w:color w:val="1E293B"/>
+          <w:sz w:val="24"/>
         </w:rPr>
         <w:t>Base = declarative_base()</w:t>
       </w:r>
@@ -4936,9 +4953,11 @@
       </w:pPr>
       <w:r>
         <w:rPr>
-          <w:rFonts w:ascii="Consolas" w:hAnsi="Consolas"/>
-          <w:color w:val="1E293B"/>
-          <w:sz w:val="18"/>
+          <w:rFonts w:ascii="Times New Roman" w:hAnsi="Times New Roman" w:cs="Times New Roman"/>
+          <w:b w:val="0"/>
+          <w:i w:val="0"/>
+          <w:color w:val="1E293B"/>
+          <w:sz w:val="24"/>
         </w:rPr>
         <w:t xml:space="preserve"> </w:t>
       </w:r>
@@ -4950,9 +4969,11 @@
       </w:pPr>
       <w:r>
         <w:rPr>
-          <w:rFonts w:ascii="Consolas" w:hAnsi="Consolas"/>
-          <w:color w:val="1E293B"/>
-          <w:sz w:val="18"/>
+          <w:rFonts w:ascii="Times New Roman" w:hAnsi="Times New Roman" w:cs="Times New Roman"/>
+          <w:b w:val="0"/>
+          <w:i w:val="0"/>
+          <w:color w:val="1E293B"/>
+          <w:sz w:val="24"/>
         </w:rPr>
         <w:t>class User(Base):</w:t>
       </w:r>
@@ -4964,9 +4985,11 @@
       </w:pPr>
       <w:r>
         <w:rPr>
-          <w:rFonts w:ascii="Consolas" w:hAnsi="Consolas"/>
-          <w:color w:val="1E293B"/>
-          <w:sz w:val="18"/>
+          <w:rFonts w:ascii="Times New Roman" w:hAnsi="Times New Roman" w:cs="Times New Roman"/>
+          <w:b w:val="0"/>
+          <w:i w:val="0"/>
+          <w:color w:val="1E293B"/>
+          <w:sz w:val="24"/>
         </w:rPr>
         <w:t xml:space="preserve">    __tablename__ = "employees"</w:t>
       </w:r>
@@ -4978,9 +5001,11 @@
       </w:pPr>
       <w:r>
         <w:rPr>
-          <w:rFonts w:ascii="Consolas" w:hAnsi="Consolas"/>
-          <w:color w:val="1E293B"/>
-          <w:sz w:val="18"/>
+          <w:rFonts w:ascii="Times New Roman" w:hAnsi="Times New Roman" w:cs="Times New Roman"/>
+          <w:b w:val="0"/>
+          <w:i w:val="0"/>
+          <w:color w:val="1E293B"/>
+          <w:sz w:val="24"/>
         </w:rPr>
         <w:t xml:space="preserve">    id = Column(Integer, primary_key=True, index=True, autoincrement=True)</w:t>
       </w:r>
@@ -4992,9 +5017,11 @@
       </w:pPr>
       <w:r>
         <w:rPr>
-          <w:rFonts w:ascii="Consolas" w:hAnsi="Consolas"/>
-          <w:color w:val="1E293B"/>
-          <w:sz w:val="18"/>
+          <w:rFonts w:ascii="Times New Roman" w:hAnsi="Times New Roman" w:cs="Times New Roman"/>
+          <w:b w:val="0"/>
+          <w:i w:val="0"/>
+          <w:color w:val="1E293B"/>
+          <w:sz w:val="24"/>
         </w:rPr>
         <w:t xml:space="preserve">    name = Column(String(100), nullable=False)</w:t>
       </w:r>
@@ -5006,9 +5033,11 @@
       </w:pPr>
       <w:r>
         <w:rPr>
-          <w:rFonts w:ascii="Consolas" w:hAnsi="Consolas"/>
-          <w:color w:val="1E293B"/>
-          <w:sz w:val="18"/>
+          <w:rFonts w:ascii="Times New Roman" w:hAnsi="Times New Roman" w:cs="Times New Roman"/>
+          <w:b w:val="0"/>
+          <w:i w:val="0"/>
+          <w:color w:val="1E293B"/>
+          <w:sz w:val="24"/>
         </w:rPr>
         <w:t xml:space="preserve">    email = Column(String(120), unique=True, nullable=False, index=True)</w:t>
       </w:r>
@@ -5020,9 +5049,11 @@
       </w:pPr>
       <w:r>
         <w:rPr>
-          <w:rFonts w:ascii="Consolas" w:hAnsi="Consolas"/>
-          <w:color w:val="1E293B"/>
-          <w:sz w:val="18"/>
+          <w:rFonts w:ascii="Times New Roman" w:hAnsi="Times New Roman" w:cs="Times New Roman"/>
+          <w:b w:val="0"/>
+          <w:i w:val="0"/>
+          <w:color w:val="1E293B"/>
+          <w:sz w:val="24"/>
         </w:rPr>
         <w:t xml:space="preserve">    password = Column(String(255), nullable=False)</w:t>
       </w:r>
@@ -5034,9 +5065,11 @@
       </w:pPr>
       <w:r>
         <w:rPr>
-          <w:rFonts w:ascii="Consolas" w:hAnsi="Consolas"/>
-          <w:color w:val="1E293B"/>
-          <w:sz w:val="18"/>
+          <w:rFonts w:ascii="Times New Roman" w:hAnsi="Times New Roman" w:cs="Times New Roman"/>
+          <w:b w:val="0"/>
+          <w:i w:val="0"/>
+          <w:color w:val="1E293B"/>
+          <w:sz w:val="24"/>
         </w:rPr>
         <w:t xml:space="preserve">    qualification = Column(String(150), nullable=False)</w:t>
       </w:r>
@@ -5048,9 +5081,11 @@
       </w:pPr>
       <w:r>
         <w:rPr>
-          <w:rFonts w:ascii="Consolas" w:hAnsi="Consolas"/>
-          <w:color w:val="1E293B"/>
-          <w:sz w:val="18"/>
+          <w:rFonts w:ascii="Times New Roman" w:hAnsi="Times New Roman" w:cs="Times New Roman"/>
+          <w:b w:val="0"/>
+          <w:i w:val="0"/>
+          <w:color w:val="1E293B"/>
+          <w:sz w:val="24"/>
         </w:rPr>
         <w:t xml:space="preserve">    skills = Column(Text, nullable=False)</w:t>
       </w:r>
@@ -5062,9 +5097,27 @@
       </w:pPr>
       <w:r>
         <w:rPr>
-          <w:rFonts w:ascii="Consolas" w:hAnsi="Consolas"/>
-          <w:color w:val="1E293B"/>
-          <w:sz w:val="18"/>
+          <w:rFonts w:ascii="Times New Roman" w:hAnsi="Times New Roman" w:cs="Times New Roman"/>
+          <w:b w:val="0"/>
+          <w:i w:val="0"/>
+          <w:color w:val="1E293B"/>
+          <w:sz w:val="24"/>
+        </w:rPr>
+        <w:t xml:space="preserve">    experience = Column(String(100), nullable=False)</w:t>
+      </w:r>
+    </w:p>
+    <w:p>
+      <w:pPr>
+        <w:spacing w:before="0" w:after="0" w:line="240" w:lineRule="auto"/>
+        <w:jc w:val="left"/>
+      </w:pPr>
+      <w:r>
+        <w:rPr>
+          <w:rFonts w:ascii="Times New Roman" w:hAnsi="Times New Roman" w:cs="Times New Roman"/>
+          <w:b w:val="0"/>
+          <w:i w:val="0"/>
+          <w:color w:val="1E293B"/>
+          <w:sz w:val="24"/>
         </w:rPr>
         <w:t xml:space="preserve">    job_role = Column(String(100), nullable=False)</w:t>
       </w:r>
@@ -5076,9 +5129,11 @@
       </w:pPr>
       <w:r>
         <w:rPr>
-          <w:rFonts w:ascii="Consolas" w:hAnsi="Consolas"/>
-          <w:color w:val="1E293B"/>
-          <w:sz w:val="18"/>
+          <w:rFonts w:ascii="Times New Roman" w:hAnsi="Times New Roman" w:cs="Times New Roman"/>
+          <w:b w:val="0"/>
+          <w:i w:val="0"/>
+          <w:color w:val="1E293B"/>
+          <w:sz w:val="24"/>
         </w:rPr>
         <w:t xml:space="preserve">    target_company = Column(String(150), default="Tata Consultancy Services (TCS)")</w:t>
       </w:r>
@@ -5090,9 +5145,11 @@
       </w:pPr>
       <w:r>
         <w:rPr>
-          <w:rFonts w:ascii="Consolas" w:hAnsi="Consolas"/>
-          <w:color w:val="1E293B"/>
-          <w:sz w:val="18"/>
+          <w:rFonts w:ascii="Times New Roman" w:hAnsi="Times New Roman" w:cs="Times New Roman"/>
+          <w:b w:val="0"/>
+          <w:i w:val="0"/>
+          <w:color w:val="1E293B"/>
+          <w:sz w:val="24"/>
         </w:rPr>
         <w:t xml:space="preserve">    target_role = Column(String(150), default="Software Engineer")</w:t>
       </w:r>
@@ -5104,9 +5161,43 @@
       </w:pPr>
       <w:r>
         <w:rPr>
-          <w:rFonts w:ascii="Consolas" w:hAnsi="Consolas"/>
-          <w:color w:val="1E293B"/>
-          <w:sz w:val="18"/>
+          <w:rFonts w:ascii="Times New Roman" w:hAnsi="Times New Roman" w:cs="Times New Roman"/>
+          <w:b w:val="0"/>
+          <w:i w:val="0"/>
+          <w:color w:val="1E293B"/>
+          <w:sz w:val="24"/>
+        </w:rPr>
+        <w:t xml:space="preserve">    extracted_skills_json = Column(Text, nullable=True)</w:t>
+      </w:r>
+    </w:p>
+    <w:p>
+      <w:pPr>
+        <w:spacing w:before="0" w:after="0" w:line="240" w:lineRule="auto"/>
+        <w:jc w:val="left"/>
+      </w:pPr>
+      <w:r>
+        <w:rPr>
+          <w:rFonts w:ascii="Times New Roman" w:hAnsi="Times New Roman" w:cs="Times New Roman"/>
+          <w:b w:val="0"/>
+          <w:i w:val="0"/>
+          <w:color w:val="1E293B"/>
+          <w:sz w:val="24"/>
+        </w:rPr>
+        <w:t xml:space="preserve">    is_admin = Column(Integer, default=0)</w:t>
+      </w:r>
+    </w:p>
+    <w:p>
+      <w:pPr>
+        <w:spacing w:before="0" w:after="0" w:line="240" w:lineRule="auto"/>
+        <w:jc w:val="left"/>
+      </w:pPr>
+      <w:r>
+        <w:rPr>
+          <w:rFonts w:ascii="Times New Roman" w:hAnsi="Times New Roman" w:cs="Times New Roman"/>
+          <w:b w:val="0"/>
+          <w:i w:val="0"/>
+          <w:color w:val="1E293B"/>
+          <w:sz w:val="24"/>
         </w:rPr>
         <w:t xml:space="preserve">    created_at = Column(DateTime, default=datetime.utcnow)</w:t>
       </w:r>
@@ -5118,9 +5209,43 @@
       </w:pPr>
       <w:r>
         <w:rPr>
-          <w:rFonts w:ascii="Consolas" w:hAnsi="Consolas"/>
-          <w:color w:val="1E293B"/>
-          <w:sz w:val="18"/>
+          <w:rFonts w:ascii="Times New Roman" w:hAnsi="Times New Roman" w:cs="Times New Roman"/>
+          <w:b w:val="0"/>
+          <w:i w:val="0"/>
+          <w:color w:val="1E293B"/>
+          <w:sz w:val="24"/>
+        </w:rPr>
+        <w:t xml:space="preserve"> </w:t>
+      </w:r>
+    </w:p>
+    <w:p>
+      <w:pPr>
+        <w:spacing w:before="0" w:after="0" w:line="240" w:lineRule="auto"/>
+        <w:jc w:val="left"/>
+      </w:pPr>
+      <w:r>
+        <w:rPr>
+          <w:rFonts w:ascii="Times New Roman" w:hAnsi="Times New Roman" w:cs="Times New Roman"/>
+          <w:b w:val="0"/>
+          <w:i w:val="0"/>
+          <w:color w:val="1E293B"/>
+          <w:sz w:val="24"/>
+        </w:rPr>
+        <w:t xml:space="preserve">    # Finalized ORM Relationships</w:t>
+      </w:r>
+    </w:p>
+    <w:p>
+      <w:pPr>
+        <w:spacing w:before="0" w:after="0" w:line="240" w:lineRule="auto"/>
+        <w:jc w:val="left"/>
+      </w:pPr>
+      <w:r>
+        <w:rPr>
+          <w:rFonts w:ascii="Times New Roman" w:hAnsi="Times New Roman" w:cs="Times New Roman"/>
+          <w:b w:val="0"/>
+          <w:i w:val="0"/>
+          <w:color w:val="1E293B"/>
+          <w:sz w:val="24"/>
         </w:rPr>
         <w:t xml:space="preserve">    roadmaps = relationship("SmartRoadmap", back_populates="employee", cascade="all, delete-orphan")</w:t>
       </w:r>
@@ -5132,9 +5257,11 @@
       </w:pPr>
       <w:r>
         <w:rPr>
-          <w:rFonts w:ascii="Consolas" w:hAnsi="Consolas"/>
-          <w:color w:val="1E293B"/>
-          <w:sz w:val="18"/>
+          <w:rFonts w:ascii="Times New Roman" w:hAnsi="Times New Roman" w:cs="Times New Roman"/>
+          <w:b w:val="0"/>
+          <w:i w:val="0"/>
+          <w:color w:val="1E293B"/>
+          <w:sz w:val="24"/>
         </w:rPr>
         <w:t xml:space="preserve">    resume_versions = relationship("ResumeVersion", back_populates="employee", cascade="all, delete-orphan")</w:t>
       </w:r>
@@ -5146,9 +5273,91 @@
       </w:pPr>
       <w:r>
         <w:rPr>
-          <w:rFonts w:ascii="Consolas" w:hAnsi="Consolas"/>
-          <w:color w:val="1E293B"/>
-          <w:sz w:val="18"/>
+          <w:rFonts w:ascii="Times New Roman" w:hAnsi="Times New Roman" w:cs="Times New Roman"/>
+          <w:b w:val="0"/>
+          <w:i w:val="0"/>
+          <w:color w:val="1E293B"/>
+          <w:sz w:val="24"/>
+        </w:rPr>
+        <w:t xml:space="preserve">    ai_fluency_attempts = relationship("AIFluencyAttempt", back_populates="employee", cascade="all, delete-orphan")</w:t>
+      </w:r>
+    </w:p>
+    <w:p>
+      <w:pPr>
+        <w:spacing w:before="0" w:after="0" w:line="240" w:lineRule="auto"/>
+        <w:jc w:val="left"/>
+      </w:pPr>
+      <w:r>
+        <w:rPr>
+          <w:rFonts w:ascii="Times New Roman" w:hAnsi="Times New Roman" w:cs="Times New Roman"/>
+          <w:b w:val="0"/>
+          <w:i w:val="0"/>
+          <w:color w:val="1E293B"/>
+          <w:sz w:val="24"/>
+        </w:rPr>
+        <w:t xml:space="preserve">    structured_answers = relationship("StructuredAnswer", back_populates="employee", cascade="all, delete-orphan")</w:t>
+      </w:r>
+    </w:p>
+    <w:p>
+      <w:pPr>
+        <w:spacing w:before="0" w:after="0" w:line="240" w:lineRule="auto"/>
+        <w:jc w:val="left"/>
+      </w:pPr>
+      <w:r>
+        <w:rPr>
+          <w:rFonts w:ascii="Times New Roman" w:hAnsi="Times New Roman" w:cs="Times New Roman"/>
+          <w:b w:val="0"/>
+          <w:i w:val="0"/>
+          <w:color w:val="1E293B"/>
+          <w:sz w:val="24"/>
+        </w:rPr>
+        <w:t xml:space="preserve">    notice_plans = relationship("NoticePlan", back_populates="employee", cascade="all, delete-orphan")</w:t>
+      </w:r>
+    </w:p>
+    <w:p>
+      <w:pPr>
+        <w:spacing w:before="0" w:after="0" w:line="240" w:lineRule="auto"/>
+        <w:jc w:val="left"/>
+      </w:pPr>
+      <w:r>
+        <w:rPr>
+          <w:rFonts w:ascii="Times New Roman" w:hAnsi="Times New Roman" w:cs="Times New Roman"/>
+          <w:b w:val="0"/>
+          <w:i w:val="0"/>
+          <w:color w:val="1E293B"/>
+          <w:sz w:val="24"/>
+        </w:rPr>
+        <w:t xml:space="preserve">    achievements = relationship("Achievement", back_populates="employee", cascade="all, delete-orphan")</w:t>
+      </w:r>
+    </w:p>
+    <w:p>
+      <w:pPr>
+        <w:spacing w:before="0" w:after="0" w:line="240" w:lineRule="auto"/>
+        <w:jc w:val="left"/>
+      </w:pPr>
+      <w:r>
+        <w:rPr>
+          <w:rFonts w:ascii="Times New Roman" w:hAnsi="Times New Roman" w:cs="Times New Roman"/>
+          <w:b w:val="0"/>
+          <w:i w:val="0"/>
+          <w:color w:val="1E293B"/>
+          <w:sz w:val="24"/>
+        </w:rPr>
+        <w:t xml:space="preserve">    converted_answers = relationship("ConvertedAnswer", back_populates="employee", cascade="all, delete-orphan")</w:t>
+      </w:r>
+    </w:p>
+    <w:p>
+      <w:pPr>
+        <w:spacing w:before="0" w:after="0" w:line="240" w:lineRule="auto"/>
+        <w:jc w:val="left"/>
+      </w:pPr>
+      <w:r>
+        <w:rPr>
+          <w:rFonts w:ascii="Times New Roman" w:hAnsi="Times New Roman" w:cs="Times New Roman"/>
+          <w:b w:val="0"/>
+          <w:i w:val="0"/>
+          <w:color w:val="1E293B"/>
+          <w:sz w:val="24"/>
         </w:rPr>
         <w:t xml:space="preserve"> </w:t>
       </w:r>
@@ -5160,9 +5369,11 @@
       </w:pPr>
       <w:r>
         <w:rPr>
-          <w:rFonts w:ascii="Consolas" w:hAnsi="Consolas"/>
-          <w:color w:val="1E293B"/>
-          <w:sz w:val="18"/>
+          <w:rFonts w:ascii="Times New Roman" w:hAnsi="Times New Roman" w:cs="Times New Roman"/>
+          <w:b w:val="0"/>
+          <w:i w:val="0"/>
+          <w:color w:val="1E293B"/>
+          <w:sz w:val="24"/>
         </w:rPr>
         <w:t>class SmartRoadmap(Base):</w:t>
       </w:r>
@@ -5174,9 +5385,11 @@
       </w:pPr>
       <w:r>
         <w:rPr>
-          <w:rFonts w:ascii="Consolas" w:hAnsi="Consolas"/>
-          <w:color w:val="1E293B"/>
-          <w:sz w:val="18"/>
+          <w:rFonts w:ascii="Times New Roman" w:hAnsi="Times New Roman" w:cs="Times New Roman"/>
+          <w:b w:val="0"/>
+          <w:i w:val="0"/>
+          <w:color w:val="1E293B"/>
+          <w:sz w:val="24"/>
         </w:rPr>
         <w:t xml:space="preserve">    __tablename__ = "smart_roadmaps"</w:t>
       </w:r>
@@ -5188,9 +5401,11 @@
       </w:pPr>
       <w:r>
         <w:rPr>
-          <w:rFonts w:ascii="Consolas" w:hAnsi="Consolas"/>
-          <w:color w:val="1E293B"/>
-          <w:sz w:val="18"/>
+          <w:rFonts w:ascii="Times New Roman" w:hAnsi="Times New Roman" w:cs="Times New Roman"/>
+          <w:b w:val="0"/>
+          <w:i w:val="0"/>
+          <w:color w:val="1E293B"/>
+          <w:sz w:val="24"/>
         </w:rPr>
         <w:t xml:space="preserve">    id = Column(Integer, primary_key=True, index=True, autoincrement=True)</w:t>
       </w:r>
@@ -5202,9 +5417,11 @@
       </w:pPr>
       <w:r>
         <w:rPr>
-          <w:rFonts w:ascii="Consolas" w:hAnsi="Consolas"/>
-          <w:color w:val="1E293B"/>
-          <w:sz w:val="18"/>
+          <w:rFonts w:ascii="Times New Roman" w:hAnsi="Times New Roman" w:cs="Times New Roman"/>
+          <w:b w:val="0"/>
+          <w:i w:val="0"/>
+          <w:color w:val="1E293B"/>
+          <w:sz w:val="24"/>
         </w:rPr>
         <w:t xml:space="preserve">    employee_id = Column(Integer, ForeignKey("employees.id", ondelete="CASCADE"), nullable=False)</w:t>
       </w:r>
@@ -5216,9 +5433,11 @@
       </w:pPr>
       <w:r>
         <w:rPr>
-          <w:rFonts w:ascii="Consolas" w:hAnsi="Consolas"/>
-          <w:color w:val="1E293B"/>
-          <w:sz w:val="18"/>
+          <w:rFonts w:ascii="Times New Roman" w:hAnsi="Times New Roman" w:cs="Times New Roman"/>
+          <w:b w:val="0"/>
+          <w:i w:val="0"/>
+          <w:color w:val="1E293B"/>
+          <w:sz w:val="24"/>
         </w:rPr>
         <w:t xml:space="preserve">    company_name = Column(String(150), nullable=False)</w:t>
       </w:r>
@@ -5230,9 +5449,11 @@
       </w:pPr>
       <w:r>
         <w:rPr>
-          <w:rFonts w:ascii="Consolas" w:hAnsi="Consolas"/>
-          <w:color w:val="1E293B"/>
-          <w:sz w:val="18"/>
+          <w:rFonts w:ascii="Times New Roman" w:hAnsi="Times New Roman" w:cs="Times New Roman"/>
+          <w:b w:val="0"/>
+          <w:i w:val="0"/>
+          <w:color w:val="1E293B"/>
+          <w:sz w:val="24"/>
         </w:rPr>
         <w:t xml:space="preserve">    duration_days = Column(Integer, nullable=False)</w:t>
       </w:r>
@@ -5244,9 +5465,11 @@
       </w:pPr>
       <w:r>
         <w:rPr>
-          <w:rFonts w:ascii="Consolas" w:hAnsi="Consolas"/>
-          <w:color w:val="1E293B"/>
-          <w:sz w:val="18"/>
+          <w:rFonts w:ascii="Times New Roman" w:hAnsi="Times New Roman" w:cs="Times New Roman"/>
+          <w:b w:val="0"/>
+          <w:i w:val="0"/>
+          <w:color w:val="1E293B"/>
+          <w:sz w:val="24"/>
         </w:rPr>
         <w:t xml:space="preserve">    total_tasks = Column(Integer, default=0)</w:t>
       </w:r>
@@ -5258,9 +5481,11 @@
       </w:pPr>
       <w:r>
         <w:rPr>
-          <w:rFonts w:ascii="Consolas" w:hAnsi="Consolas"/>
-          <w:color w:val="1E293B"/>
-          <w:sz w:val="18"/>
+          <w:rFonts w:ascii="Times New Roman" w:hAnsi="Times New Roman" w:cs="Times New Roman"/>
+          <w:b w:val="0"/>
+          <w:i w:val="0"/>
+          <w:color w:val="1E293B"/>
+          <w:sz w:val="24"/>
         </w:rPr>
         <w:t xml:space="preserve">    completed_tasks = Column(Integer, default=0)</w:t>
       </w:r>
@@ -5272,9 +5497,11 @@
       </w:pPr>
       <w:r>
         <w:rPr>
-          <w:rFonts w:ascii="Consolas" w:hAnsi="Consolas"/>
-          <w:color w:val="1E293B"/>
-          <w:sz w:val="18"/>
+          <w:rFonts w:ascii="Times New Roman" w:hAnsi="Times New Roman" w:cs="Times New Roman"/>
+          <w:b w:val="0"/>
+          <w:i w:val="0"/>
+          <w:color w:val="1E293B"/>
+          <w:sz w:val="24"/>
         </w:rPr>
         <w:t xml:space="preserve">    progress_percent = Column(Float, default=0.0)</w:t>
       </w:r>
@@ -5286,9 +5513,11 @@
       </w:pPr>
       <w:r>
         <w:rPr>
-          <w:rFonts w:ascii="Consolas" w:hAnsi="Consolas"/>
-          <w:color w:val="1E293B"/>
-          <w:sz w:val="18"/>
+          <w:rFonts w:ascii="Times New Roman" w:hAnsi="Times New Roman" w:cs="Times New Roman"/>
+          <w:b w:val="0"/>
+          <w:i w:val="0"/>
+          <w:color w:val="1E293B"/>
+          <w:sz w:val="24"/>
         </w:rPr>
         <w:t xml:space="preserve">    streak_days = Column(Integer, default=1)</w:t>
       </w:r>
@@ -5300,9 +5529,11 @@
       </w:pPr>
       <w:r>
         <w:rPr>
-          <w:rFonts w:ascii="Consolas" w:hAnsi="Consolas"/>
-          <w:color w:val="1E293B"/>
-          <w:sz w:val="18"/>
+          <w:rFonts w:ascii="Times New Roman" w:hAnsi="Times New Roman" w:cs="Times New Roman"/>
+          <w:b w:val="0"/>
+          <w:i w:val="0"/>
+          <w:color w:val="1E293B"/>
+          <w:sz w:val="24"/>
         </w:rPr>
         <w:t xml:space="preserve">    tasks = relationship("RoadmapTask", back_populates="roadmap", cascade="all, delete-orphan")</w:t>
       </w:r>
@@ -5314,9 +5545,11 @@
       </w:pPr>
       <w:r>
         <w:rPr>
-          <w:rFonts w:ascii="Consolas" w:hAnsi="Consolas"/>
-          <w:color w:val="1E293B"/>
-          <w:sz w:val="18"/>
+          <w:rFonts w:ascii="Times New Roman" w:hAnsi="Times New Roman" w:cs="Times New Roman"/>
+          <w:b w:val="0"/>
+          <w:i w:val="0"/>
+          <w:color w:val="1E293B"/>
+          <w:sz w:val="24"/>
         </w:rPr>
         <w:t xml:space="preserve"> </w:t>
       </w:r>
@@ -5328,9 +5561,11 @@
       </w:pPr>
       <w:r>
         <w:rPr>
-          <w:rFonts w:ascii="Consolas" w:hAnsi="Consolas"/>
-          <w:color w:val="1E293B"/>
-          <w:sz w:val="18"/>
+          <w:rFonts w:ascii="Times New Roman" w:hAnsi="Times New Roman" w:cs="Times New Roman"/>
+          <w:b w:val="0"/>
+          <w:i w:val="0"/>
+          <w:color w:val="1E293B"/>
+          <w:sz w:val="24"/>
         </w:rPr>
         <w:t>class ResumeVersion(Base):</w:t>
       </w:r>
@@ -5342,9 +5577,11 @@
       </w:pPr>
       <w:r>
         <w:rPr>
-          <w:rFonts w:ascii="Consolas" w:hAnsi="Consolas"/>
-          <w:color w:val="1E293B"/>
-          <w:sz w:val="18"/>
+          <w:rFonts w:ascii="Times New Roman" w:hAnsi="Times New Roman" w:cs="Times New Roman"/>
+          <w:b w:val="0"/>
+          <w:i w:val="0"/>
+          <w:color w:val="1E293B"/>
+          <w:sz w:val="24"/>
         </w:rPr>
         <w:t xml:space="preserve">    __tablename__ = "resume_versions"</w:t>
       </w:r>
@@ -5356,9 +5593,11 @@
       </w:pPr>
       <w:r>
         <w:rPr>
-          <w:rFonts w:ascii="Consolas" w:hAnsi="Consolas"/>
-          <w:color w:val="1E293B"/>
-          <w:sz w:val="18"/>
+          <w:rFonts w:ascii="Times New Roman" w:hAnsi="Times New Roman" w:cs="Times New Roman"/>
+          <w:b w:val="0"/>
+          <w:i w:val="0"/>
+          <w:color w:val="1E293B"/>
+          <w:sz w:val="24"/>
         </w:rPr>
         <w:t xml:space="preserve">    id = Column(Integer, primary_key=True, index=True, autoincrement=True)</w:t>
       </w:r>
@@ -5370,9 +5609,11 @@
       </w:pPr>
       <w:r>
         <w:rPr>
-          <w:rFonts w:ascii="Consolas" w:hAnsi="Consolas"/>
-          <w:color w:val="1E293B"/>
-          <w:sz w:val="18"/>
+          <w:rFonts w:ascii="Times New Roman" w:hAnsi="Times New Roman" w:cs="Times New Roman"/>
+          <w:b w:val="0"/>
+          <w:i w:val="0"/>
+          <w:color w:val="1E293B"/>
+          <w:sz w:val="24"/>
         </w:rPr>
         <w:t xml:space="preserve">    employee_id = Column(Integer, ForeignKey("employees.id", ondelete="CASCADE"), nullable=False)</w:t>
       </w:r>
@@ -5384,9 +5625,11 @@
       </w:pPr>
       <w:r>
         <w:rPr>
-          <w:rFonts w:ascii="Consolas" w:hAnsi="Consolas"/>
-          <w:color w:val="1E293B"/>
-          <w:sz w:val="18"/>
+          <w:rFonts w:ascii="Times New Roman" w:hAnsi="Times New Roman" w:cs="Times New Roman"/>
+          <w:b w:val="0"/>
+          <w:i w:val="0"/>
+          <w:color w:val="1E293B"/>
+          <w:sz w:val="24"/>
         </w:rPr>
         <w:t xml:space="preserve">    version_name = Column(String(150), nullable=False)</w:t>
       </w:r>
@@ -5398,9 +5641,11 @@
       </w:pPr>
       <w:r>
         <w:rPr>
-          <w:rFonts w:ascii="Consolas" w:hAnsi="Consolas"/>
-          <w:color w:val="1E293B"/>
-          <w:sz w:val="18"/>
+          <w:rFonts w:ascii="Times New Roman" w:hAnsi="Times New Roman" w:cs="Times New Roman"/>
+          <w:b w:val="0"/>
+          <w:i w:val="0"/>
+          <w:color w:val="1E293B"/>
+          <w:sz w:val="24"/>
         </w:rPr>
         <w:t xml:space="preserve">    template_name = Column(String(100), default="modern-single")</w:t>
       </w:r>
@@ -5412,9 +5657,11 @@
       </w:pPr>
       <w:r>
         <w:rPr>
-          <w:rFonts w:ascii="Consolas" w:hAnsi="Consolas"/>
-          <w:color w:val="1E293B"/>
-          <w:sz w:val="18"/>
+          <w:rFonts w:ascii="Times New Roman" w:hAnsi="Times New Roman" w:cs="Times New Roman"/>
+          <w:b w:val="0"/>
+          <w:i w:val="0"/>
+          <w:color w:val="1E293B"/>
+          <w:sz w:val="24"/>
         </w:rPr>
         <w:t xml:space="preserve">    resume_data_json = Column(Text, nullable=False)</w:t>
       </w:r>
@@ -5426,9 +5673,11 @@
       </w:pPr>
       <w:r>
         <w:rPr>
-          <w:rFonts w:ascii="Consolas" w:hAnsi="Consolas"/>
-          <w:color w:val="1E293B"/>
-          <w:sz w:val="18"/>
+          <w:rFonts w:ascii="Times New Roman" w:hAnsi="Times New Roman" w:cs="Times New Roman"/>
+          <w:b w:val="0"/>
+          <w:i w:val="0"/>
+          <w:color w:val="1E293B"/>
+          <w:sz w:val="24"/>
         </w:rPr>
         <w:t xml:space="preserve">    score = Column(Integer, default=0)</w:t>
       </w:r>
@@ -5440,22 +5689,185 @@
       </w:pPr>
       <w:r>
         <w:rPr>
-          <w:rFonts w:ascii="Consolas" w:hAnsi="Consolas"/>
-          <w:color w:val="1E293B"/>
-          <w:sz w:val="18"/>
+          <w:rFonts w:ascii="Times New Roman" w:hAnsi="Times New Roman" w:cs="Times New Roman"/>
+          <w:b w:val="0"/>
+          <w:i w:val="0"/>
+          <w:color w:val="1E293B"/>
+          <w:sz w:val="24"/>
         </w:rPr>
         <w:t xml:space="preserve">    updated_at = Column(DateTime, default=datetime.utcnow)</w:t>
       </w:r>
     </w:p>
     <w:p>
       <w:pPr>
-        <w:spacing w:before="160" w:after="40" w:line="276" w:lineRule="auto"/>
-        <w:jc w:val="left"/>
-      </w:pPr>
-      <w:r>
-        <w:rPr>
-          <w:rFonts w:ascii="Times New Roman" w:hAnsi="Times New Roman"/>
+        <w:spacing w:before="0" w:after="0" w:line="240" w:lineRule="auto"/>
+        <w:jc w:val="left"/>
+      </w:pPr>
+      <w:r>
+        <w:rPr>
+          <w:rFonts w:ascii="Times New Roman" w:hAnsi="Times New Roman" w:cs="Times New Roman"/>
+          <w:b w:val="0"/>
+          <w:i w:val="0"/>
+          <w:color w:val="1E293B"/>
+          <w:sz w:val="24"/>
+        </w:rPr>
+        <w:t xml:space="preserve"> </w:t>
+      </w:r>
+    </w:p>
+    <w:p>
+      <w:pPr>
+        <w:spacing w:before="0" w:after="0" w:line="240" w:lineRule="auto"/>
+        <w:jc w:val="left"/>
+      </w:pPr>
+      <w:r>
+        <w:rPr>
+          <w:rFonts w:ascii="Times New Roman" w:hAnsi="Times New Roman" w:cs="Times New Roman"/>
+          <w:b w:val="0"/>
+          <w:i w:val="0"/>
+          <w:color w:val="1E293B"/>
+          <w:sz w:val="24"/>
+        </w:rPr>
+        <w:t>class ConvertedAnswer(Base):</w:t>
+      </w:r>
+    </w:p>
+    <w:p>
+      <w:pPr>
+        <w:spacing w:before="0" w:after="0" w:line="240" w:lineRule="auto"/>
+        <w:jc w:val="left"/>
+      </w:pPr>
+      <w:r>
+        <w:rPr>
+          <w:rFonts w:ascii="Times New Roman" w:hAnsi="Times New Roman" w:cs="Times New Roman"/>
+          <w:b w:val="0"/>
+          <w:i w:val="0"/>
+          <w:color w:val="1E293B"/>
+          <w:sz w:val="24"/>
+        </w:rPr>
+        <w:t xml:space="preserve">    __tablename__ = "converted_answers"</w:t>
+      </w:r>
+    </w:p>
+    <w:p>
+      <w:pPr>
+        <w:spacing w:before="0" w:after="0" w:line="240" w:lineRule="auto"/>
+        <w:jc w:val="left"/>
+      </w:pPr>
+      <w:r>
+        <w:rPr>
+          <w:rFonts w:ascii="Times New Roman" w:hAnsi="Times New Roman" w:cs="Times New Roman"/>
+          <w:b w:val="0"/>
+          <w:i w:val="0"/>
+          <w:color w:val="1E293B"/>
+          <w:sz w:val="24"/>
+        </w:rPr>
+        <w:t xml:space="preserve">    id = Column(Integer, primary_key=True, index=True, autoincrement=True)</w:t>
+      </w:r>
+    </w:p>
+    <w:p>
+      <w:pPr>
+        <w:spacing w:before="0" w:after="0" w:line="240" w:lineRule="auto"/>
+        <w:jc w:val="left"/>
+      </w:pPr>
+      <w:r>
+        <w:rPr>
+          <w:rFonts w:ascii="Times New Roman" w:hAnsi="Times New Roman" w:cs="Times New Roman"/>
+          <w:b w:val="0"/>
+          <w:i w:val="0"/>
+          <w:color w:val="1E293B"/>
+          <w:sz w:val="24"/>
+        </w:rPr>
+        <w:t xml:space="preserve">    employee_id = Column(Integer, ForeignKey("employees.id", ondelete="CASCADE"), nullable=False)</w:t>
+      </w:r>
+    </w:p>
+    <w:p>
+      <w:pPr>
+        <w:spacing w:before="0" w:after="0" w:line="240" w:lineRule="auto"/>
+        <w:jc w:val="left"/>
+      </w:pPr>
+      <w:r>
+        <w:rPr>
+          <w:rFonts w:ascii="Times New Roman" w:hAnsi="Times New Roman" w:cs="Times New Roman"/>
+          <w:b w:val="0"/>
+          <w:i w:val="0"/>
+          <w:color w:val="1E293B"/>
+          <w:sz w:val="24"/>
+        </w:rPr>
+        <w:t xml:space="preserve">    question = Column(String(255), nullable=False)</w:t>
+      </w:r>
+    </w:p>
+    <w:p>
+      <w:pPr>
+        <w:spacing w:before="0" w:after="0" w:line="240" w:lineRule="auto"/>
+        <w:jc w:val="left"/>
+      </w:pPr>
+      <w:r>
+        <w:rPr>
+          <w:rFonts w:ascii="Times New Roman" w:hAnsi="Times New Roman" w:cs="Times New Roman"/>
+          <w:b w:val="0"/>
+          <w:i w:val="0"/>
+          <w:color w:val="1E293B"/>
+          <w:sz w:val="24"/>
+        </w:rPr>
+        <w:t xml:space="preserve">    honest_answer = Column(Text, nullable=False)</w:t>
+      </w:r>
+    </w:p>
+    <w:p>
+      <w:pPr>
+        <w:spacing w:before="0" w:after="0" w:line="240" w:lineRule="auto"/>
+        <w:jc w:val="left"/>
+      </w:pPr>
+      <w:r>
+        <w:rPr>
+          <w:rFonts w:ascii="Times New Roman" w:hAnsi="Times New Roman" w:cs="Times New Roman"/>
+          <w:b w:val="0"/>
+          <w:i w:val="0"/>
+          <w:color w:val="1E293B"/>
+          <w:sz w:val="24"/>
+        </w:rPr>
+        <w:t xml:space="preserve">    professional_script = Column(Text, nullable=False)</w:t>
+      </w:r>
+    </w:p>
+    <w:p>
+      <w:pPr>
+        <w:spacing w:before="0" w:after="0" w:line="240" w:lineRule="auto"/>
+        <w:jc w:val="left"/>
+      </w:pPr>
+      <w:r>
+        <w:rPr>
+          <w:rFonts w:ascii="Times New Roman" w:hAnsi="Times New Roman" w:cs="Times New Roman"/>
+          <w:b w:val="0"/>
+          <w:i w:val="0"/>
+          <w:color w:val="1E293B"/>
+          <w:sz w:val="24"/>
+        </w:rPr>
+        <w:t xml:space="preserve">    framework_used = Column(String(50), default="STAR")</w:t>
+      </w:r>
+    </w:p>
+    <w:p>
+      <w:pPr>
+        <w:spacing w:before="0" w:after="0" w:line="240" w:lineRule="auto"/>
+        <w:jc w:val="left"/>
+      </w:pPr>
+      <w:r>
+        <w:rPr>
+          <w:rFonts w:ascii="Times New Roman" w:hAnsi="Times New Roman" w:cs="Times New Roman"/>
+          <w:b w:val="0"/>
+          <w:i w:val="0"/>
+          <w:color w:val="1E293B"/>
+          <w:sz w:val="24"/>
+        </w:rPr>
+        <w:t xml:space="preserve">    created_at = Column(DateTime, default=datetime.utcnow)</w:t>
+      </w:r>
+    </w:p>
+    <w:p>
+      <w:pPr>
+        <w:spacing w:before="240" w:after="60" w:line="276" w:lineRule="auto"/>
+        <w:jc w:val="left"/>
+      </w:pPr>
+      <w:r>
+        <w:rPr>
+          <w:rFonts w:ascii="Times New Roman" w:hAnsi="Times New Roman" w:cs="Times New Roman"/>
           <w:b/>
+          <w:i w:val="0"/>
           <w:color w:val="111827"/>
           <w:sz w:val="24"/>
         </w:rPr>
@@ -5469,9 +5881,11 @@
       </w:pPr>
       <w:r>
         <w:rPr>
-          <w:rFonts w:ascii="Consolas" w:hAnsi="Consolas"/>
-          <w:color w:val="1E293B"/>
-          <w:sz w:val="18"/>
+          <w:rFonts w:ascii="Times New Roman" w:hAnsi="Times New Roman" w:cs="Times New Roman"/>
+          <w:b w:val="0"/>
+          <w:i w:val="0"/>
+          <w:color w:val="1E293B"/>
+          <w:sz w:val="24"/>
         </w:rPr>
         <w:t>import os</w:t>
       </w:r>
@@ -5483,9 +5897,11 @@
       </w:pPr>
       <w:r>
         <w:rPr>
-          <w:rFonts w:ascii="Consolas" w:hAnsi="Consolas"/>
-          <w:color w:val="1E293B"/>
-          <w:sz w:val="18"/>
+          <w:rFonts w:ascii="Times New Roman" w:hAnsi="Times New Roman" w:cs="Times New Roman"/>
+          <w:b w:val="0"/>
+          <w:i w:val="0"/>
+          <w:color w:val="1E293B"/>
+          <w:sz w:val="24"/>
         </w:rPr>
         <w:t>from fastapi import FastAPI, Request</w:t>
       </w:r>
@@ -5497,9 +5913,11 @@
       </w:pPr>
       <w:r>
         <w:rPr>
-          <w:rFonts w:ascii="Consolas" w:hAnsi="Consolas"/>
-          <w:color w:val="1E293B"/>
-          <w:sz w:val="18"/>
+          <w:rFonts w:ascii="Times New Roman" w:hAnsi="Times New Roman" w:cs="Times New Roman"/>
+          <w:b w:val="0"/>
+          <w:i w:val="0"/>
+          <w:color w:val="1E293B"/>
+          <w:sz w:val="24"/>
         </w:rPr>
         <w:t>from fastapi.middleware.cors import CORSMiddleware</w:t>
       </w:r>
@@ -5511,9 +5929,11 @@
       </w:pPr>
       <w:r>
         <w:rPr>
-          <w:rFonts w:ascii="Consolas" w:hAnsi="Consolas"/>
-          <w:color w:val="1E293B"/>
-          <w:sz w:val="18"/>
+          <w:rFonts w:ascii="Times New Roman" w:hAnsi="Times New Roman" w:cs="Times New Roman"/>
+          <w:b w:val="0"/>
+          <w:i w:val="0"/>
+          <w:color w:val="1E293B"/>
+          <w:sz w:val="24"/>
         </w:rPr>
         <w:t>from backend.database import init_db</w:t>
       </w:r>
@@ -5525,9 +5945,11 @@
       </w:pPr>
       <w:r>
         <w:rPr>
-          <w:rFonts w:ascii="Consolas" w:hAnsi="Consolas"/>
-          <w:color w:val="1E293B"/>
-          <w:sz w:val="18"/>
+          <w:rFonts w:ascii="Times New Roman" w:hAnsi="Times New Roman" w:cs="Times New Roman"/>
+          <w:b w:val="0"/>
+          <w:i w:val="0"/>
+          <w:color w:val="1E293B"/>
+          <w:sz w:val="24"/>
         </w:rPr>
         <w:t>from backend.models import (</w:t>
       </w:r>
@@ -5539,9 +5961,11 @@
       </w:pPr>
       <w:r>
         <w:rPr>
-          <w:rFonts w:ascii="Consolas" w:hAnsi="Consolas"/>
-          <w:color w:val="1E293B"/>
-          <w:sz w:val="18"/>
+          <w:rFonts w:ascii="Times New Roman" w:hAnsi="Times New Roman" w:cs="Times New Roman"/>
+          <w:b w:val="0"/>
+          <w:i w:val="0"/>
+          <w:color w:val="1E293B"/>
+          <w:sz w:val="24"/>
         </w:rPr>
         <w:t xml:space="preserve">    DashboardSummaryModel, SmartRoadmapModel,</w:t>
       </w:r>
@@ -5553,23 +5977,43 @@
       </w:pPr>
       <w:r>
         <w:rPr>
-          <w:rFonts w:ascii="Consolas" w:hAnsi="Consolas"/>
-          <w:color w:val="1E293B"/>
-          <w:sz w:val="18"/>
-        </w:rPr>
-        <w:t xml:space="preserve">    TrendingTemplateModel, AIFluencyModel, StructuredAnswerModel</w:t>
-      </w:r>
-    </w:p>
-    <w:p>
-      <w:pPr>
-        <w:spacing w:before="0" w:after="0" w:line="240" w:lineRule="auto"/>
-        <w:jc w:val="left"/>
-      </w:pPr>
-      <w:r>
-        <w:rPr>
-          <w:rFonts w:ascii="Consolas" w:hAnsi="Consolas"/>
-          <w:color w:val="1E293B"/>
-          <w:sz w:val="18"/>
+          <w:rFonts w:ascii="Times New Roman" w:hAnsi="Times New Roman" w:cs="Times New Roman"/>
+          <w:b w:val="0"/>
+          <w:i w:val="0"/>
+          <w:color w:val="1E293B"/>
+          <w:sz w:val="24"/>
+        </w:rPr>
+        <w:t xml:space="preserve">    TrendingTemplateModel, AIFluencyModel, StructuredAnswerModel,</w:t>
+      </w:r>
+    </w:p>
+    <w:p>
+      <w:pPr>
+        <w:spacing w:before="0" w:after="0" w:line="240" w:lineRule="auto"/>
+        <w:jc w:val="left"/>
+      </w:pPr>
+      <w:r>
+        <w:rPr>
+          <w:rFonts w:ascii="Times New Roman" w:hAnsi="Times New Roman" w:cs="Times New Roman"/>
+          <w:b w:val="0"/>
+          <w:i w:val="0"/>
+          <w:color w:val="1E293B"/>
+          <w:sz w:val="24"/>
+        </w:rPr>
+        <w:t xml:space="preserve">    NoticePlanModel, ConvertedAnswerModel</w:t>
+      </w:r>
+    </w:p>
+    <w:p>
+      <w:pPr>
+        <w:spacing w:before="0" w:after="0" w:line="240" w:lineRule="auto"/>
+        <w:jc w:val="left"/>
+      </w:pPr>
+      <w:r>
+        <w:rPr>
+          <w:rFonts w:ascii="Times New Roman" w:hAnsi="Times New Roman" w:cs="Times New Roman"/>
+          <w:b w:val="0"/>
+          <w:i w:val="0"/>
+          <w:color w:val="1E293B"/>
+          <w:sz w:val="24"/>
         </w:rPr>
         <w:t>)</w:t>
       </w:r>
@@ -5581,9 +6025,11 @@
       </w:pPr>
       <w:r>
         <w:rPr>
-          <w:rFonts w:ascii="Consolas" w:hAnsi="Consolas"/>
-          <w:color w:val="1E293B"/>
-          <w:sz w:val="18"/>
+          <w:rFonts w:ascii="Times New Roman" w:hAnsi="Times New Roman" w:cs="Times New Roman"/>
+          <w:b w:val="0"/>
+          <w:i w:val="0"/>
+          <w:color w:val="1E293B"/>
+          <w:sz w:val="24"/>
         </w:rPr>
         <w:t xml:space="preserve"> </w:t>
       </w:r>
@@ -5595,9 +6041,11 @@
       </w:pPr>
       <w:r>
         <w:rPr>
-          <w:rFonts w:ascii="Consolas" w:hAnsi="Consolas"/>
-          <w:color w:val="1E293B"/>
-          <w:sz w:val="18"/>
+          <w:rFonts w:ascii="Times New Roman" w:hAnsi="Times New Roman" w:cs="Times New Roman"/>
+          <w:b w:val="0"/>
+          <w:i w:val="0"/>
+          <w:color w:val="1E293B"/>
+          <w:sz w:val="24"/>
         </w:rPr>
         <w:t>init_db()</w:t>
       </w:r>
@@ -5609,23 +6057,27 @@
       </w:pPr>
       <w:r>
         <w:rPr>
-          <w:rFonts w:ascii="Consolas" w:hAnsi="Consolas"/>
-          <w:color w:val="1E293B"/>
-          <w:sz w:val="18"/>
-        </w:rPr>
-        <w:t>app = FastAPI(title="AI Employee Preparation Platform API", version="2026.1")</w:t>
-      </w:r>
-    </w:p>
-    <w:p>
-      <w:pPr>
-        <w:spacing w:before="0" w:after="0" w:line="240" w:lineRule="auto"/>
-        <w:jc w:val="left"/>
-      </w:pPr>
-      <w:r>
-        <w:rPr>
-          <w:rFonts w:ascii="Consolas" w:hAnsi="Consolas"/>
-          <w:color w:val="1E293B"/>
-          <w:sz w:val="18"/>
+          <w:rFonts w:ascii="Times New Roman" w:hAnsi="Times New Roman" w:cs="Times New Roman"/>
+          <w:b w:val="0"/>
+          <w:i w:val="0"/>
+          <w:color w:val="1E293B"/>
+          <w:sz w:val="24"/>
+        </w:rPr>
+        <w:t>app = FastAPI(title="AI Employee Preparation Platform API", version="2026.2")</w:t>
+      </w:r>
+    </w:p>
+    <w:p>
+      <w:pPr>
+        <w:spacing w:before="0" w:after="0" w:line="240" w:lineRule="auto"/>
+        <w:jc w:val="left"/>
+      </w:pPr>
+      <w:r>
+        <w:rPr>
+          <w:rFonts w:ascii="Times New Roman" w:hAnsi="Times New Roman" w:cs="Times New Roman"/>
+          <w:b w:val="0"/>
+          <w:i w:val="0"/>
+          <w:color w:val="1E293B"/>
+          <w:sz w:val="24"/>
         </w:rPr>
         <w:t xml:space="preserve"> </w:t>
       </w:r>
@@ -5637,9 +6089,11 @@
       </w:pPr>
       <w:r>
         <w:rPr>
-          <w:rFonts w:ascii="Consolas" w:hAnsi="Consolas"/>
-          <w:color w:val="1E293B"/>
-          <w:sz w:val="18"/>
+          <w:rFonts w:ascii="Times New Roman" w:hAnsi="Times New Roman" w:cs="Times New Roman"/>
+          <w:b w:val="0"/>
+          <w:i w:val="0"/>
+          <w:color w:val="1E293B"/>
+          <w:sz w:val="24"/>
         </w:rPr>
         <w:t>app.add_middleware(</w:t>
       </w:r>
@@ -5651,9 +6105,11 @@
       </w:pPr>
       <w:r>
         <w:rPr>
-          <w:rFonts w:ascii="Consolas" w:hAnsi="Consolas"/>
-          <w:color w:val="1E293B"/>
-          <w:sz w:val="18"/>
+          <w:rFonts w:ascii="Times New Roman" w:hAnsi="Times New Roman" w:cs="Times New Roman"/>
+          <w:b w:val="0"/>
+          <w:i w:val="0"/>
+          <w:color w:val="1E293B"/>
+          <w:sz w:val="24"/>
         </w:rPr>
         <w:t xml:space="preserve">    CORSMiddleware,</w:t>
       </w:r>
@@ -5665,9 +6121,11 @@
       </w:pPr>
       <w:r>
         <w:rPr>
-          <w:rFonts w:ascii="Consolas" w:hAnsi="Consolas"/>
-          <w:color w:val="1E293B"/>
-          <w:sz w:val="18"/>
+          <w:rFonts w:ascii="Times New Roman" w:hAnsi="Times New Roman" w:cs="Times New Roman"/>
+          <w:b w:val="0"/>
+          <w:i w:val="0"/>
+          <w:color w:val="1E293B"/>
+          <w:sz w:val="24"/>
         </w:rPr>
         <w:t xml:space="preserve">    allow_origins=["*"],</w:t>
       </w:r>
@@ -5679,9 +6137,11 @@
       </w:pPr>
       <w:r>
         <w:rPr>
-          <w:rFonts w:ascii="Consolas" w:hAnsi="Consolas"/>
-          <w:color w:val="1E293B"/>
-          <w:sz w:val="18"/>
+          <w:rFonts w:ascii="Times New Roman" w:hAnsi="Times New Roman" w:cs="Times New Roman"/>
+          <w:b w:val="0"/>
+          <w:i w:val="0"/>
+          <w:color w:val="1E293B"/>
+          <w:sz w:val="24"/>
         </w:rPr>
         <w:t xml:space="preserve">    allow_credentials=True,</w:t>
       </w:r>
@@ -5693,9 +6153,11 @@
       </w:pPr>
       <w:r>
         <w:rPr>
-          <w:rFonts w:ascii="Consolas" w:hAnsi="Consolas"/>
-          <w:color w:val="1E293B"/>
-          <w:sz w:val="18"/>
+          <w:rFonts w:ascii="Times New Roman" w:hAnsi="Times New Roman" w:cs="Times New Roman"/>
+          <w:b w:val="0"/>
+          <w:i w:val="0"/>
+          <w:color w:val="1E293B"/>
+          <w:sz w:val="24"/>
         </w:rPr>
         <w:t xml:space="preserve">    allow_methods=["*"],</w:t>
       </w:r>
@@ -5707,9 +6169,11 @@
       </w:pPr>
       <w:r>
         <w:rPr>
-          <w:rFonts w:ascii="Consolas" w:hAnsi="Consolas"/>
-          <w:color w:val="1E293B"/>
-          <w:sz w:val="18"/>
+          <w:rFonts w:ascii="Times New Roman" w:hAnsi="Times New Roman" w:cs="Times New Roman"/>
+          <w:b w:val="0"/>
+          <w:i w:val="0"/>
+          <w:color w:val="1E293B"/>
+          <w:sz w:val="24"/>
         </w:rPr>
         <w:t xml:space="preserve">    allow_headers=["*"],</w:t>
       </w:r>
@@ -5721,9 +6185,11 @@
       </w:pPr>
       <w:r>
         <w:rPr>
-          <w:rFonts w:ascii="Consolas" w:hAnsi="Consolas"/>
-          <w:color w:val="1E293B"/>
-          <w:sz w:val="18"/>
+          <w:rFonts w:ascii="Times New Roman" w:hAnsi="Times New Roman" w:cs="Times New Roman"/>
+          <w:b w:val="0"/>
+          <w:i w:val="0"/>
+          <w:color w:val="1E293B"/>
+          <w:sz w:val="24"/>
         </w:rPr>
         <w:t>)</w:t>
       </w:r>
@@ -5735,9 +6201,11 @@
       </w:pPr>
       <w:r>
         <w:rPr>
-          <w:rFonts w:ascii="Consolas" w:hAnsi="Consolas"/>
-          <w:color w:val="1E293B"/>
-          <w:sz w:val="18"/>
+          <w:rFonts w:ascii="Times New Roman" w:hAnsi="Times New Roman" w:cs="Times New Roman"/>
+          <w:b w:val="0"/>
+          <w:i w:val="0"/>
+          <w:color w:val="1E293B"/>
+          <w:sz w:val="24"/>
         </w:rPr>
         <w:t xml:space="preserve"> </w:t>
       </w:r>
@@ -5749,9 +6217,11 @@
       </w:pPr>
       <w:r>
         <w:rPr>
-          <w:rFonts w:ascii="Consolas" w:hAnsi="Consolas"/>
-          <w:color w:val="1E293B"/>
-          <w:sz w:val="18"/>
+          <w:rFonts w:ascii="Times New Roman" w:hAnsi="Times New Roman" w:cs="Times New Roman"/>
+          <w:b w:val="0"/>
+          <w:i w:val="0"/>
+          <w:color w:val="1E293B"/>
+          <w:sz w:val="24"/>
         </w:rPr>
         <w:t>@app.get("/api/dashboard/summary")</w:t>
       </w:r>
@@ -5763,9 +6233,11 @@
       </w:pPr>
       <w:r>
         <w:rPr>
-          <w:rFonts w:ascii="Consolas" w:hAnsi="Consolas"/>
-          <w:color w:val="1E293B"/>
-          <w:sz w:val="18"/>
+          <w:rFonts w:ascii="Times New Roman" w:hAnsi="Times New Roman" w:cs="Times New Roman"/>
+          <w:b w:val="0"/>
+          <w:i w:val="0"/>
+          <w:color w:val="1E293B"/>
+          <w:sz w:val="24"/>
         </w:rPr>
         <w:t>def get_dashboard_summary(employee_id: int):</w:t>
       </w:r>
@@ -5777,9 +6249,11 @@
       </w:pPr>
       <w:r>
         <w:rPr>
-          <w:rFonts w:ascii="Consolas" w:hAnsi="Consolas"/>
-          <w:color w:val="1E293B"/>
-          <w:sz w:val="18"/>
+          <w:rFonts w:ascii="Times New Roman" w:hAnsi="Times New Roman" w:cs="Times New Roman"/>
+          <w:b w:val="0"/>
+          <w:i w:val="0"/>
+          <w:color w:val="1E293B"/>
+          <w:sz w:val="24"/>
         </w:rPr>
         <w:t xml:space="preserve">    summary = DashboardSummaryModel.get_summary(employee_id)</w:t>
       </w:r>
@@ -5791,9 +6265,11 @@
       </w:pPr>
       <w:r>
         <w:rPr>
-          <w:rFonts w:ascii="Consolas" w:hAnsi="Consolas"/>
-          <w:color w:val="1E293B"/>
-          <w:sz w:val="18"/>
+          <w:rFonts w:ascii="Times New Roman" w:hAnsi="Times New Roman" w:cs="Times New Roman"/>
+          <w:b w:val="0"/>
+          <w:i w:val="0"/>
+          <w:color w:val="1E293B"/>
+          <w:sz w:val="24"/>
         </w:rPr>
         <w:t xml:space="preserve">    return {"success": True, "data": summary}</w:t>
       </w:r>
@@ -5805,9 +6281,11 @@
       </w:pPr>
       <w:r>
         <w:rPr>
-          <w:rFonts w:ascii="Consolas" w:hAnsi="Consolas"/>
-          <w:color w:val="1E293B"/>
-          <w:sz w:val="18"/>
+          <w:rFonts w:ascii="Times New Roman" w:hAnsi="Times New Roman" w:cs="Times New Roman"/>
+          <w:b w:val="0"/>
+          <w:i w:val="0"/>
+          <w:color w:val="1E293B"/>
+          <w:sz w:val="24"/>
         </w:rPr>
         <w:t xml:space="preserve"> </w:t>
       </w:r>
@@ -5819,9 +6297,11 @@
       </w:pPr>
       <w:r>
         <w:rPr>
-          <w:rFonts w:ascii="Consolas" w:hAnsi="Consolas"/>
-          <w:color w:val="1E293B"/>
-          <w:sz w:val="18"/>
+          <w:rFonts w:ascii="Times New Roman" w:hAnsi="Times New Roman" w:cs="Times New Roman"/>
+          <w:b w:val="0"/>
+          <w:i w:val="0"/>
+          <w:color w:val="1E293B"/>
+          <w:sz w:val="24"/>
         </w:rPr>
         <w:t>@app.get("/api/roadmap/smart")</w:t>
       </w:r>
@@ -5833,9 +6313,11 @@
       </w:pPr>
       <w:r>
         <w:rPr>
-          <w:rFonts w:ascii="Consolas" w:hAnsi="Consolas"/>
-          <w:color w:val="1E293B"/>
-          <w:sz w:val="18"/>
+          <w:rFonts w:ascii="Times New Roman" w:hAnsi="Times New Roman" w:cs="Times New Roman"/>
+          <w:b w:val="0"/>
+          <w:i w:val="0"/>
+          <w:color w:val="1E293B"/>
+          <w:sz w:val="24"/>
         </w:rPr>
         <w:t>def get_smart_roadmap(employee_id: int, company: str = ""):</w:t>
       </w:r>
@@ -5847,9 +6329,11 @@
       </w:pPr>
       <w:r>
         <w:rPr>
-          <w:rFonts w:ascii="Consolas" w:hAnsi="Consolas"/>
-          <w:color w:val="1E293B"/>
-          <w:sz w:val="18"/>
+          <w:rFonts w:ascii="Times New Roman" w:hAnsi="Times New Roman" w:cs="Times New Roman"/>
+          <w:b w:val="0"/>
+          <w:i w:val="0"/>
+          <w:color w:val="1E293B"/>
+          <w:sz w:val="24"/>
         </w:rPr>
         <w:t xml:space="preserve">    roadmap = SmartRoadmapModel.get_current(employee_id, company)</w:t>
       </w:r>
@@ -5861,9 +6345,11 @@
       </w:pPr>
       <w:r>
         <w:rPr>
-          <w:rFonts w:ascii="Consolas" w:hAnsi="Consolas"/>
-          <w:color w:val="1E293B"/>
-          <w:sz w:val="18"/>
+          <w:rFonts w:ascii="Times New Roman" w:hAnsi="Times New Roman" w:cs="Times New Roman"/>
+          <w:b w:val="0"/>
+          <w:i w:val="0"/>
+          <w:color w:val="1E293B"/>
+          <w:sz w:val="24"/>
         </w:rPr>
         <w:t xml:space="preserve">    return {"success": True, "data": roadmap}</w:t>
       </w:r>
@@ -5875,9 +6361,11 @@
       </w:pPr>
       <w:r>
         <w:rPr>
-          <w:rFonts w:ascii="Consolas" w:hAnsi="Consolas"/>
-          <w:color w:val="1E293B"/>
-          <w:sz w:val="18"/>
+          <w:rFonts w:ascii="Times New Roman" w:hAnsi="Times New Roman" w:cs="Times New Roman"/>
+          <w:b w:val="0"/>
+          <w:i w:val="0"/>
+          <w:color w:val="1E293B"/>
+          <w:sz w:val="24"/>
         </w:rPr>
         <w:t xml:space="preserve"> </w:t>
       </w:r>
@@ -5889,9 +6377,11 @@
       </w:pPr>
       <w:r>
         <w:rPr>
-          <w:rFonts w:ascii="Consolas" w:hAnsi="Consolas"/>
-          <w:color w:val="1E293B"/>
-          <w:sz w:val="18"/>
+          <w:rFonts w:ascii="Times New Roman" w:hAnsi="Times New Roman" w:cs="Times New Roman"/>
+          <w:b w:val="0"/>
+          <w:i w:val="0"/>
+          <w:color w:val="1E293B"/>
+          <w:sz w:val="24"/>
         </w:rPr>
         <w:t>@app.post("/api/roadmap/smart/task/toggle")</w:t>
       </w:r>
@@ -5903,9 +6393,11 @@
       </w:pPr>
       <w:r>
         <w:rPr>
-          <w:rFonts w:ascii="Consolas" w:hAnsi="Consolas"/>
-          <w:color w:val="1E293B"/>
-          <w:sz w:val="18"/>
+          <w:rFonts w:ascii="Times New Roman" w:hAnsi="Times New Roman" w:cs="Times New Roman"/>
+          <w:b w:val="0"/>
+          <w:i w:val="0"/>
+          <w:color w:val="1E293B"/>
+          <w:sz w:val="24"/>
         </w:rPr>
         <w:t>async def toggle_smart_roadmap_task(request: Request):</w:t>
       </w:r>
@@ -5917,9 +6409,11 @@
       </w:pPr>
       <w:r>
         <w:rPr>
-          <w:rFonts w:ascii="Consolas" w:hAnsi="Consolas"/>
-          <w:color w:val="1E293B"/>
-          <w:sz w:val="18"/>
+          <w:rFonts w:ascii="Times New Roman" w:hAnsi="Times New Roman" w:cs="Times New Roman"/>
+          <w:b w:val="0"/>
+          <w:i w:val="0"/>
+          <w:color w:val="1E293B"/>
+          <w:sz w:val="24"/>
         </w:rPr>
         <w:t xml:space="preserve">    data = await request.json()</w:t>
       </w:r>
@@ -5931,9 +6425,11 @@
       </w:pPr>
       <w:r>
         <w:rPr>
-          <w:rFonts w:ascii="Consolas" w:hAnsi="Consolas"/>
-          <w:color w:val="1E293B"/>
-          <w:sz w:val="18"/>
+          <w:rFonts w:ascii="Times New Roman" w:hAnsi="Times New Roman" w:cs="Times New Roman"/>
+          <w:b w:val="0"/>
+          <w:i w:val="0"/>
+          <w:color w:val="1E293B"/>
+          <w:sz w:val="24"/>
         </w:rPr>
         <w:t xml:space="preserve">    result = SmartRoadmapModel.toggle_task(int(data.get("employee_id")), int(data.get("task_id")))</w:t>
       </w:r>
@@ -5945,9 +6441,11 @@
       </w:pPr>
       <w:r>
         <w:rPr>
-          <w:rFonts w:ascii="Consolas" w:hAnsi="Consolas"/>
-          <w:color w:val="1E293B"/>
-          <w:sz w:val="18"/>
+          <w:rFonts w:ascii="Times New Roman" w:hAnsi="Times New Roman" w:cs="Times New Roman"/>
+          <w:b w:val="0"/>
+          <w:i w:val="0"/>
+          <w:color w:val="1E293B"/>
+          <w:sz w:val="24"/>
         </w:rPr>
         <w:t xml:space="preserve">    return result</w:t>
       </w:r>
@@ -5959,9 +6457,11 @@
       </w:pPr>
       <w:r>
         <w:rPr>
-          <w:rFonts w:ascii="Consolas" w:hAnsi="Consolas"/>
-          <w:color w:val="1E293B"/>
-          <w:sz w:val="18"/>
+          <w:rFonts w:ascii="Times New Roman" w:hAnsi="Times New Roman" w:cs="Times New Roman"/>
+          <w:b w:val="0"/>
+          <w:i w:val="0"/>
+          <w:color w:val="1E293B"/>
+          <w:sz w:val="24"/>
         </w:rPr>
         <w:t xml:space="preserve"> </w:t>
       </w:r>
@@ -5973,23 +6473,4091 @@
       </w:pPr>
       <w:r>
         <w:rPr>
-          <w:rFonts w:ascii="Consolas" w:hAnsi="Consolas"/>
-          <w:color w:val="1E293B"/>
-          <w:sz w:val="18"/>
-        </w:rPr>
-        <w:t>@app.get("/api/resume/templates")</w:t>
-      </w:r>
-    </w:p>
-    <w:p>
-      <w:pPr>
-        <w:spacing w:before="0" w:after="0" w:line="240" w:lineRule="auto"/>
-        <w:jc w:val="left"/>
-      </w:pPr>
-      <w:r>
-        <w:rPr>
-          <w:rFonts w:ascii="Consolas" w:hAnsi="Consolas"/>
-          <w:color w:val="1E293B"/>
-          <w:sz w:val="18"/>
+          <w:rFonts w:ascii="Times New Roman" w:hAnsi="Times New Roman" w:cs="Times New Roman"/>
+          <w:b w:val="0"/>
+          <w:i w:val="0"/>
+          <w:color w:val="1E293B"/>
+          <w:sz w:val="24"/>
+        </w:rPr>
+        <w:t>@app.post("/api/ai-fluency/evaluate")</w:t>
+      </w:r>
+    </w:p>
+    <w:p>
+      <w:pPr>
+        <w:spacing w:before="0" w:after="0" w:line="240" w:lineRule="auto"/>
+        <w:jc w:val="left"/>
+      </w:pPr>
+      <w:r>
+        <w:rPr>
+          <w:rFonts w:ascii="Times New Roman" w:hAnsi="Times New Roman" w:cs="Times New Roman"/>
+          <w:b w:val="0"/>
+          <w:i w:val="0"/>
+          <w:color w:val="1E293B"/>
+          <w:sz w:val="24"/>
+        </w:rPr>
+        <w:t>async def evaluate_ai_fluency(request: Request):</w:t>
+      </w:r>
+    </w:p>
+    <w:p>
+      <w:pPr>
+        <w:spacing w:before="0" w:after="0" w:line="240" w:lineRule="auto"/>
+        <w:jc w:val="left"/>
+      </w:pPr>
+      <w:r>
+        <w:rPr>
+          <w:rFonts w:ascii="Times New Roman" w:hAnsi="Times New Roman" w:cs="Times New Roman"/>
+          <w:b w:val="0"/>
+          <w:i w:val="0"/>
+          <w:color w:val="1E293B"/>
+          <w:sz w:val="24"/>
+        </w:rPr>
+        <w:t xml:space="preserve">    data = await request.json()</w:t>
+      </w:r>
+    </w:p>
+    <w:p>
+      <w:pPr>
+        <w:spacing w:before="0" w:after="0" w:line="240" w:lineRule="auto"/>
+        <w:jc w:val="left"/>
+      </w:pPr>
+      <w:r>
+        <w:rPr>
+          <w:rFonts w:ascii="Times New Roman" w:hAnsi="Times New Roman" w:cs="Times New Roman"/>
+          <w:b w:val="0"/>
+          <w:i w:val="0"/>
+          <w:color w:val="1E293B"/>
+          <w:sz w:val="24"/>
+        </w:rPr>
+        <w:t xml:space="preserve">    return AIFluencyModel.evaluate_answer(</w:t>
+      </w:r>
+    </w:p>
+    <w:p>
+      <w:pPr>
+        <w:spacing w:before="0" w:after="0" w:line="240" w:lineRule="auto"/>
+        <w:jc w:val="left"/>
+      </w:pPr>
+      <w:r>
+        <w:rPr>
+          <w:rFonts w:ascii="Times New Roman" w:hAnsi="Times New Roman" w:cs="Times New Roman"/>
+          <w:b w:val="0"/>
+          <w:i w:val="0"/>
+          <w:color w:val="1E293B"/>
+          <w:sz w:val="24"/>
+        </w:rPr>
+        <w:t xml:space="preserve">        int(data.get("employee_id")),</w:t>
+      </w:r>
+    </w:p>
+    <w:p>
+      <w:pPr>
+        <w:spacing w:before="0" w:after="0" w:line="240" w:lineRule="auto"/>
+        <w:jc w:val="left"/>
+      </w:pPr>
+      <w:r>
+        <w:rPr>
+          <w:rFonts w:ascii="Times New Roman" w:hAnsi="Times New Roman" w:cs="Times New Roman"/>
+          <w:b w:val="0"/>
+          <w:i w:val="0"/>
+          <w:color w:val="1E293B"/>
+          <w:sz w:val="24"/>
+        </w:rPr>
+        <w:t xml:space="preserve">        data.get("question_id"),</w:t>
+      </w:r>
+    </w:p>
+    <w:p>
+      <w:pPr>
+        <w:spacing w:before="0" w:after="0" w:line="240" w:lineRule="auto"/>
+        <w:jc w:val="left"/>
+      </w:pPr>
+      <w:r>
+        <w:rPr>
+          <w:rFonts w:ascii="Times New Roman" w:hAnsi="Times New Roman" w:cs="Times New Roman"/>
+          <w:b w:val="0"/>
+          <w:i w:val="0"/>
+          <w:color w:val="1E293B"/>
+          <w:sz w:val="24"/>
+        </w:rPr>
+        <w:t xml:space="preserve">        data.get("candidate_answer", "")</w:t>
+      </w:r>
+    </w:p>
+    <w:p>
+      <w:pPr>
+        <w:spacing w:before="0" w:after="0" w:line="240" w:lineRule="auto"/>
+        <w:jc w:val="left"/>
+      </w:pPr>
+      <w:r>
+        <w:rPr>
+          <w:rFonts w:ascii="Times New Roman" w:hAnsi="Times New Roman" w:cs="Times New Roman"/>
+          <w:b w:val="0"/>
+          <w:i w:val="0"/>
+          <w:color w:val="1E293B"/>
+          <w:sz w:val="24"/>
+        </w:rPr>
+        <w:t xml:space="preserve">    )</w:t>
+      </w:r>
+    </w:p>
+    <w:p>
+      <w:pPr>
+        <w:spacing w:before="0" w:after="0" w:line="240" w:lineRule="auto"/>
+        <w:jc w:val="left"/>
+      </w:pPr>
+      <w:r>
+        <w:rPr>
+          <w:rFonts w:ascii="Times New Roman" w:hAnsi="Times New Roman" w:cs="Times New Roman"/>
+          <w:b w:val="0"/>
+          <w:i w:val="0"/>
+          <w:color w:val="1E293B"/>
+          <w:sz w:val="24"/>
+        </w:rPr>
+        <w:t xml:space="preserve"> </w:t>
+      </w:r>
+    </w:p>
+    <w:p>
+      <w:pPr>
+        <w:spacing w:before="0" w:after="0" w:line="240" w:lineRule="auto"/>
+        <w:jc w:val="left"/>
+      </w:pPr>
+      <w:r>
+        <w:rPr>
+          <w:rFonts w:ascii="Times New Roman" w:hAnsi="Times New Roman" w:cs="Times New Roman"/>
+          <w:b w:val="0"/>
+          <w:i w:val="0"/>
+          <w:color w:val="1E293B"/>
+          <w:sz w:val="24"/>
+        </w:rPr>
+        <w:t>@app.post("/api/answer-builder/analyze")</w:t>
+      </w:r>
+    </w:p>
+    <w:p>
+      <w:pPr>
+        <w:spacing w:before="0" w:after="0" w:line="240" w:lineRule="auto"/>
+        <w:jc w:val="left"/>
+      </w:pPr>
+      <w:r>
+        <w:rPr>
+          <w:rFonts w:ascii="Times New Roman" w:hAnsi="Times New Roman" w:cs="Times New Roman"/>
+          <w:b w:val="0"/>
+          <w:i w:val="0"/>
+          <w:color w:val="1E293B"/>
+          <w:sz w:val="24"/>
+        </w:rPr>
+        <w:t>async def analyze_structured_pitch(request: Request):</w:t>
+      </w:r>
+    </w:p>
+    <w:p>
+      <w:pPr>
+        <w:spacing w:before="0" w:after="0" w:line="240" w:lineRule="auto"/>
+        <w:jc w:val="left"/>
+      </w:pPr>
+      <w:r>
+        <w:rPr>
+          <w:rFonts w:ascii="Times New Roman" w:hAnsi="Times New Roman" w:cs="Times New Roman"/>
+          <w:b w:val="0"/>
+          <w:i w:val="0"/>
+          <w:color w:val="1E293B"/>
+          <w:sz w:val="24"/>
+        </w:rPr>
+        <w:t xml:space="preserve">    data = await request.json()</w:t>
+      </w:r>
+    </w:p>
+    <w:p>
+      <w:pPr>
+        <w:spacing w:before="0" w:after="0" w:line="240" w:lineRule="auto"/>
+        <w:jc w:val="left"/>
+      </w:pPr>
+      <w:r>
+        <w:rPr>
+          <w:rFonts w:ascii="Times New Roman" w:hAnsi="Times New Roman" w:cs="Times New Roman"/>
+          <w:b w:val="0"/>
+          <w:i w:val="0"/>
+          <w:color w:val="1E293B"/>
+          <w:sz w:val="24"/>
+        </w:rPr>
+        <w:t xml:space="preserve">    return StructuredAnswerModel.analyze(</w:t>
+      </w:r>
+    </w:p>
+    <w:p>
+      <w:pPr>
+        <w:spacing w:before="0" w:after="0" w:line="240" w:lineRule="auto"/>
+        <w:jc w:val="left"/>
+      </w:pPr>
+      <w:r>
+        <w:rPr>
+          <w:rFonts w:ascii="Times New Roman" w:hAnsi="Times New Roman" w:cs="Times New Roman"/>
+          <w:b w:val="0"/>
+          <w:i w:val="0"/>
+          <w:color w:val="1E293B"/>
+          <w:sz w:val="24"/>
+        </w:rPr>
+        <w:t xml:space="preserve">        employee_id=int(data.get("employee_id", 1)),</w:t>
+      </w:r>
+    </w:p>
+    <w:p>
+      <w:pPr>
+        <w:spacing w:before="0" w:after="0" w:line="240" w:lineRule="auto"/>
+        <w:jc w:val="left"/>
+      </w:pPr>
+      <w:r>
+        <w:rPr>
+          <w:rFonts w:ascii="Times New Roman" w:hAnsi="Times New Roman" w:cs="Times New Roman"/>
+          <w:b w:val="0"/>
+          <w:i w:val="0"/>
+          <w:color w:val="1E293B"/>
+          <w:sz w:val="24"/>
+        </w:rPr>
+        <w:t xml:space="preserve">        question_title=data.get("question_title", "Tell me about yourself"),</w:t>
+      </w:r>
+    </w:p>
+    <w:p>
+      <w:pPr>
+        <w:spacing w:before="0" w:after="0" w:line="240" w:lineRule="auto"/>
+        <w:jc w:val="left"/>
+      </w:pPr>
+      <w:r>
+        <w:rPr>
+          <w:rFonts w:ascii="Times New Roman" w:hAnsi="Times New Roman" w:cs="Times New Roman"/>
+          <w:b w:val="0"/>
+          <w:i w:val="0"/>
+          <w:color w:val="1E293B"/>
+          <w:sz w:val="24"/>
+        </w:rPr>
+        <w:t xml:space="preserve">        present_text=data.get("present_text", ""),</w:t>
+      </w:r>
+    </w:p>
+    <w:p>
+      <w:pPr>
+        <w:spacing w:before="0" w:after="0" w:line="240" w:lineRule="auto"/>
+        <w:jc w:val="left"/>
+      </w:pPr>
+      <w:r>
+        <w:rPr>
+          <w:rFonts w:ascii="Times New Roman" w:hAnsi="Times New Roman" w:cs="Times New Roman"/>
+          <w:b w:val="0"/>
+          <w:i w:val="0"/>
+          <w:color w:val="1E293B"/>
+          <w:sz w:val="24"/>
+        </w:rPr>
+        <w:t xml:space="preserve">        past_text=data.get("past_text", ""),</w:t>
+      </w:r>
+    </w:p>
+    <w:p>
+      <w:pPr>
+        <w:spacing w:before="0" w:after="0" w:line="240" w:lineRule="auto"/>
+        <w:jc w:val="left"/>
+      </w:pPr>
+      <w:r>
+        <w:rPr>
+          <w:rFonts w:ascii="Times New Roman" w:hAnsi="Times New Roman" w:cs="Times New Roman"/>
+          <w:b w:val="0"/>
+          <w:i w:val="0"/>
+          <w:color w:val="1E293B"/>
+          <w:sz w:val="24"/>
+        </w:rPr>
+        <w:t xml:space="preserve">        future_text=data.get("future_text", "")</w:t>
+      </w:r>
+    </w:p>
+    <w:p>
+      <w:pPr>
+        <w:spacing w:before="0" w:after="0" w:line="240" w:lineRule="auto"/>
+        <w:jc w:val="left"/>
+      </w:pPr>
+      <w:r>
+        <w:rPr>
+          <w:rFonts w:ascii="Times New Roman" w:hAnsi="Times New Roman" w:cs="Times New Roman"/>
+          <w:b w:val="0"/>
+          <w:i w:val="0"/>
+          <w:color w:val="1E293B"/>
+          <w:sz w:val="24"/>
+        </w:rPr>
+        <w:t xml:space="preserve">    )</w:t>
+      </w:r>
+    </w:p>
+    <w:p>
+      <w:pPr>
+        <w:spacing w:before="0" w:after="0" w:line="240" w:lineRule="auto"/>
+        <w:jc w:val="left"/>
+      </w:pPr>
+      <w:r>
+        <w:rPr>
+          <w:rFonts w:ascii="Times New Roman" w:hAnsi="Times New Roman" w:cs="Times New Roman"/>
+          <w:b w:val="0"/>
+          <w:i w:val="0"/>
+          <w:color w:val="1E293B"/>
+          <w:sz w:val="24"/>
+        </w:rPr>
+        <w:t xml:space="preserve"> </w:t>
+      </w:r>
+    </w:p>
+    <w:p>
+      <w:pPr>
+        <w:spacing w:before="0" w:after="0" w:line="240" w:lineRule="auto"/>
+        <w:jc w:val="left"/>
+      </w:pPr>
+      <w:r>
+        <w:rPr>
+          <w:rFonts w:ascii="Times New Roman" w:hAnsi="Times New Roman" w:cs="Times New Roman"/>
+          <w:b w:val="0"/>
+          <w:i w:val="0"/>
+          <w:color w:val="1E293B"/>
+          <w:sz w:val="24"/>
+        </w:rPr>
+        <w:t>@app.get("/api/notice-plan/active")</w:t>
+      </w:r>
+    </w:p>
+    <w:p>
+      <w:pPr>
+        <w:spacing w:before="0" w:after="0" w:line="240" w:lineRule="auto"/>
+        <w:jc w:val="left"/>
+      </w:pPr>
+      <w:r>
+        <w:rPr>
+          <w:rFonts w:ascii="Times New Roman" w:hAnsi="Times New Roman" w:cs="Times New Roman"/>
+          <w:b w:val="0"/>
+          <w:i w:val="0"/>
+          <w:color w:val="1E293B"/>
+          <w:sz w:val="24"/>
+        </w:rPr>
+        <w:t>def get_active_notice_plan(employee_id: int):</w:t>
+      </w:r>
+    </w:p>
+    <w:p>
+      <w:pPr>
+        <w:spacing w:before="0" w:after="0" w:line="240" w:lineRule="auto"/>
+        <w:jc w:val="left"/>
+      </w:pPr>
+      <w:r>
+        <w:rPr>
+          <w:rFonts w:ascii="Times New Roman" w:hAnsi="Times New Roman" w:cs="Times New Roman"/>
+          <w:b w:val="0"/>
+          <w:i w:val="0"/>
+          <w:color w:val="1E293B"/>
+          <w:sz w:val="24"/>
+        </w:rPr>
+        <w:t xml:space="preserve">    plan = NoticePlanModel.get_active_plan(employee_id)</w:t>
+      </w:r>
+    </w:p>
+    <w:p>
+      <w:pPr>
+        <w:spacing w:before="0" w:after="0" w:line="240" w:lineRule="auto"/>
+        <w:jc w:val="left"/>
+      </w:pPr>
+      <w:r>
+        <w:rPr>
+          <w:rFonts w:ascii="Times New Roman" w:hAnsi="Times New Roman" w:cs="Times New Roman"/>
+          <w:b w:val="0"/>
+          <w:i w:val="0"/>
+          <w:color w:val="1E293B"/>
+          <w:sz w:val="24"/>
+        </w:rPr>
+        <w:t xml:space="preserve">    return {"success": True, "data": plan}</w:t>
+      </w:r>
+    </w:p>
+    <w:p>
+      <w:pPr>
+        <w:spacing w:before="240" w:after="60" w:line="276" w:lineRule="auto"/>
+        <w:jc w:val="left"/>
+      </w:pPr>
+      <w:r>
+        <w:rPr>
+          <w:rFonts w:ascii="Times New Roman" w:hAnsi="Times New Roman" w:cs="Times New Roman"/>
+          <w:b/>
+          <w:i w:val="0"/>
+          <w:color w:val="111827"/>
+          <w:sz w:val="24"/>
+        </w:rPr>
+        <w:t>14.3 Secure Authentication &amp; Role-Based Access (backend/routes/auth.py)</w:t>
+      </w:r>
+    </w:p>
+    <w:p>
+      <w:pPr>
+        <w:spacing w:before="0" w:after="0" w:line="240" w:lineRule="auto"/>
+        <w:jc w:val="left"/>
+      </w:pPr>
+      <w:r>
+        <w:rPr>
+          <w:rFonts w:ascii="Times New Roman" w:hAnsi="Times New Roman" w:cs="Times New Roman"/>
+          <w:b w:val="0"/>
+          <w:i w:val="0"/>
+          <w:color w:val="1E293B"/>
+          <w:sz w:val="24"/>
+        </w:rPr>
+        <w:t>import hashlib, secrets</w:t>
+      </w:r>
+    </w:p>
+    <w:p>
+      <w:pPr>
+        <w:spacing w:before="0" w:after="0" w:line="240" w:lineRule="auto"/>
+        <w:jc w:val="left"/>
+      </w:pPr>
+      <w:r>
+        <w:rPr>
+          <w:rFonts w:ascii="Times New Roman" w:hAnsi="Times New Roman" w:cs="Times New Roman"/>
+          <w:b w:val="0"/>
+          <w:i w:val="0"/>
+          <w:color w:val="1E293B"/>
+          <w:sz w:val="24"/>
+        </w:rPr>
+        <w:t>from flask import Blueprint, request, jsonify</w:t>
+      </w:r>
+    </w:p>
+    <w:p>
+      <w:pPr>
+        <w:spacing w:before="0" w:after="0" w:line="240" w:lineRule="auto"/>
+        <w:jc w:val="left"/>
+      </w:pPr>
+      <w:r>
+        <w:rPr>
+          <w:rFonts w:ascii="Times New Roman" w:hAnsi="Times New Roman" w:cs="Times New Roman"/>
+          <w:b w:val="0"/>
+          <w:i w:val="0"/>
+          <w:color w:val="1E293B"/>
+          <w:sz w:val="24"/>
+        </w:rPr>
+        <w:t>from backend.database import get_db</w:t>
+      </w:r>
+    </w:p>
+    <w:p>
+      <w:pPr>
+        <w:spacing w:before="0" w:after="0" w:line="240" w:lineRule="auto"/>
+        <w:jc w:val="left"/>
+      </w:pPr>
+      <w:r>
+        <w:rPr>
+          <w:rFonts w:ascii="Times New Roman" w:hAnsi="Times New Roman" w:cs="Times New Roman"/>
+          <w:b w:val="0"/>
+          <w:i w:val="0"/>
+          <w:color w:val="1E293B"/>
+          <w:sz w:val="24"/>
+        </w:rPr>
+        <w:t xml:space="preserve"> </w:t>
+      </w:r>
+    </w:p>
+    <w:p>
+      <w:pPr>
+        <w:spacing w:before="0" w:after="0" w:line="240" w:lineRule="auto"/>
+        <w:jc w:val="left"/>
+      </w:pPr>
+      <w:r>
+        <w:rPr>
+          <w:rFonts w:ascii="Times New Roman" w:hAnsi="Times New Roman" w:cs="Times New Roman"/>
+          <w:b w:val="0"/>
+          <w:i w:val="0"/>
+          <w:color w:val="1E293B"/>
+          <w:sz w:val="24"/>
+        </w:rPr>
+        <w:t>auth_bp = Blueprint("auth", __name__)</w:t>
+      </w:r>
+    </w:p>
+    <w:p>
+      <w:pPr>
+        <w:spacing w:before="0" w:after="0" w:line="240" w:lineRule="auto"/>
+        <w:jc w:val="left"/>
+      </w:pPr>
+      <w:r>
+        <w:rPr>
+          <w:rFonts w:ascii="Times New Roman" w:hAnsi="Times New Roman" w:cs="Times New Roman"/>
+          <w:b w:val="0"/>
+          <w:i w:val="0"/>
+          <w:color w:val="1E293B"/>
+          <w:sz w:val="24"/>
+        </w:rPr>
+        <w:t xml:space="preserve"> </w:t>
+      </w:r>
+    </w:p>
+    <w:p>
+      <w:pPr>
+        <w:spacing w:before="0" w:after="0" w:line="240" w:lineRule="auto"/>
+        <w:jc w:val="left"/>
+      </w:pPr>
+      <w:r>
+        <w:rPr>
+          <w:rFonts w:ascii="Times New Roman" w:hAnsi="Times New Roman" w:cs="Times New Roman"/>
+          <w:b w:val="0"/>
+          <w:i w:val="0"/>
+          <w:color w:val="1E293B"/>
+          <w:sz w:val="24"/>
+        </w:rPr>
+        <w:t>def hash_password(password: str) -&gt; str:</w:t>
+      </w:r>
+    </w:p>
+    <w:p>
+      <w:pPr>
+        <w:spacing w:before="0" w:after="0" w:line="240" w:lineRule="auto"/>
+        <w:jc w:val="left"/>
+      </w:pPr>
+      <w:r>
+        <w:rPr>
+          <w:rFonts w:ascii="Times New Roman" w:hAnsi="Times New Roman" w:cs="Times New Roman"/>
+          <w:b w:val="0"/>
+          <w:i w:val="0"/>
+          <w:color w:val="1E293B"/>
+          <w:sz w:val="24"/>
+        </w:rPr>
+        <w:t xml:space="preserve">    return hashlib.sha256(password.encode("utf-8")).hexdigest()</w:t>
+      </w:r>
+    </w:p>
+    <w:p>
+      <w:pPr>
+        <w:spacing w:before="0" w:after="0" w:line="240" w:lineRule="auto"/>
+        <w:jc w:val="left"/>
+      </w:pPr>
+      <w:r>
+        <w:rPr>
+          <w:rFonts w:ascii="Times New Roman" w:hAnsi="Times New Roman" w:cs="Times New Roman"/>
+          <w:b w:val="0"/>
+          <w:i w:val="0"/>
+          <w:color w:val="1E293B"/>
+          <w:sz w:val="24"/>
+        </w:rPr>
+        <w:t xml:space="preserve"> </w:t>
+      </w:r>
+    </w:p>
+    <w:p>
+      <w:pPr>
+        <w:spacing w:before="0" w:after="0" w:line="240" w:lineRule="auto"/>
+        <w:jc w:val="left"/>
+      </w:pPr>
+      <w:r>
+        <w:rPr>
+          <w:rFonts w:ascii="Times New Roman" w:hAnsi="Times New Roman" w:cs="Times New Roman"/>
+          <w:b w:val="0"/>
+          <w:i w:val="0"/>
+          <w:color w:val="1E293B"/>
+          <w:sz w:val="24"/>
+        </w:rPr>
+        <w:t>@auth_bp.route("/api/auth/register", methods=["POST"])</w:t>
+      </w:r>
+    </w:p>
+    <w:p>
+      <w:pPr>
+        <w:spacing w:before="0" w:after="0" w:line="240" w:lineRule="auto"/>
+        <w:jc w:val="left"/>
+      </w:pPr>
+      <w:r>
+        <w:rPr>
+          <w:rFonts w:ascii="Times New Roman" w:hAnsi="Times New Roman" w:cs="Times New Roman"/>
+          <w:b w:val="0"/>
+          <w:i w:val="0"/>
+          <w:color w:val="1E293B"/>
+          <w:sz w:val="24"/>
+        </w:rPr>
+        <w:t>def register():</w:t>
+      </w:r>
+    </w:p>
+    <w:p>
+      <w:pPr>
+        <w:spacing w:before="0" w:after="0" w:line="240" w:lineRule="auto"/>
+        <w:jc w:val="left"/>
+      </w:pPr>
+      <w:r>
+        <w:rPr>
+          <w:rFonts w:ascii="Times New Roman" w:hAnsi="Times New Roman" w:cs="Times New Roman"/>
+          <w:b w:val="0"/>
+          <w:i w:val="0"/>
+          <w:color w:val="1E293B"/>
+          <w:sz w:val="24"/>
+        </w:rPr>
+        <w:t xml:space="preserve">    data = request.get_json() or {}</w:t>
+      </w:r>
+    </w:p>
+    <w:p>
+      <w:pPr>
+        <w:spacing w:before="0" w:after="0" w:line="240" w:lineRule="auto"/>
+        <w:jc w:val="left"/>
+      </w:pPr>
+      <w:r>
+        <w:rPr>
+          <w:rFonts w:ascii="Times New Roman" w:hAnsi="Times New Roman" w:cs="Times New Roman"/>
+          <w:b w:val="0"/>
+          <w:i w:val="0"/>
+          <w:color w:val="1E293B"/>
+          <w:sz w:val="24"/>
+        </w:rPr>
+        <w:t xml:space="preserve">    name, email, password = data.get("name"), data.get("email"), data.get("password")</w:t>
+      </w:r>
+    </w:p>
+    <w:p>
+      <w:pPr>
+        <w:spacing w:before="0" w:after="0" w:line="240" w:lineRule="auto"/>
+        <w:jc w:val="left"/>
+      </w:pPr>
+      <w:r>
+        <w:rPr>
+          <w:rFonts w:ascii="Times New Roman" w:hAnsi="Times New Roman" w:cs="Times New Roman"/>
+          <w:b w:val="0"/>
+          <w:i w:val="0"/>
+          <w:color w:val="1E293B"/>
+          <w:sz w:val="24"/>
+        </w:rPr>
+        <w:t xml:space="preserve">    if not name or not email or not password:</w:t>
+      </w:r>
+    </w:p>
+    <w:p>
+      <w:pPr>
+        <w:spacing w:before="0" w:after="0" w:line="240" w:lineRule="auto"/>
+        <w:jc w:val="left"/>
+      </w:pPr>
+      <w:r>
+        <w:rPr>
+          <w:rFonts w:ascii="Times New Roman" w:hAnsi="Times New Roman" w:cs="Times New Roman"/>
+          <w:b w:val="0"/>
+          <w:i w:val="0"/>
+          <w:color w:val="1E293B"/>
+          <w:sz w:val="24"/>
+        </w:rPr>
+        <w:t xml:space="preserve">        return jsonify({"success": False, "message": "All fields required"}), 400</w:t>
+      </w:r>
+    </w:p>
+    <w:p>
+      <w:pPr>
+        <w:spacing w:before="0" w:after="0" w:line="240" w:lineRule="auto"/>
+        <w:jc w:val="left"/>
+      </w:pPr>
+      <w:r>
+        <w:rPr>
+          <w:rFonts w:ascii="Times New Roman" w:hAnsi="Times New Roman" w:cs="Times New Roman"/>
+          <w:b w:val="0"/>
+          <w:i w:val="0"/>
+          <w:color w:val="1E293B"/>
+          <w:sz w:val="24"/>
+        </w:rPr>
+        <w:t xml:space="preserve"> </w:t>
+      </w:r>
+    </w:p>
+    <w:p>
+      <w:pPr>
+        <w:spacing w:before="0" w:after="0" w:line="240" w:lineRule="auto"/>
+        <w:jc w:val="left"/>
+      </w:pPr>
+      <w:r>
+        <w:rPr>
+          <w:rFonts w:ascii="Times New Roman" w:hAnsi="Times New Roman" w:cs="Times New Roman"/>
+          <w:b w:val="0"/>
+          <w:i w:val="0"/>
+          <w:color w:val="1E293B"/>
+          <w:sz w:val="24"/>
+        </w:rPr>
+        <w:t xml:space="preserve">    conn = get_db()</w:t>
+      </w:r>
+    </w:p>
+    <w:p>
+      <w:pPr>
+        <w:spacing w:before="0" w:after="0" w:line="240" w:lineRule="auto"/>
+        <w:jc w:val="left"/>
+      </w:pPr>
+      <w:r>
+        <w:rPr>
+          <w:rFonts w:ascii="Times New Roman" w:hAnsi="Times New Roman" w:cs="Times New Roman"/>
+          <w:b w:val="0"/>
+          <w:i w:val="0"/>
+          <w:color w:val="1E293B"/>
+          <w:sz w:val="24"/>
+        </w:rPr>
+        <w:t xml:space="preserve">    cursor = conn.cursor()</w:t>
+      </w:r>
+    </w:p>
+    <w:p>
+      <w:pPr>
+        <w:spacing w:before="0" w:after="0" w:line="240" w:lineRule="auto"/>
+        <w:jc w:val="left"/>
+      </w:pPr>
+      <w:r>
+        <w:rPr>
+          <w:rFonts w:ascii="Times New Roman" w:hAnsi="Times New Roman" w:cs="Times New Roman"/>
+          <w:b w:val="0"/>
+          <w:i w:val="0"/>
+          <w:color w:val="1E293B"/>
+          <w:sz w:val="24"/>
+        </w:rPr>
+        <w:t xml:space="preserve">    cursor.execute("SELECT id FROM employees WHERE email = ?", (email,))</w:t>
+      </w:r>
+    </w:p>
+    <w:p>
+      <w:pPr>
+        <w:spacing w:before="0" w:after="0" w:line="240" w:lineRule="auto"/>
+        <w:jc w:val="left"/>
+      </w:pPr>
+      <w:r>
+        <w:rPr>
+          <w:rFonts w:ascii="Times New Roman" w:hAnsi="Times New Roman" w:cs="Times New Roman"/>
+          <w:b w:val="0"/>
+          <w:i w:val="0"/>
+          <w:color w:val="1E293B"/>
+          <w:sz w:val="24"/>
+        </w:rPr>
+        <w:t xml:space="preserve">    if cursor.fetchone():</w:t>
+      </w:r>
+    </w:p>
+    <w:p>
+      <w:pPr>
+        <w:spacing w:before="0" w:after="0" w:line="240" w:lineRule="auto"/>
+        <w:jc w:val="left"/>
+      </w:pPr>
+      <w:r>
+        <w:rPr>
+          <w:rFonts w:ascii="Times New Roman" w:hAnsi="Times New Roman" w:cs="Times New Roman"/>
+          <w:b w:val="0"/>
+          <w:i w:val="0"/>
+          <w:color w:val="1E293B"/>
+          <w:sz w:val="24"/>
+        </w:rPr>
+        <w:t xml:space="preserve">        return jsonify({"success": False, "message": "Email already registered"}), 409</w:t>
+      </w:r>
+    </w:p>
+    <w:p>
+      <w:pPr>
+        <w:spacing w:before="0" w:after="0" w:line="240" w:lineRule="auto"/>
+        <w:jc w:val="left"/>
+      </w:pPr>
+      <w:r>
+        <w:rPr>
+          <w:rFonts w:ascii="Times New Roman" w:hAnsi="Times New Roman" w:cs="Times New Roman"/>
+          <w:b w:val="0"/>
+          <w:i w:val="0"/>
+          <w:color w:val="1E293B"/>
+          <w:sz w:val="24"/>
+        </w:rPr>
+        <w:t xml:space="preserve"> </w:t>
+      </w:r>
+    </w:p>
+    <w:p>
+      <w:pPr>
+        <w:spacing w:before="0" w:after="0" w:line="240" w:lineRule="auto"/>
+        <w:jc w:val="left"/>
+      </w:pPr>
+      <w:r>
+        <w:rPr>
+          <w:rFonts w:ascii="Times New Roman" w:hAnsi="Times New Roman" w:cs="Times New Roman"/>
+          <w:b w:val="0"/>
+          <w:i w:val="0"/>
+          <w:color w:val="1E293B"/>
+          <w:sz w:val="24"/>
+        </w:rPr>
+        <w:t xml:space="preserve">    cursor.execute(</w:t>
+      </w:r>
+    </w:p>
+    <w:p>
+      <w:pPr>
+        <w:spacing w:before="0" w:after="0" w:line="240" w:lineRule="auto"/>
+        <w:jc w:val="left"/>
+      </w:pPr>
+      <w:r>
+        <w:rPr>
+          <w:rFonts w:ascii="Times New Roman" w:hAnsi="Times New Roman" w:cs="Times New Roman"/>
+          <w:b w:val="0"/>
+          <w:i w:val="0"/>
+          <w:color w:val="1E293B"/>
+          <w:sz w:val="24"/>
+        </w:rPr>
+        <w:t xml:space="preserve">        """INSERT INTO employees (name, email, password, qualification, skills, experience, job_role, target_company)</w:t>
+      </w:r>
+    </w:p>
+    <w:p>
+      <w:pPr>
+        <w:spacing w:before="0" w:after="0" w:line="240" w:lineRule="auto"/>
+        <w:jc w:val="left"/>
+      </w:pPr>
+      <w:r>
+        <w:rPr>
+          <w:rFonts w:ascii="Times New Roman" w:hAnsi="Times New Roman" w:cs="Times New Roman"/>
+          <w:b w:val="0"/>
+          <w:i w:val="0"/>
+          <w:color w:val="1E293B"/>
+          <w:sz w:val="24"/>
+        </w:rPr>
+        <w:t xml:space="preserve">           VALUES (?, ?, ?, ?, ?, ?, ?, ?)""",</w:t>
+      </w:r>
+    </w:p>
+    <w:p>
+      <w:pPr>
+        <w:spacing w:before="0" w:after="0" w:line="240" w:lineRule="auto"/>
+        <w:jc w:val="left"/>
+      </w:pPr>
+      <w:r>
+        <w:rPr>
+          <w:rFonts w:ascii="Times New Roman" w:hAnsi="Times New Roman" w:cs="Times New Roman"/>
+          <w:b w:val="0"/>
+          <w:i w:val="0"/>
+          <w:color w:val="1E293B"/>
+          <w:sz w:val="24"/>
+        </w:rPr>
+        <w:t xml:space="preserve">        (name, email, hash_password(password), data.get("qualification", "B.Tech CSE"),</w:t>
+      </w:r>
+    </w:p>
+    <w:p>
+      <w:pPr>
+        <w:spacing w:before="0" w:after="0" w:line="240" w:lineRule="auto"/>
+        <w:jc w:val="left"/>
+      </w:pPr>
+      <w:r>
+        <w:rPr>
+          <w:rFonts w:ascii="Times New Roman" w:hAnsi="Times New Roman" w:cs="Times New Roman"/>
+          <w:b w:val="0"/>
+          <w:i w:val="0"/>
+          <w:color w:val="1E293B"/>
+          <w:sz w:val="24"/>
+        </w:rPr>
+        <w:t xml:space="preserve">         data.get("skills", "Python, SQL, DSA"), data.get("experience", "Fresher"),</w:t>
+      </w:r>
+    </w:p>
+    <w:p>
+      <w:pPr>
+        <w:spacing w:before="0" w:after="0" w:line="240" w:lineRule="auto"/>
+        <w:jc w:val="left"/>
+      </w:pPr>
+      <w:r>
+        <w:rPr>
+          <w:rFonts w:ascii="Times New Roman" w:hAnsi="Times New Roman" w:cs="Times New Roman"/>
+          <w:b w:val="0"/>
+          <w:i w:val="0"/>
+          <w:color w:val="1E293B"/>
+          <w:sz w:val="24"/>
+        </w:rPr>
+        <w:t xml:space="preserve">         data.get("job_role", "Software Engineer"), data.get("target_company", "TCS"))</w:t>
+      </w:r>
+    </w:p>
+    <w:p>
+      <w:pPr>
+        <w:spacing w:before="0" w:after="0" w:line="240" w:lineRule="auto"/>
+        <w:jc w:val="left"/>
+      </w:pPr>
+      <w:r>
+        <w:rPr>
+          <w:rFonts w:ascii="Times New Roman" w:hAnsi="Times New Roman" w:cs="Times New Roman"/>
+          <w:b w:val="0"/>
+          <w:i w:val="0"/>
+          <w:color w:val="1E293B"/>
+          <w:sz w:val="24"/>
+        </w:rPr>
+        <w:t xml:space="preserve">    )</w:t>
+      </w:r>
+    </w:p>
+    <w:p>
+      <w:pPr>
+        <w:spacing w:before="0" w:after="0" w:line="240" w:lineRule="auto"/>
+        <w:jc w:val="left"/>
+      </w:pPr>
+      <w:r>
+        <w:rPr>
+          <w:rFonts w:ascii="Times New Roman" w:hAnsi="Times New Roman" w:cs="Times New Roman"/>
+          <w:b w:val="0"/>
+          <w:i w:val="0"/>
+          <w:color w:val="1E293B"/>
+          <w:sz w:val="24"/>
+        </w:rPr>
+        <w:t xml:space="preserve">    conn.commit()</w:t>
+      </w:r>
+    </w:p>
+    <w:p>
+      <w:pPr>
+        <w:spacing w:before="0" w:after="0" w:line="240" w:lineRule="auto"/>
+        <w:jc w:val="left"/>
+      </w:pPr>
+      <w:r>
+        <w:rPr>
+          <w:rFonts w:ascii="Times New Roman" w:hAnsi="Times New Roman" w:cs="Times New Roman"/>
+          <w:b w:val="0"/>
+          <w:i w:val="0"/>
+          <w:color w:val="1E293B"/>
+          <w:sz w:val="24"/>
+        </w:rPr>
+        <w:t xml:space="preserve">    return jsonify({"success": True, "message": "Registration successful"}), 201</w:t>
+      </w:r>
+    </w:p>
+    <w:p>
+      <w:pPr>
+        <w:spacing w:before="0" w:after="0" w:line="240" w:lineRule="auto"/>
+        <w:jc w:val="left"/>
+      </w:pPr>
+      <w:r>
+        <w:rPr>
+          <w:rFonts w:ascii="Times New Roman" w:hAnsi="Times New Roman" w:cs="Times New Roman"/>
+          <w:b w:val="0"/>
+          <w:i w:val="0"/>
+          <w:color w:val="1E293B"/>
+          <w:sz w:val="24"/>
+        </w:rPr>
+        <w:t xml:space="preserve"> </w:t>
+      </w:r>
+    </w:p>
+    <w:p>
+      <w:pPr>
+        <w:spacing w:before="0" w:after="0" w:line="240" w:lineRule="auto"/>
+        <w:jc w:val="left"/>
+      </w:pPr>
+      <w:r>
+        <w:rPr>
+          <w:rFonts w:ascii="Times New Roman" w:hAnsi="Times New Roman" w:cs="Times New Roman"/>
+          <w:b w:val="0"/>
+          <w:i w:val="0"/>
+          <w:color w:val="1E293B"/>
+          <w:sz w:val="24"/>
+        </w:rPr>
+        <w:t>@auth_bp.route("/api/auth/login", methods=["POST"])</w:t>
+      </w:r>
+    </w:p>
+    <w:p>
+      <w:pPr>
+        <w:spacing w:before="0" w:after="0" w:line="240" w:lineRule="auto"/>
+        <w:jc w:val="left"/>
+      </w:pPr>
+      <w:r>
+        <w:rPr>
+          <w:rFonts w:ascii="Times New Roman" w:hAnsi="Times New Roman" w:cs="Times New Roman"/>
+          <w:b w:val="0"/>
+          <w:i w:val="0"/>
+          <w:color w:val="1E293B"/>
+          <w:sz w:val="24"/>
+        </w:rPr>
+        <w:t>def login():</w:t>
+      </w:r>
+    </w:p>
+    <w:p>
+      <w:pPr>
+        <w:spacing w:before="0" w:after="0" w:line="240" w:lineRule="auto"/>
+        <w:jc w:val="left"/>
+      </w:pPr>
+      <w:r>
+        <w:rPr>
+          <w:rFonts w:ascii="Times New Roman" w:hAnsi="Times New Roman" w:cs="Times New Roman"/>
+          <w:b w:val="0"/>
+          <w:i w:val="0"/>
+          <w:color w:val="1E293B"/>
+          <w:sz w:val="24"/>
+        </w:rPr>
+        <w:t xml:space="preserve">    data = request.get_json() or {}</w:t>
+      </w:r>
+    </w:p>
+    <w:p>
+      <w:pPr>
+        <w:spacing w:before="0" w:after="0" w:line="240" w:lineRule="auto"/>
+        <w:jc w:val="left"/>
+      </w:pPr>
+      <w:r>
+        <w:rPr>
+          <w:rFonts w:ascii="Times New Roman" w:hAnsi="Times New Roman" w:cs="Times New Roman"/>
+          <w:b w:val="0"/>
+          <w:i w:val="0"/>
+          <w:color w:val="1E293B"/>
+          <w:sz w:val="24"/>
+        </w:rPr>
+        <w:t xml:space="preserve">    email, password = data.get("email"), data.get("password")</w:t>
+      </w:r>
+    </w:p>
+    <w:p>
+      <w:pPr>
+        <w:spacing w:before="0" w:after="0" w:line="240" w:lineRule="auto"/>
+        <w:jc w:val="left"/>
+      </w:pPr>
+      <w:r>
+        <w:rPr>
+          <w:rFonts w:ascii="Times New Roman" w:hAnsi="Times New Roman" w:cs="Times New Roman"/>
+          <w:b w:val="0"/>
+          <w:i w:val="0"/>
+          <w:color w:val="1E293B"/>
+          <w:sz w:val="24"/>
+        </w:rPr>
+        <w:t xml:space="preserve">    conn = get_db()</w:t>
+      </w:r>
+    </w:p>
+    <w:p>
+      <w:pPr>
+        <w:spacing w:before="0" w:after="0" w:line="240" w:lineRule="auto"/>
+        <w:jc w:val="left"/>
+      </w:pPr>
+      <w:r>
+        <w:rPr>
+          <w:rFonts w:ascii="Times New Roman" w:hAnsi="Times New Roman" w:cs="Times New Roman"/>
+          <w:b w:val="0"/>
+          <w:i w:val="0"/>
+          <w:color w:val="1E293B"/>
+          <w:sz w:val="24"/>
+        </w:rPr>
+        <w:t xml:space="preserve">    cursor = conn.cursor()</w:t>
+      </w:r>
+    </w:p>
+    <w:p>
+      <w:pPr>
+        <w:spacing w:before="0" w:after="0" w:line="240" w:lineRule="auto"/>
+        <w:jc w:val="left"/>
+      </w:pPr>
+      <w:r>
+        <w:rPr>
+          <w:rFonts w:ascii="Times New Roman" w:hAnsi="Times New Roman" w:cs="Times New Roman"/>
+          <w:b w:val="0"/>
+          <w:i w:val="0"/>
+          <w:color w:val="1E293B"/>
+          <w:sz w:val="24"/>
+        </w:rPr>
+        <w:t xml:space="preserve">    cursor.execute("SELECT id, name, email, password, is_admin FROM employees WHERE email = ?", (email,))</w:t>
+      </w:r>
+    </w:p>
+    <w:p>
+      <w:pPr>
+        <w:spacing w:before="0" w:after="0" w:line="240" w:lineRule="auto"/>
+        <w:jc w:val="left"/>
+      </w:pPr>
+      <w:r>
+        <w:rPr>
+          <w:rFonts w:ascii="Times New Roman" w:hAnsi="Times New Roman" w:cs="Times New Roman"/>
+          <w:b w:val="0"/>
+          <w:i w:val="0"/>
+          <w:color w:val="1E293B"/>
+          <w:sz w:val="24"/>
+        </w:rPr>
+        <w:t xml:space="preserve">    user = cursor.fetchone()</w:t>
+      </w:r>
+    </w:p>
+    <w:p>
+      <w:pPr>
+        <w:spacing w:before="0" w:after="0" w:line="240" w:lineRule="auto"/>
+        <w:jc w:val="left"/>
+      </w:pPr>
+      <w:r>
+        <w:rPr>
+          <w:rFonts w:ascii="Times New Roman" w:hAnsi="Times New Roman" w:cs="Times New Roman"/>
+          <w:b w:val="0"/>
+          <w:i w:val="0"/>
+          <w:color w:val="1E293B"/>
+          <w:sz w:val="24"/>
+        </w:rPr>
+        <w:t xml:space="preserve">    if not user or user["password"] != hash_password(password):</w:t>
+      </w:r>
+    </w:p>
+    <w:p>
+      <w:pPr>
+        <w:spacing w:before="0" w:after="0" w:line="240" w:lineRule="auto"/>
+        <w:jc w:val="left"/>
+      </w:pPr>
+      <w:r>
+        <w:rPr>
+          <w:rFonts w:ascii="Times New Roman" w:hAnsi="Times New Roman" w:cs="Times New Roman"/>
+          <w:b w:val="0"/>
+          <w:i w:val="0"/>
+          <w:color w:val="1E293B"/>
+          <w:sz w:val="24"/>
+        </w:rPr>
+        <w:t xml:space="preserve">        return jsonify({"success": False, "message": "Invalid email or password"}), 401</w:t>
+      </w:r>
+    </w:p>
+    <w:p>
+      <w:pPr>
+        <w:spacing w:before="0" w:after="0" w:line="240" w:lineRule="auto"/>
+        <w:jc w:val="left"/>
+      </w:pPr>
+      <w:r>
+        <w:rPr>
+          <w:rFonts w:ascii="Times New Roman" w:hAnsi="Times New Roman" w:cs="Times New Roman"/>
+          <w:b w:val="0"/>
+          <w:i w:val="0"/>
+          <w:color w:val="1E293B"/>
+          <w:sz w:val="24"/>
+        </w:rPr>
+        <w:t xml:space="preserve"> </w:t>
+      </w:r>
+    </w:p>
+    <w:p>
+      <w:pPr>
+        <w:spacing w:before="0" w:after="0" w:line="240" w:lineRule="auto"/>
+        <w:jc w:val="left"/>
+      </w:pPr>
+      <w:r>
+        <w:rPr>
+          <w:rFonts w:ascii="Times New Roman" w:hAnsi="Times New Roman" w:cs="Times New Roman"/>
+          <w:b w:val="0"/>
+          <w:i w:val="0"/>
+          <w:color w:val="1E293B"/>
+          <w:sz w:val="24"/>
+        </w:rPr>
+        <w:t xml:space="preserve">    session_token = secrets.token_hex(24)</w:t>
+      </w:r>
+    </w:p>
+    <w:p>
+      <w:pPr>
+        <w:spacing w:before="0" w:after="0" w:line="240" w:lineRule="auto"/>
+        <w:jc w:val="left"/>
+      </w:pPr>
+      <w:r>
+        <w:rPr>
+          <w:rFonts w:ascii="Times New Roman" w:hAnsi="Times New Roman" w:cs="Times New Roman"/>
+          <w:b w:val="0"/>
+          <w:i w:val="0"/>
+          <w:color w:val="1E293B"/>
+          <w:sz w:val="24"/>
+        </w:rPr>
+        <w:t xml:space="preserve">    return jsonify({</w:t>
+      </w:r>
+    </w:p>
+    <w:p>
+      <w:pPr>
+        <w:spacing w:before="0" w:after="0" w:line="240" w:lineRule="auto"/>
+        <w:jc w:val="left"/>
+      </w:pPr>
+      <w:r>
+        <w:rPr>
+          <w:rFonts w:ascii="Times New Roman" w:hAnsi="Times New Roman" w:cs="Times New Roman"/>
+          <w:b w:val="0"/>
+          <w:i w:val="0"/>
+          <w:color w:val="1E293B"/>
+          <w:sz w:val="24"/>
+        </w:rPr>
+        <w:t xml:space="preserve">        "success": True,</w:t>
+      </w:r>
+    </w:p>
+    <w:p>
+      <w:pPr>
+        <w:spacing w:before="0" w:after="0" w:line="240" w:lineRule="auto"/>
+        <w:jc w:val="left"/>
+      </w:pPr>
+      <w:r>
+        <w:rPr>
+          <w:rFonts w:ascii="Times New Roman" w:hAnsi="Times New Roman" w:cs="Times New Roman"/>
+          <w:b w:val="0"/>
+          <w:i w:val="0"/>
+          <w:color w:val="1E293B"/>
+          <w:sz w:val="24"/>
+        </w:rPr>
+        <w:t xml:space="preserve">        "token": session_token,</w:t>
+      </w:r>
+    </w:p>
+    <w:p>
+      <w:pPr>
+        <w:spacing w:before="0" w:after="0" w:line="240" w:lineRule="auto"/>
+        <w:jc w:val="left"/>
+      </w:pPr>
+      <w:r>
+        <w:rPr>
+          <w:rFonts w:ascii="Times New Roman" w:hAnsi="Times New Roman" w:cs="Times New Roman"/>
+          <w:b w:val="0"/>
+          <w:i w:val="0"/>
+          <w:color w:val="1E293B"/>
+          <w:sz w:val="24"/>
+        </w:rPr>
+        <w:t xml:space="preserve">        "user": {"id": user["id"], "name": user["name"], "email": user["email"], "is_admin": user["is_admin"]}</w:t>
+      </w:r>
+    </w:p>
+    <w:p>
+      <w:pPr>
+        <w:spacing w:before="0" w:after="0" w:line="240" w:lineRule="auto"/>
+        <w:jc w:val="left"/>
+      </w:pPr>
+      <w:r>
+        <w:rPr>
+          <w:rFonts w:ascii="Times New Roman" w:hAnsi="Times New Roman" w:cs="Times New Roman"/>
+          <w:b w:val="0"/>
+          <w:i w:val="0"/>
+          <w:color w:val="1E293B"/>
+          <w:sz w:val="24"/>
+        </w:rPr>
+        <w:t xml:space="preserve">    }), 200</w:t>
+      </w:r>
+    </w:p>
+    <w:p>
+      <w:pPr>
+        <w:spacing w:before="240" w:after="60" w:line="276" w:lineRule="auto"/>
+        <w:jc w:val="left"/>
+      </w:pPr>
+      <w:r>
+        <w:rPr>
+          <w:rFonts w:ascii="Times New Roman" w:hAnsi="Times New Roman" w:cs="Times New Roman"/>
+          <w:b/>
+          <w:i w:val="0"/>
+          <w:color w:val="111827"/>
+          <w:sz w:val="24"/>
+        </w:rPr>
+        <w:t>14.4 2026 Smart Preparation Roadmap Engine (backend/routes/smart_roadmap.py)</w:t>
+      </w:r>
+    </w:p>
+    <w:p>
+      <w:pPr>
+        <w:spacing w:before="0" w:after="0" w:line="240" w:lineRule="auto"/>
+        <w:jc w:val="left"/>
+      </w:pPr>
+      <w:r>
+        <w:rPr>
+          <w:rFonts w:ascii="Times New Roman" w:hAnsi="Times New Roman" w:cs="Times New Roman"/>
+          <w:b w:val="0"/>
+          <w:i w:val="0"/>
+          <w:color w:val="1E293B"/>
+          <w:sz w:val="24"/>
+        </w:rPr>
+        <w:t>from flask import Blueprint, request, jsonify</w:t>
+      </w:r>
+    </w:p>
+    <w:p>
+      <w:pPr>
+        <w:spacing w:before="0" w:after="0" w:line="240" w:lineRule="auto"/>
+        <w:jc w:val="left"/>
+      </w:pPr>
+      <w:r>
+        <w:rPr>
+          <w:rFonts w:ascii="Times New Roman" w:hAnsi="Times New Roman" w:cs="Times New Roman"/>
+          <w:b w:val="0"/>
+          <w:i w:val="0"/>
+          <w:color w:val="1E293B"/>
+          <w:sz w:val="24"/>
+        </w:rPr>
+        <w:t>from backend.models import SmartRoadmapModel, EmployeeModel</w:t>
+      </w:r>
+    </w:p>
+    <w:p>
+      <w:pPr>
+        <w:spacing w:before="0" w:after="0" w:line="240" w:lineRule="auto"/>
+        <w:jc w:val="left"/>
+      </w:pPr>
+      <w:r>
+        <w:rPr>
+          <w:rFonts w:ascii="Times New Roman" w:hAnsi="Times New Roman" w:cs="Times New Roman"/>
+          <w:b w:val="0"/>
+          <w:i w:val="0"/>
+          <w:color w:val="1E293B"/>
+          <w:sz w:val="24"/>
+        </w:rPr>
+        <w:t xml:space="preserve"> </w:t>
+      </w:r>
+    </w:p>
+    <w:p>
+      <w:pPr>
+        <w:spacing w:before="0" w:after="0" w:line="240" w:lineRule="auto"/>
+        <w:jc w:val="left"/>
+      </w:pPr>
+      <w:r>
+        <w:rPr>
+          <w:rFonts w:ascii="Times New Roman" w:hAnsi="Times New Roman" w:cs="Times New Roman"/>
+          <w:b w:val="0"/>
+          <w:i w:val="0"/>
+          <w:color w:val="1E293B"/>
+          <w:sz w:val="24"/>
+        </w:rPr>
+        <w:t>smart_roadmap_bp = Blueprint("smart_roadmap", __name__)</w:t>
+      </w:r>
+    </w:p>
+    <w:p>
+      <w:pPr>
+        <w:spacing w:before="0" w:after="0" w:line="240" w:lineRule="auto"/>
+        <w:jc w:val="left"/>
+      </w:pPr>
+      <w:r>
+        <w:rPr>
+          <w:rFonts w:ascii="Times New Roman" w:hAnsi="Times New Roman" w:cs="Times New Roman"/>
+          <w:b w:val="0"/>
+          <w:i w:val="0"/>
+          <w:color w:val="1E293B"/>
+          <w:sz w:val="24"/>
+        </w:rPr>
+        <w:t xml:space="preserve"> </w:t>
+      </w:r>
+    </w:p>
+    <w:p>
+      <w:pPr>
+        <w:spacing w:before="0" w:after="0" w:line="240" w:lineRule="auto"/>
+        <w:jc w:val="left"/>
+      </w:pPr>
+      <w:r>
+        <w:rPr>
+          <w:rFonts w:ascii="Times New Roman" w:hAnsi="Times New Roman" w:cs="Times New Roman"/>
+          <w:b w:val="0"/>
+          <w:i w:val="0"/>
+          <w:color w:val="1E293B"/>
+          <w:sz w:val="24"/>
+        </w:rPr>
+        <w:t>@smart_roadmap_bp.route("/api/roadmap/smart", methods=["GET"])</w:t>
+      </w:r>
+    </w:p>
+    <w:p>
+      <w:pPr>
+        <w:spacing w:before="0" w:after="0" w:line="240" w:lineRule="auto"/>
+        <w:jc w:val="left"/>
+      </w:pPr>
+      <w:r>
+        <w:rPr>
+          <w:rFonts w:ascii="Times New Roman" w:hAnsi="Times New Roman" w:cs="Times New Roman"/>
+          <w:b w:val="0"/>
+          <w:i w:val="0"/>
+          <w:color w:val="1E293B"/>
+          <w:sz w:val="24"/>
+        </w:rPr>
+        <w:t>def get_smart_roadmap():</w:t>
+      </w:r>
+    </w:p>
+    <w:p>
+      <w:pPr>
+        <w:spacing w:before="0" w:after="0" w:line="240" w:lineRule="auto"/>
+        <w:jc w:val="left"/>
+      </w:pPr>
+      <w:r>
+        <w:rPr>
+          <w:rFonts w:ascii="Times New Roman" w:hAnsi="Times New Roman" w:cs="Times New Roman"/>
+          <w:b w:val="0"/>
+          <w:i w:val="0"/>
+          <w:color w:val="1E293B"/>
+          <w:sz w:val="24"/>
+        </w:rPr>
+        <w:t xml:space="preserve">    try:</w:t>
+      </w:r>
+    </w:p>
+    <w:p>
+      <w:pPr>
+        <w:spacing w:before="0" w:after="0" w:line="240" w:lineRule="auto"/>
+        <w:jc w:val="left"/>
+      </w:pPr>
+      <w:r>
+        <w:rPr>
+          <w:rFonts w:ascii="Times New Roman" w:hAnsi="Times New Roman" w:cs="Times New Roman"/>
+          <w:b w:val="0"/>
+          <w:i w:val="0"/>
+          <w:color w:val="1E293B"/>
+          <w:sz w:val="24"/>
+        </w:rPr>
+        <w:t xml:space="preserve">        employee_id = request.args.get("employee_id", type=int)</w:t>
+      </w:r>
+    </w:p>
+    <w:p>
+      <w:pPr>
+        <w:spacing w:before="0" w:after="0" w:line="240" w:lineRule="auto"/>
+        <w:jc w:val="left"/>
+      </w:pPr>
+      <w:r>
+        <w:rPr>
+          <w:rFonts w:ascii="Times New Roman" w:hAnsi="Times New Roman" w:cs="Times New Roman"/>
+          <w:b w:val="0"/>
+          <w:i w:val="0"/>
+          <w:color w:val="1E293B"/>
+          <w:sz w:val="24"/>
+        </w:rPr>
+        <w:t xml:space="preserve">        company = request.args.get("company", type=str, default="")</w:t>
+      </w:r>
+    </w:p>
+    <w:p>
+      <w:pPr>
+        <w:spacing w:before="0" w:after="0" w:line="240" w:lineRule="auto"/>
+        <w:jc w:val="left"/>
+      </w:pPr>
+      <w:r>
+        <w:rPr>
+          <w:rFonts w:ascii="Times New Roman" w:hAnsi="Times New Roman" w:cs="Times New Roman"/>
+          <w:b w:val="0"/>
+          <w:i w:val="0"/>
+          <w:color w:val="1E293B"/>
+          <w:sz w:val="24"/>
+        </w:rPr>
+        <w:t xml:space="preserve">        if not employee_id:</w:t>
+      </w:r>
+    </w:p>
+    <w:p>
+      <w:pPr>
+        <w:spacing w:before="0" w:after="0" w:line="240" w:lineRule="auto"/>
+        <w:jc w:val="left"/>
+      </w:pPr>
+      <w:r>
+        <w:rPr>
+          <w:rFonts w:ascii="Times New Roman" w:hAnsi="Times New Roman" w:cs="Times New Roman"/>
+          <w:b w:val="0"/>
+          <w:i w:val="0"/>
+          <w:color w:val="1E293B"/>
+          <w:sz w:val="24"/>
+        </w:rPr>
+        <w:t xml:space="preserve">            return jsonify({"success": False, "message": "employee_id is required."}), 400</w:t>
+      </w:r>
+    </w:p>
+    <w:p>
+      <w:pPr>
+        <w:spacing w:before="0" w:after="0" w:line="240" w:lineRule="auto"/>
+        <w:jc w:val="left"/>
+      </w:pPr>
+      <w:r>
+        <w:rPr>
+          <w:rFonts w:ascii="Times New Roman" w:hAnsi="Times New Roman" w:cs="Times New Roman"/>
+          <w:b w:val="0"/>
+          <w:i w:val="0"/>
+          <w:color w:val="1E293B"/>
+          <w:sz w:val="24"/>
+        </w:rPr>
+        <w:t xml:space="preserve"> </w:t>
+      </w:r>
+    </w:p>
+    <w:p>
+      <w:pPr>
+        <w:spacing w:before="0" w:after="0" w:line="240" w:lineRule="auto"/>
+        <w:jc w:val="left"/>
+      </w:pPr>
+      <w:r>
+        <w:rPr>
+          <w:rFonts w:ascii="Times New Roman" w:hAnsi="Times New Roman" w:cs="Times New Roman"/>
+          <w:b w:val="0"/>
+          <w:i w:val="0"/>
+          <w:color w:val="1E293B"/>
+          <w:sz w:val="24"/>
+        </w:rPr>
+        <w:t xml:space="preserve">        roadmap = SmartRoadmapModel.get_current(employee_id, company)</w:t>
+      </w:r>
+    </w:p>
+    <w:p>
+      <w:pPr>
+        <w:spacing w:before="0" w:after="0" w:line="240" w:lineRule="auto"/>
+        <w:jc w:val="left"/>
+      </w:pPr>
+      <w:r>
+        <w:rPr>
+          <w:rFonts w:ascii="Times New Roman" w:hAnsi="Times New Roman" w:cs="Times New Roman"/>
+          <w:b w:val="0"/>
+          <w:i w:val="0"/>
+          <w:color w:val="1E293B"/>
+          <w:sz w:val="24"/>
+        </w:rPr>
+        <w:t xml:space="preserve">        if not roadmap:</w:t>
+      </w:r>
+    </w:p>
+    <w:p>
+      <w:pPr>
+        <w:spacing w:before="0" w:after="0" w:line="240" w:lineRule="auto"/>
+        <w:jc w:val="left"/>
+      </w:pPr>
+      <w:r>
+        <w:rPr>
+          <w:rFonts w:ascii="Times New Roman" w:hAnsi="Times New Roman" w:cs="Times New Roman"/>
+          <w:b w:val="0"/>
+          <w:i w:val="0"/>
+          <w:color w:val="1E293B"/>
+          <w:sz w:val="24"/>
+        </w:rPr>
+        <w:t xml:space="preserve">            emp = EmployeeModel.get_by_id(employee_id) or {}</w:t>
+      </w:r>
+    </w:p>
+    <w:p>
+      <w:pPr>
+        <w:spacing w:before="0" w:after="0" w:line="240" w:lineRule="auto"/>
+        <w:jc w:val="left"/>
+      </w:pPr>
+      <w:r>
+        <w:rPr>
+          <w:rFonts w:ascii="Times New Roman" w:hAnsi="Times New Roman" w:cs="Times New Roman"/>
+          <w:b w:val="0"/>
+          <w:i w:val="0"/>
+          <w:color w:val="1E293B"/>
+          <w:sz w:val="24"/>
+        </w:rPr>
+        <w:t xml:space="preserve">            comp_name = emp.get("target_company") or "Tata Consultancy Services (TCS)"</w:t>
+      </w:r>
+    </w:p>
+    <w:p>
+      <w:pPr>
+        <w:spacing w:before="0" w:after="0" w:line="240" w:lineRule="auto"/>
+        <w:jc w:val="left"/>
+      </w:pPr>
+      <w:r>
+        <w:rPr>
+          <w:rFonts w:ascii="Times New Roman" w:hAnsi="Times New Roman" w:cs="Times New Roman"/>
+          <w:b w:val="0"/>
+          <w:i w:val="0"/>
+          <w:color w:val="1E293B"/>
+          <w:sz w:val="24"/>
+        </w:rPr>
+        <w:t xml:space="preserve">            comp_slug = "tcs" if "tcs" in comp_name.lower() else "google"</w:t>
+      </w:r>
+    </w:p>
+    <w:p>
+      <w:pPr>
+        <w:spacing w:before="0" w:after="0" w:line="240" w:lineRule="auto"/>
+        <w:jc w:val="left"/>
+      </w:pPr>
+      <w:r>
+        <w:rPr>
+          <w:rFonts w:ascii="Times New Roman" w:hAnsi="Times New Roman" w:cs="Times New Roman"/>
+          <w:b w:val="0"/>
+          <w:i w:val="0"/>
+          <w:color w:val="1E293B"/>
+          <w:sz w:val="24"/>
+        </w:rPr>
+        <w:t xml:space="preserve">            role = emp.get("target_role") or "Software Engineer"</w:t>
+      </w:r>
+    </w:p>
+    <w:p>
+      <w:pPr>
+        <w:spacing w:before="0" w:after="0" w:line="240" w:lineRule="auto"/>
+        <w:jc w:val="left"/>
+      </w:pPr>
+      <w:r>
+        <w:rPr>
+          <w:rFonts w:ascii="Times New Roman" w:hAnsi="Times New Roman" w:cs="Times New Roman"/>
+          <w:b w:val="0"/>
+          <w:i w:val="0"/>
+          <w:color w:val="1E293B"/>
+          <w:sz w:val="24"/>
+        </w:rPr>
+        <w:t xml:space="preserve">            roadmap = SmartRoadmapModel.generate(employee_id, comp_name, comp_slug, role, 14)</w:t>
+      </w:r>
+    </w:p>
+    <w:p>
+      <w:pPr>
+        <w:spacing w:before="0" w:after="0" w:line="240" w:lineRule="auto"/>
+        <w:jc w:val="left"/>
+      </w:pPr>
+      <w:r>
+        <w:rPr>
+          <w:rFonts w:ascii="Times New Roman" w:hAnsi="Times New Roman" w:cs="Times New Roman"/>
+          <w:b w:val="0"/>
+          <w:i w:val="0"/>
+          <w:color w:val="1E293B"/>
+          <w:sz w:val="24"/>
+        </w:rPr>
+        <w:t xml:space="preserve"> </w:t>
+      </w:r>
+    </w:p>
+    <w:p>
+      <w:pPr>
+        <w:spacing w:before="0" w:after="0" w:line="240" w:lineRule="auto"/>
+        <w:jc w:val="left"/>
+      </w:pPr>
+      <w:r>
+        <w:rPr>
+          <w:rFonts w:ascii="Times New Roman" w:hAnsi="Times New Roman" w:cs="Times New Roman"/>
+          <w:b w:val="0"/>
+          <w:i w:val="0"/>
+          <w:color w:val="1E293B"/>
+          <w:sz w:val="24"/>
+        </w:rPr>
+        <w:t xml:space="preserve">        return jsonify({"success": True, "data": roadmap}), 200</w:t>
+      </w:r>
+    </w:p>
+    <w:p>
+      <w:pPr>
+        <w:spacing w:before="0" w:after="0" w:line="240" w:lineRule="auto"/>
+        <w:jc w:val="left"/>
+      </w:pPr>
+      <w:r>
+        <w:rPr>
+          <w:rFonts w:ascii="Times New Roman" w:hAnsi="Times New Roman" w:cs="Times New Roman"/>
+          <w:b w:val="0"/>
+          <w:i w:val="0"/>
+          <w:color w:val="1E293B"/>
+          <w:sz w:val="24"/>
+        </w:rPr>
+        <w:t xml:space="preserve">    except Exception as e:</w:t>
+      </w:r>
+    </w:p>
+    <w:p>
+      <w:pPr>
+        <w:spacing w:before="0" w:after="0" w:line="240" w:lineRule="auto"/>
+        <w:jc w:val="left"/>
+      </w:pPr>
+      <w:r>
+        <w:rPr>
+          <w:rFonts w:ascii="Times New Roman" w:hAnsi="Times New Roman" w:cs="Times New Roman"/>
+          <w:b w:val="0"/>
+          <w:i w:val="0"/>
+          <w:color w:val="1E293B"/>
+          <w:sz w:val="24"/>
+        </w:rPr>
+        <w:t xml:space="preserve">        return jsonify({"success": False, "message": f"Error loading roadmap: {str(e)}"}), 500</w:t>
+      </w:r>
+    </w:p>
+    <w:p>
+      <w:pPr>
+        <w:spacing w:before="0" w:after="0" w:line="240" w:lineRule="auto"/>
+        <w:jc w:val="left"/>
+      </w:pPr>
+      <w:r>
+        <w:rPr>
+          <w:rFonts w:ascii="Times New Roman" w:hAnsi="Times New Roman" w:cs="Times New Roman"/>
+          <w:b w:val="0"/>
+          <w:i w:val="0"/>
+          <w:color w:val="1E293B"/>
+          <w:sz w:val="24"/>
+        </w:rPr>
+        <w:t xml:space="preserve"> </w:t>
+      </w:r>
+    </w:p>
+    <w:p>
+      <w:pPr>
+        <w:spacing w:before="0" w:after="0" w:line="240" w:lineRule="auto"/>
+        <w:jc w:val="left"/>
+      </w:pPr>
+      <w:r>
+        <w:rPr>
+          <w:rFonts w:ascii="Times New Roman" w:hAnsi="Times New Roman" w:cs="Times New Roman"/>
+          <w:b w:val="0"/>
+          <w:i w:val="0"/>
+          <w:color w:val="1E293B"/>
+          <w:sz w:val="24"/>
+        </w:rPr>
+        <w:t>@smart_roadmap_bp.route("/api/roadmap/smart/generate", methods=["POST"])</w:t>
+      </w:r>
+    </w:p>
+    <w:p>
+      <w:pPr>
+        <w:spacing w:before="0" w:after="0" w:line="240" w:lineRule="auto"/>
+        <w:jc w:val="left"/>
+      </w:pPr>
+      <w:r>
+        <w:rPr>
+          <w:rFonts w:ascii="Times New Roman" w:hAnsi="Times New Roman" w:cs="Times New Roman"/>
+          <w:b w:val="0"/>
+          <w:i w:val="0"/>
+          <w:color w:val="1E293B"/>
+          <w:sz w:val="24"/>
+        </w:rPr>
+        <w:t>def generate_smart_roadmap():</w:t>
+      </w:r>
+    </w:p>
+    <w:p>
+      <w:pPr>
+        <w:spacing w:before="0" w:after="0" w:line="240" w:lineRule="auto"/>
+        <w:jc w:val="left"/>
+      </w:pPr>
+      <w:r>
+        <w:rPr>
+          <w:rFonts w:ascii="Times New Roman" w:hAnsi="Times New Roman" w:cs="Times New Roman"/>
+          <w:b w:val="0"/>
+          <w:i w:val="0"/>
+          <w:color w:val="1E293B"/>
+          <w:sz w:val="24"/>
+        </w:rPr>
+        <w:t xml:space="preserve">    data = request.get_json() or {}</w:t>
+      </w:r>
+    </w:p>
+    <w:p>
+      <w:pPr>
+        <w:spacing w:before="0" w:after="0" w:line="240" w:lineRule="auto"/>
+        <w:jc w:val="left"/>
+      </w:pPr>
+      <w:r>
+        <w:rPr>
+          <w:rFonts w:ascii="Times New Roman" w:hAnsi="Times New Roman" w:cs="Times New Roman"/>
+          <w:b w:val="0"/>
+          <w:i w:val="0"/>
+          <w:color w:val="1E293B"/>
+          <w:sz w:val="24"/>
+        </w:rPr>
+        <w:t xml:space="preserve">    employee_id = data.get("employee_id")</w:t>
+      </w:r>
+    </w:p>
+    <w:p>
+      <w:pPr>
+        <w:spacing w:before="0" w:after="0" w:line="240" w:lineRule="auto"/>
+        <w:jc w:val="left"/>
+      </w:pPr>
+      <w:r>
+        <w:rPr>
+          <w:rFonts w:ascii="Times New Roman" w:hAnsi="Times New Roman" w:cs="Times New Roman"/>
+          <w:b w:val="0"/>
+          <w:i w:val="0"/>
+          <w:color w:val="1E293B"/>
+          <w:sz w:val="24"/>
+        </w:rPr>
+        <w:t xml:space="preserve">    company_name = data.get("company_name", "Tata Consultancy Services (TCS)")</w:t>
+      </w:r>
+    </w:p>
+    <w:p>
+      <w:pPr>
+        <w:spacing w:before="0" w:after="0" w:line="240" w:lineRule="auto"/>
+        <w:jc w:val="left"/>
+      </w:pPr>
+      <w:r>
+        <w:rPr>
+          <w:rFonts w:ascii="Times New Roman" w:hAnsi="Times New Roman" w:cs="Times New Roman"/>
+          <w:b w:val="0"/>
+          <w:i w:val="0"/>
+          <w:color w:val="1E293B"/>
+          <w:sz w:val="24"/>
+        </w:rPr>
+        <w:t xml:space="preserve">    company_slug = data.get("company_slug", "tcs")</w:t>
+      </w:r>
+    </w:p>
+    <w:p>
+      <w:pPr>
+        <w:spacing w:before="0" w:after="0" w:line="240" w:lineRule="auto"/>
+        <w:jc w:val="left"/>
+      </w:pPr>
+      <w:r>
+        <w:rPr>
+          <w:rFonts w:ascii="Times New Roman" w:hAnsi="Times New Roman" w:cs="Times New Roman"/>
+          <w:b w:val="0"/>
+          <w:i w:val="0"/>
+          <w:color w:val="1E293B"/>
+          <w:sz w:val="24"/>
+        </w:rPr>
+        <w:t xml:space="preserve">    target_role = data.get("target_role", "Software Engineer")</w:t>
+      </w:r>
+    </w:p>
+    <w:p>
+      <w:pPr>
+        <w:spacing w:before="0" w:after="0" w:line="240" w:lineRule="auto"/>
+        <w:jc w:val="left"/>
+      </w:pPr>
+      <w:r>
+        <w:rPr>
+          <w:rFonts w:ascii="Times New Roman" w:hAnsi="Times New Roman" w:cs="Times New Roman"/>
+          <w:b w:val="0"/>
+          <w:i w:val="0"/>
+          <w:color w:val="1E293B"/>
+          <w:sz w:val="24"/>
+        </w:rPr>
+        <w:t xml:space="preserve">    duration_days = int(data.get("duration_days", 14))</w:t>
+      </w:r>
+    </w:p>
+    <w:p>
+      <w:pPr>
+        <w:spacing w:before="0" w:after="0" w:line="240" w:lineRule="auto"/>
+        <w:jc w:val="left"/>
+      </w:pPr>
+      <w:r>
+        <w:rPr>
+          <w:rFonts w:ascii="Times New Roman" w:hAnsi="Times New Roman" w:cs="Times New Roman"/>
+          <w:b w:val="0"/>
+          <w:i w:val="0"/>
+          <w:color w:val="1E293B"/>
+          <w:sz w:val="24"/>
+        </w:rPr>
+        <w:t xml:space="preserve"> </w:t>
+      </w:r>
+    </w:p>
+    <w:p>
+      <w:pPr>
+        <w:spacing w:before="0" w:after="0" w:line="240" w:lineRule="auto"/>
+        <w:jc w:val="left"/>
+      </w:pPr>
+      <w:r>
+        <w:rPr>
+          <w:rFonts w:ascii="Times New Roman" w:hAnsi="Times New Roman" w:cs="Times New Roman"/>
+          <w:b w:val="0"/>
+          <w:i w:val="0"/>
+          <w:color w:val="1E293B"/>
+          <w:sz w:val="24"/>
+        </w:rPr>
+        <w:t xml:space="preserve">    roadmap = SmartRoadmapModel.generate(</w:t>
+      </w:r>
+    </w:p>
+    <w:p>
+      <w:pPr>
+        <w:spacing w:before="0" w:after="0" w:line="240" w:lineRule="auto"/>
+        <w:jc w:val="left"/>
+      </w:pPr>
+      <w:r>
+        <w:rPr>
+          <w:rFonts w:ascii="Times New Roman" w:hAnsi="Times New Roman" w:cs="Times New Roman"/>
+          <w:b w:val="0"/>
+          <w:i w:val="0"/>
+          <w:color w:val="1E293B"/>
+          <w:sz w:val="24"/>
+        </w:rPr>
+        <w:t xml:space="preserve">        employee_id=int(employee_id),</w:t>
+      </w:r>
+    </w:p>
+    <w:p>
+      <w:pPr>
+        <w:spacing w:before="0" w:after="0" w:line="240" w:lineRule="auto"/>
+        <w:jc w:val="left"/>
+      </w:pPr>
+      <w:r>
+        <w:rPr>
+          <w:rFonts w:ascii="Times New Roman" w:hAnsi="Times New Roman" w:cs="Times New Roman"/>
+          <w:b w:val="0"/>
+          <w:i w:val="0"/>
+          <w:color w:val="1E293B"/>
+          <w:sz w:val="24"/>
+        </w:rPr>
+        <w:t xml:space="preserve">        company_name=company_name,</w:t>
+      </w:r>
+    </w:p>
+    <w:p>
+      <w:pPr>
+        <w:spacing w:before="0" w:after="0" w:line="240" w:lineRule="auto"/>
+        <w:jc w:val="left"/>
+      </w:pPr>
+      <w:r>
+        <w:rPr>
+          <w:rFonts w:ascii="Times New Roman" w:hAnsi="Times New Roman" w:cs="Times New Roman"/>
+          <w:b w:val="0"/>
+          <w:i w:val="0"/>
+          <w:color w:val="1E293B"/>
+          <w:sz w:val="24"/>
+        </w:rPr>
+        <w:t xml:space="preserve">        company_slug=company_slug,</w:t>
+      </w:r>
+    </w:p>
+    <w:p>
+      <w:pPr>
+        <w:spacing w:before="0" w:after="0" w:line="240" w:lineRule="auto"/>
+        <w:jc w:val="left"/>
+      </w:pPr>
+      <w:r>
+        <w:rPr>
+          <w:rFonts w:ascii="Times New Roman" w:hAnsi="Times New Roman" w:cs="Times New Roman"/>
+          <w:b w:val="0"/>
+          <w:i w:val="0"/>
+          <w:color w:val="1E293B"/>
+          <w:sz w:val="24"/>
+        </w:rPr>
+        <w:t xml:space="preserve">        target_role=target_role,</w:t>
+      </w:r>
+    </w:p>
+    <w:p>
+      <w:pPr>
+        <w:spacing w:before="0" w:after="0" w:line="240" w:lineRule="auto"/>
+        <w:jc w:val="left"/>
+      </w:pPr>
+      <w:r>
+        <w:rPr>
+          <w:rFonts w:ascii="Times New Roman" w:hAnsi="Times New Roman" w:cs="Times New Roman"/>
+          <w:b w:val="0"/>
+          <w:i w:val="0"/>
+          <w:color w:val="1E293B"/>
+          <w:sz w:val="24"/>
+        </w:rPr>
+        <w:t xml:space="preserve">        duration_days=duration_days</w:t>
+      </w:r>
+    </w:p>
+    <w:p>
+      <w:pPr>
+        <w:spacing w:before="0" w:after="0" w:line="240" w:lineRule="auto"/>
+        <w:jc w:val="left"/>
+      </w:pPr>
+      <w:r>
+        <w:rPr>
+          <w:rFonts w:ascii="Times New Roman" w:hAnsi="Times New Roman" w:cs="Times New Roman"/>
+          <w:b w:val="0"/>
+          <w:i w:val="0"/>
+          <w:color w:val="1E293B"/>
+          <w:sz w:val="24"/>
+        </w:rPr>
+        <w:t xml:space="preserve">    )</w:t>
+      </w:r>
+    </w:p>
+    <w:p>
+      <w:pPr>
+        <w:spacing w:before="0" w:after="0" w:line="240" w:lineRule="auto"/>
+        <w:jc w:val="left"/>
+      </w:pPr>
+      <w:r>
+        <w:rPr>
+          <w:rFonts w:ascii="Times New Roman" w:hAnsi="Times New Roman" w:cs="Times New Roman"/>
+          <w:b w:val="0"/>
+          <w:i w:val="0"/>
+          <w:color w:val="1E293B"/>
+          <w:sz w:val="24"/>
+        </w:rPr>
+        <w:t xml:space="preserve">    return jsonify({"success": True, "message": "Roadmap generated", "data": roadmap}), 200</w:t>
+      </w:r>
+    </w:p>
+    <w:p>
+      <w:pPr>
+        <w:spacing w:before="0" w:after="0" w:line="240" w:lineRule="auto"/>
+        <w:jc w:val="left"/>
+      </w:pPr>
+      <w:r>
+        <w:rPr>
+          <w:rFonts w:ascii="Times New Roman" w:hAnsi="Times New Roman" w:cs="Times New Roman"/>
+          <w:b w:val="0"/>
+          <w:i w:val="0"/>
+          <w:color w:val="1E293B"/>
+          <w:sz w:val="24"/>
+        </w:rPr>
+        <w:t xml:space="preserve"> </w:t>
+      </w:r>
+    </w:p>
+    <w:p>
+      <w:pPr>
+        <w:spacing w:before="0" w:after="0" w:line="240" w:lineRule="auto"/>
+        <w:jc w:val="left"/>
+      </w:pPr>
+      <w:r>
+        <w:rPr>
+          <w:rFonts w:ascii="Times New Roman" w:hAnsi="Times New Roman" w:cs="Times New Roman"/>
+          <w:b w:val="0"/>
+          <w:i w:val="0"/>
+          <w:color w:val="1E293B"/>
+          <w:sz w:val="24"/>
+        </w:rPr>
+        <w:t>@smart_roadmap_bp.route("/api/roadmap/smart/task/toggle", methods=["POST"])</w:t>
+      </w:r>
+    </w:p>
+    <w:p>
+      <w:pPr>
+        <w:spacing w:before="0" w:after="0" w:line="240" w:lineRule="auto"/>
+        <w:jc w:val="left"/>
+      </w:pPr>
+      <w:r>
+        <w:rPr>
+          <w:rFonts w:ascii="Times New Roman" w:hAnsi="Times New Roman" w:cs="Times New Roman"/>
+          <w:b w:val="0"/>
+          <w:i w:val="0"/>
+          <w:color w:val="1E293B"/>
+          <w:sz w:val="24"/>
+        </w:rPr>
+        <w:t>def toggle_smart_roadmap_task():</w:t>
+      </w:r>
+    </w:p>
+    <w:p>
+      <w:pPr>
+        <w:spacing w:before="0" w:after="0" w:line="240" w:lineRule="auto"/>
+        <w:jc w:val="left"/>
+      </w:pPr>
+      <w:r>
+        <w:rPr>
+          <w:rFonts w:ascii="Times New Roman" w:hAnsi="Times New Roman" w:cs="Times New Roman"/>
+          <w:b w:val="0"/>
+          <w:i w:val="0"/>
+          <w:color w:val="1E293B"/>
+          <w:sz w:val="24"/>
+        </w:rPr>
+        <w:t xml:space="preserve">    data = request.get_json() or {}</w:t>
+      </w:r>
+    </w:p>
+    <w:p>
+      <w:pPr>
+        <w:spacing w:before="0" w:after="0" w:line="240" w:lineRule="auto"/>
+        <w:jc w:val="left"/>
+      </w:pPr>
+      <w:r>
+        <w:rPr>
+          <w:rFonts w:ascii="Times New Roman" w:hAnsi="Times New Roman" w:cs="Times New Roman"/>
+          <w:b w:val="0"/>
+          <w:i w:val="0"/>
+          <w:color w:val="1E293B"/>
+          <w:sz w:val="24"/>
+        </w:rPr>
+        <w:t xml:space="preserve">    result = SmartRoadmapModel.toggle_task(int(data.get("employee_id")), int(data.get("task_id")))</w:t>
+      </w:r>
+    </w:p>
+    <w:p>
+      <w:pPr>
+        <w:spacing w:before="0" w:after="0" w:line="240" w:lineRule="auto"/>
+        <w:jc w:val="left"/>
+      </w:pPr>
+      <w:r>
+        <w:rPr>
+          <w:rFonts w:ascii="Times New Roman" w:hAnsi="Times New Roman" w:cs="Times New Roman"/>
+          <w:b w:val="0"/>
+          <w:i w:val="0"/>
+          <w:color w:val="1E293B"/>
+          <w:sz w:val="24"/>
+        </w:rPr>
+        <w:t xml:space="preserve">    return jsonify(result), 200</w:t>
+      </w:r>
+    </w:p>
+    <w:p>
+      <w:pPr>
+        <w:spacing w:before="240" w:after="60" w:line="276" w:lineRule="auto"/>
+        <w:jc w:val="left"/>
+      </w:pPr>
+      <w:r>
+        <w:rPr>
+          <w:rFonts w:ascii="Times New Roman" w:hAnsi="Times New Roman" w:cs="Times New Roman"/>
+          <w:b/>
+          <w:i w:val="0"/>
+          <w:color w:val="111827"/>
+          <w:sz w:val="24"/>
+        </w:rPr>
+        <w:t>14.5 2026 AI Fluency Round Evaluation Engine (backend/routes/ai_fluency.py)</w:t>
+      </w:r>
+    </w:p>
+    <w:p>
+      <w:pPr>
+        <w:spacing w:before="0" w:after="0" w:line="240" w:lineRule="auto"/>
+        <w:jc w:val="left"/>
+      </w:pPr>
+      <w:r>
+        <w:rPr>
+          <w:rFonts w:ascii="Times New Roman" w:hAnsi="Times New Roman" w:cs="Times New Roman"/>
+          <w:b w:val="0"/>
+          <w:i w:val="0"/>
+          <w:color w:val="1E293B"/>
+          <w:sz w:val="24"/>
+        </w:rPr>
+        <w:t>from flask import Blueprint, request, jsonify</w:t>
+      </w:r>
+    </w:p>
+    <w:p>
+      <w:pPr>
+        <w:spacing w:before="0" w:after="0" w:line="240" w:lineRule="auto"/>
+        <w:jc w:val="left"/>
+      </w:pPr>
+      <w:r>
+        <w:rPr>
+          <w:rFonts w:ascii="Times New Roman" w:hAnsi="Times New Roman" w:cs="Times New Roman"/>
+          <w:b w:val="0"/>
+          <w:i w:val="0"/>
+          <w:color w:val="1E293B"/>
+          <w:sz w:val="24"/>
+        </w:rPr>
+        <w:t>from backend.models import AIFluencyModel</w:t>
+      </w:r>
+    </w:p>
+    <w:p>
+      <w:pPr>
+        <w:spacing w:before="0" w:after="0" w:line="240" w:lineRule="auto"/>
+        <w:jc w:val="left"/>
+      </w:pPr>
+      <w:r>
+        <w:rPr>
+          <w:rFonts w:ascii="Times New Roman" w:hAnsi="Times New Roman" w:cs="Times New Roman"/>
+          <w:b w:val="0"/>
+          <w:i w:val="0"/>
+          <w:color w:val="1E293B"/>
+          <w:sz w:val="24"/>
+        </w:rPr>
+        <w:t xml:space="preserve"> </w:t>
+      </w:r>
+    </w:p>
+    <w:p>
+      <w:pPr>
+        <w:spacing w:before="0" w:after="0" w:line="240" w:lineRule="auto"/>
+        <w:jc w:val="left"/>
+      </w:pPr>
+      <w:r>
+        <w:rPr>
+          <w:rFonts w:ascii="Times New Roman" w:hAnsi="Times New Roman" w:cs="Times New Roman"/>
+          <w:b w:val="0"/>
+          <w:i w:val="0"/>
+          <w:color w:val="1E293B"/>
+          <w:sz w:val="24"/>
+        </w:rPr>
+        <w:t>ai_fluency_bp = Blueprint("ai_fluency", __name__)</w:t>
+      </w:r>
+    </w:p>
+    <w:p>
+      <w:pPr>
+        <w:spacing w:before="0" w:after="0" w:line="240" w:lineRule="auto"/>
+        <w:jc w:val="left"/>
+      </w:pPr>
+      <w:r>
+        <w:rPr>
+          <w:rFonts w:ascii="Times New Roman" w:hAnsi="Times New Roman" w:cs="Times New Roman"/>
+          <w:b w:val="0"/>
+          <w:i w:val="0"/>
+          <w:color w:val="1E293B"/>
+          <w:sz w:val="24"/>
+        </w:rPr>
+        <w:t xml:space="preserve"> </w:t>
+      </w:r>
+    </w:p>
+    <w:p>
+      <w:pPr>
+        <w:spacing w:before="0" w:after="0" w:line="240" w:lineRule="auto"/>
+        <w:jc w:val="left"/>
+      </w:pPr>
+      <w:r>
+        <w:rPr>
+          <w:rFonts w:ascii="Times New Roman" w:hAnsi="Times New Roman" w:cs="Times New Roman"/>
+          <w:b w:val="0"/>
+          <w:i w:val="0"/>
+          <w:color w:val="1E293B"/>
+          <w:sz w:val="24"/>
+        </w:rPr>
+        <w:t>@ai_fluency_bp.route("/api/ai-fluency/questions", methods=["GET"])</w:t>
+      </w:r>
+    </w:p>
+    <w:p>
+      <w:pPr>
+        <w:spacing w:before="0" w:after="0" w:line="240" w:lineRule="auto"/>
+        <w:jc w:val="left"/>
+      </w:pPr>
+      <w:r>
+        <w:rPr>
+          <w:rFonts w:ascii="Times New Roman" w:hAnsi="Times New Roman" w:cs="Times New Roman"/>
+          <w:b w:val="0"/>
+          <w:i w:val="0"/>
+          <w:color w:val="1E293B"/>
+          <w:sz w:val="24"/>
+        </w:rPr>
+        <w:t>def get_ai_fluency_questions():</w:t>
+      </w:r>
+    </w:p>
+    <w:p>
+      <w:pPr>
+        <w:spacing w:before="0" w:after="0" w:line="240" w:lineRule="auto"/>
+        <w:jc w:val="left"/>
+      </w:pPr>
+      <w:r>
+        <w:rPr>
+          <w:rFonts w:ascii="Times New Roman" w:hAnsi="Times New Roman" w:cs="Times New Roman"/>
+          <w:b w:val="0"/>
+          <w:i w:val="0"/>
+          <w:color w:val="1E293B"/>
+          <w:sz w:val="24"/>
+        </w:rPr>
+        <w:t xml:space="preserve">    category = request.args.get("category", "")</w:t>
+      </w:r>
+    </w:p>
+    <w:p>
+      <w:pPr>
+        <w:spacing w:before="0" w:after="0" w:line="240" w:lineRule="auto"/>
+        <w:jc w:val="left"/>
+      </w:pPr>
+      <w:r>
+        <w:rPr>
+          <w:rFonts w:ascii="Times New Roman" w:hAnsi="Times New Roman" w:cs="Times New Roman"/>
+          <w:b w:val="0"/>
+          <w:i w:val="0"/>
+          <w:color w:val="1E293B"/>
+          <w:sz w:val="24"/>
+        </w:rPr>
+        <w:t xml:space="preserve">    questions = AIFluencyModel.get_questions(category)</w:t>
+      </w:r>
+    </w:p>
+    <w:p>
+      <w:pPr>
+        <w:spacing w:before="0" w:after="0" w:line="240" w:lineRule="auto"/>
+        <w:jc w:val="left"/>
+      </w:pPr>
+      <w:r>
+        <w:rPr>
+          <w:rFonts w:ascii="Times New Roman" w:hAnsi="Times New Roman" w:cs="Times New Roman"/>
+          <w:b w:val="0"/>
+          <w:i w:val="0"/>
+          <w:color w:val="1E293B"/>
+          <w:sz w:val="24"/>
+        </w:rPr>
+        <w:t xml:space="preserve">    return jsonify({"success": True, "questions": questions}), 200</w:t>
+      </w:r>
+    </w:p>
+    <w:p>
+      <w:pPr>
+        <w:spacing w:before="0" w:after="0" w:line="240" w:lineRule="auto"/>
+        <w:jc w:val="left"/>
+      </w:pPr>
+      <w:r>
+        <w:rPr>
+          <w:rFonts w:ascii="Times New Roman" w:hAnsi="Times New Roman" w:cs="Times New Roman"/>
+          <w:b w:val="0"/>
+          <w:i w:val="0"/>
+          <w:color w:val="1E293B"/>
+          <w:sz w:val="24"/>
+        </w:rPr>
+        <w:t xml:space="preserve"> </w:t>
+      </w:r>
+    </w:p>
+    <w:p>
+      <w:pPr>
+        <w:spacing w:before="0" w:after="0" w:line="240" w:lineRule="auto"/>
+        <w:jc w:val="left"/>
+      </w:pPr>
+      <w:r>
+        <w:rPr>
+          <w:rFonts w:ascii="Times New Roman" w:hAnsi="Times New Roman" w:cs="Times New Roman"/>
+          <w:b w:val="0"/>
+          <w:i w:val="0"/>
+          <w:color w:val="1E293B"/>
+          <w:sz w:val="24"/>
+        </w:rPr>
+        <w:t>@ai_fluency_bp.route("/api/ai-fluency/evaluate", methods=["POST"])</w:t>
+      </w:r>
+    </w:p>
+    <w:p>
+      <w:pPr>
+        <w:spacing w:before="0" w:after="0" w:line="240" w:lineRule="auto"/>
+        <w:jc w:val="left"/>
+      </w:pPr>
+      <w:r>
+        <w:rPr>
+          <w:rFonts w:ascii="Times New Roman" w:hAnsi="Times New Roman" w:cs="Times New Roman"/>
+          <w:b w:val="0"/>
+          <w:i w:val="0"/>
+          <w:color w:val="1E293B"/>
+          <w:sz w:val="24"/>
+        </w:rPr>
+        <w:t>def evaluate_ai_fluency():</w:t>
+      </w:r>
+    </w:p>
+    <w:p>
+      <w:pPr>
+        <w:spacing w:before="0" w:after="0" w:line="240" w:lineRule="auto"/>
+        <w:jc w:val="left"/>
+      </w:pPr>
+      <w:r>
+        <w:rPr>
+          <w:rFonts w:ascii="Times New Roman" w:hAnsi="Times New Roman" w:cs="Times New Roman"/>
+          <w:b w:val="0"/>
+          <w:i w:val="0"/>
+          <w:color w:val="1E293B"/>
+          <w:sz w:val="24"/>
+        </w:rPr>
+        <w:t xml:space="preserve">    """</w:t>
+      </w:r>
+    </w:p>
+    <w:p>
+      <w:pPr>
+        <w:spacing w:before="0" w:after="0" w:line="240" w:lineRule="auto"/>
+        <w:jc w:val="left"/>
+      </w:pPr>
+      <w:r>
+        <w:rPr>
+          <w:rFonts w:ascii="Times New Roman" w:hAnsi="Times New Roman" w:cs="Times New Roman"/>
+          <w:b w:val="0"/>
+          <w:i w:val="0"/>
+          <w:color w:val="1E293B"/>
+          <w:sz w:val="24"/>
+        </w:rPr>
+        <w:t xml:space="preserve">    Evaluates candidate response across 4 core dimensions:</w:t>
+      </w:r>
+    </w:p>
+    <w:p>
+      <w:pPr>
+        <w:spacing w:before="0" w:after="0" w:line="240" w:lineRule="auto"/>
+        <w:jc w:val="left"/>
+      </w:pPr>
+      <w:r>
+        <w:rPr>
+          <w:rFonts w:ascii="Times New Roman" w:hAnsi="Times New Roman" w:cs="Times New Roman"/>
+          <w:b w:val="0"/>
+          <w:i w:val="0"/>
+          <w:color w:val="1E293B"/>
+          <w:sz w:val="24"/>
+        </w:rPr>
+        <w:t xml:space="preserve">    - Tool Integration (25%)</w:t>
+      </w:r>
+    </w:p>
+    <w:p>
+      <w:pPr>
+        <w:spacing w:before="0" w:after="0" w:line="240" w:lineRule="auto"/>
+        <w:jc w:val="left"/>
+      </w:pPr>
+      <w:r>
+        <w:rPr>
+          <w:rFonts w:ascii="Times New Roman" w:hAnsi="Times New Roman" w:cs="Times New Roman"/>
+          <w:b w:val="0"/>
+          <w:i w:val="0"/>
+          <w:color w:val="1E293B"/>
+          <w:sz w:val="24"/>
+        </w:rPr>
+        <w:t xml:space="preserve">    - Critical Verification &amp; Security (35%)</w:t>
+      </w:r>
+    </w:p>
+    <w:p>
+      <w:pPr>
+        <w:spacing w:before="0" w:after="0" w:line="240" w:lineRule="auto"/>
+        <w:jc w:val="left"/>
+      </w:pPr>
+      <w:r>
+        <w:rPr>
+          <w:rFonts w:ascii="Times New Roman" w:hAnsi="Times New Roman" w:cs="Times New Roman"/>
+          <w:b w:val="0"/>
+          <w:i w:val="0"/>
+          <w:color w:val="1E293B"/>
+          <w:sz w:val="24"/>
+        </w:rPr>
+        <w:t xml:space="preserve">    - Velocity &amp; Sprint Impact (20%)</w:t>
+      </w:r>
+    </w:p>
+    <w:p>
+      <w:pPr>
+        <w:spacing w:before="0" w:after="0" w:line="240" w:lineRule="auto"/>
+        <w:jc w:val="left"/>
+      </w:pPr>
+      <w:r>
+        <w:rPr>
+          <w:rFonts w:ascii="Times New Roman" w:hAnsi="Times New Roman" w:cs="Times New Roman"/>
+          <w:b w:val="0"/>
+          <w:i w:val="0"/>
+          <w:color w:val="1E293B"/>
+          <w:sz w:val="24"/>
+        </w:rPr>
+        <w:t xml:space="preserve">    - Authenticity &amp; Communication (20%)</w:t>
+      </w:r>
+    </w:p>
+    <w:p>
+      <w:pPr>
+        <w:spacing w:before="0" w:after="0" w:line="240" w:lineRule="auto"/>
+        <w:jc w:val="left"/>
+      </w:pPr>
+      <w:r>
+        <w:rPr>
+          <w:rFonts w:ascii="Times New Roman" w:hAnsi="Times New Roman" w:cs="Times New Roman"/>
+          <w:b w:val="0"/>
+          <w:i w:val="0"/>
+          <w:color w:val="1E293B"/>
+          <w:sz w:val="24"/>
+        </w:rPr>
+        <w:t xml:space="preserve">    """</w:t>
+      </w:r>
+    </w:p>
+    <w:p>
+      <w:pPr>
+        <w:spacing w:before="0" w:after="0" w:line="240" w:lineRule="auto"/>
+        <w:jc w:val="left"/>
+      </w:pPr>
+      <w:r>
+        <w:rPr>
+          <w:rFonts w:ascii="Times New Roman" w:hAnsi="Times New Roman" w:cs="Times New Roman"/>
+          <w:b w:val="0"/>
+          <w:i w:val="0"/>
+          <w:color w:val="1E293B"/>
+          <w:sz w:val="24"/>
+        </w:rPr>
+        <w:t xml:space="preserve">    data = request.get_json() or {}</w:t>
+      </w:r>
+    </w:p>
+    <w:p>
+      <w:pPr>
+        <w:spacing w:before="0" w:after="0" w:line="240" w:lineRule="auto"/>
+        <w:jc w:val="left"/>
+      </w:pPr>
+      <w:r>
+        <w:rPr>
+          <w:rFonts w:ascii="Times New Roman" w:hAnsi="Times New Roman" w:cs="Times New Roman"/>
+          <w:b w:val="0"/>
+          <w:i w:val="0"/>
+          <w:color w:val="1E293B"/>
+          <w:sz w:val="24"/>
+        </w:rPr>
+        <w:t xml:space="preserve">    employee_id = data.get("employee_id")</w:t>
+      </w:r>
+    </w:p>
+    <w:p>
+      <w:pPr>
+        <w:spacing w:before="0" w:after="0" w:line="240" w:lineRule="auto"/>
+        <w:jc w:val="left"/>
+      </w:pPr>
+      <w:r>
+        <w:rPr>
+          <w:rFonts w:ascii="Times New Roman" w:hAnsi="Times New Roman" w:cs="Times New Roman"/>
+          <w:b w:val="0"/>
+          <w:i w:val="0"/>
+          <w:color w:val="1E293B"/>
+          <w:sz w:val="24"/>
+        </w:rPr>
+        <w:t xml:space="preserve">    if not employee_id:</w:t>
+      </w:r>
+    </w:p>
+    <w:p>
+      <w:pPr>
+        <w:spacing w:before="0" w:after="0" w:line="240" w:lineRule="auto"/>
+        <w:jc w:val="left"/>
+      </w:pPr>
+      <w:r>
+        <w:rPr>
+          <w:rFonts w:ascii="Times New Roman" w:hAnsi="Times New Roman" w:cs="Times New Roman"/>
+          <w:b w:val="0"/>
+          <w:i w:val="0"/>
+          <w:color w:val="1E293B"/>
+          <w:sz w:val="24"/>
+        </w:rPr>
+        <w:t xml:space="preserve">        return jsonify({"success": False, "message": "employee_id is required"}), 400</w:t>
+      </w:r>
+    </w:p>
+    <w:p>
+      <w:pPr>
+        <w:spacing w:before="0" w:after="0" w:line="240" w:lineRule="auto"/>
+        <w:jc w:val="left"/>
+      </w:pPr>
+      <w:r>
+        <w:rPr>
+          <w:rFonts w:ascii="Times New Roman" w:hAnsi="Times New Roman" w:cs="Times New Roman"/>
+          <w:b w:val="0"/>
+          <w:i w:val="0"/>
+          <w:color w:val="1E293B"/>
+          <w:sz w:val="24"/>
+        </w:rPr>
+        <w:t xml:space="preserve"> </w:t>
+      </w:r>
+    </w:p>
+    <w:p>
+      <w:pPr>
+        <w:spacing w:before="0" w:after="0" w:line="240" w:lineRule="auto"/>
+        <w:jc w:val="left"/>
+      </w:pPr>
+      <w:r>
+        <w:rPr>
+          <w:rFonts w:ascii="Times New Roman" w:hAnsi="Times New Roman" w:cs="Times New Roman"/>
+          <w:b w:val="0"/>
+          <w:i w:val="0"/>
+          <w:color w:val="1E293B"/>
+          <w:sz w:val="24"/>
+        </w:rPr>
+        <w:t xml:space="preserve">    result = AIFluencyModel.evaluate_answer(</w:t>
+      </w:r>
+    </w:p>
+    <w:p>
+      <w:pPr>
+        <w:spacing w:before="0" w:after="0" w:line="240" w:lineRule="auto"/>
+        <w:jc w:val="left"/>
+      </w:pPr>
+      <w:r>
+        <w:rPr>
+          <w:rFonts w:ascii="Times New Roman" w:hAnsi="Times New Roman" w:cs="Times New Roman"/>
+          <w:b w:val="0"/>
+          <w:i w:val="0"/>
+          <w:color w:val="1E293B"/>
+          <w:sz w:val="24"/>
+        </w:rPr>
+        <w:t xml:space="preserve">        int(employee_id),</w:t>
+      </w:r>
+    </w:p>
+    <w:p>
+      <w:pPr>
+        <w:spacing w:before="0" w:after="0" w:line="240" w:lineRule="auto"/>
+        <w:jc w:val="left"/>
+      </w:pPr>
+      <w:r>
+        <w:rPr>
+          <w:rFonts w:ascii="Times New Roman" w:hAnsi="Times New Roman" w:cs="Times New Roman"/>
+          <w:b w:val="0"/>
+          <w:i w:val="0"/>
+          <w:color w:val="1E293B"/>
+          <w:sz w:val="24"/>
+        </w:rPr>
+        <w:t xml:space="preserve">        data.get("question_id"),</w:t>
+      </w:r>
+    </w:p>
+    <w:p>
+      <w:pPr>
+        <w:spacing w:before="0" w:after="0" w:line="240" w:lineRule="auto"/>
+        <w:jc w:val="left"/>
+      </w:pPr>
+      <w:r>
+        <w:rPr>
+          <w:rFonts w:ascii="Times New Roman" w:hAnsi="Times New Roman" w:cs="Times New Roman"/>
+          <w:b w:val="0"/>
+          <w:i w:val="0"/>
+          <w:color w:val="1E293B"/>
+          <w:sz w:val="24"/>
+        </w:rPr>
+        <w:t xml:space="preserve">        data.get("candidate_answer", "")</w:t>
+      </w:r>
+    </w:p>
+    <w:p>
+      <w:pPr>
+        <w:spacing w:before="0" w:after="0" w:line="240" w:lineRule="auto"/>
+        <w:jc w:val="left"/>
+      </w:pPr>
+      <w:r>
+        <w:rPr>
+          <w:rFonts w:ascii="Times New Roman" w:hAnsi="Times New Roman" w:cs="Times New Roman"/>
+          <w:b w:val="0"/>
+          <w:i w:val="0"/>
+          <w:color w:val="1E293B"/>
+          <w:sz w:val="24"/>
+        </w:rPr>
+        <w:t xml:space="preserve">    )</w:t>
+      </w:r>
+    </w:p>
+    <w:p>
+      <w:pPr>
+        <w:spacing w:before="0" w:after="0" w:line="240" w:lineRule="auto"/>
+        <w:jc w:val="left"/>
+      </w:pPr>
+      <w:r>
+        <w:rPr>
+          <w:rFonts w:ascii="Times New Roman" w:hAnsi="Times New Roman" w:cs="Times New Roman"/>
+          <w:b w:val="0"/>
+          <w:i w:val="0"/>
+          <w:color w:val="1E293B"/>
+          <w:sz w:val="24"/>
+        </w:rPr>
+        <w:t xml:space="preserve">    return jsonify(result), (200 if result.get("success") else 400)</w:t>
+      </w:r>
+    </w:p>
+    <w:p>
+      <w:pPr>
+        <w:spacing w:before="240" w:after="60" w:line="276" w:lineRule="auto"/>
+        <w:jc w:val="left"/>
+      </w:pPr>
+      <w:r>
+        <w:rPr>
+          <w:rFonts w:ascii="Times New Roman" w:hAnsi="Times New Roman" w:cs="Times New Roman"/>
+          <w:b/>
+          <w:i w:val="0"/>
+          <w:color w:val="111827"/>
+          <w:sz w:val="24"/>
+        </w:rPr>
+        <w:t>14.6 60-Second Pitch Builder &amp; Speech Pace Analyzer (backend/routes/answer_builder.py)</w:t>
+      </w:r>
+    </w:p>
+    <w:p>
+      <w:pPr>
+        <w:spacing w:before="0" w:after="0" w:line="240" w:lineRule="auto"/>
+        <w:jc w:val="left"/>
+      </w:pPr>
+      <w:r>
+        <w:rPr>
+          <w:rFonts w:ascii="Times New Roman" w:hAnsi="Times New Roman" w:cs="Times New Roman"/>
+          <w:b w:val="0"/>
+          <w:i w:val="0"/>
+          <w:color w:val="1E293B"/>
+          <w:sz w:val="24"/>
+        </w:rPr>
+        <w:t>from flask import Blueprint, request, jsonify</w:t>
+      </w:r>
+    </w:p>
+    <w:p>
+      <w:pPr>
+        <w:spacing w:before="0" w:after="0" w:line="240" w:lineRule="auto"/>
+        <w:jc w:val="left"/>
+      </w:pPr>
+      <w:r>
+        <w:rPr>
+          <w:rFonts w:ascii="Times New Roman" w:hAnsi="Times New Roman" w:cs="Times New Roman"/>
+          <w:b w:val="0"/>
+          <w:i w:val="0"/>
+          <w:color w:val="1E293B"/>
+          <w:sz w:val="24"/>
+        </w:rPr>
+        <w:t>from backend.models import StructuredAnswerModel</w:t>
+      </w:r>
+    </w:p>
+    <w:p>
+      <w:pPr>
+        <w:spacing w:before="0" w:after="0" w:line="240" w:lineRule="auto"/>
+        <w:jc w:val="left"/>
+      </w:pPr>
+      <w:r>
+        <w:rPr>
+          <w:rFonts w:ascii="Times New Roman" w:hAnsi="Times New Roman" w:cs="Times New Roman"/>
+          <w:b w:val="0"/>
+          <w:i w:val="0"/>
+          <w:color w:val="1E293B"/>
+          <w:sz w:val="24"/>
+        </w:rPr>
+        <w:t xml:space="preserve"> </w:t>
+      </w:r>
+    </w:p>
+    <w:p>
+      <w:pPr>
+        <w:spacing w:before="0" w:after="0" w:line="240" w:lineRule="auto"/>
+        <w:jc w:val="left"/>
+      </w:pPr>
+      <w:r>
+        <w:rPr>
+          <w:rFonts w:ascii="Times New Roman" w:hAnsi="Times New Roman" w:cs="Times New Roman"/>
+          <w:b w:val="0"/>
+          <w:i w:val="0"/>
+          <w:color w:val="1E293B"/>
+          <w:sz w:val="24"/>
+        </w:rPr>
+        <w:t>answer_builder_bp = Blueprint("answer_builder", __name__)</w:t>
+      </w:r>
+    </w:p>
+    <w:p>
+      <w:pPr>
+        <w:spacing w:before="0" w:after="0" w:line="240" w:lineRule="auto"/>
+        <w:jc w:val="left"/>
+      </w:pPr>
+      <w:r>
+        <w:rPr>
+          <w:rFonts w:ascii="Times New Roman" w:hAnsi="Times New Roman" w:cs="Times New Roman"/>
+          <w:b w:val="0"/>
+          <w:i w:val="0"/>
+          <w:color w:val="1E293B"/>
+          <w:sz w:val="24"/>
+        </w:rPr>
+        <w:t xml:space="preserve"> </w:t>
+      </w:r>
+    </w:p>
+    <w:p>
+      <w:pPr>
+        <w:spacing w:before="0" w:after="0" w:line="240" w:lineRule="auto"/>
+        <w:jc w:val="left"/>
+      </w:pPr>
+      <w:r>
+        <w:rPr>
+          <w:rFonts w:ascii="Times New Roman" w:hAnsi="Times New Roman" w:cs="Times New Roman"/>
+          <w:b w:val="0"/>
+          <w:i w:val="0"/>
+          <w:color w:val="1E293B"/>
+          <w:sz w:val="24"/>
+        </w:rPr>
+        <w:t>@answer_builder_bp.route("/api/answer-builder/analyze", methods=["POST"])</w:t>
+      </w:r>
+    </w:p>
+    <w:p>
+      <w:pPr>
+        <w:spacing w:before="0" w:after="0" w:line="240" w:lineRule="auto"/>
+        <w:jc w:val="left"/>
+      </w:pPr>
+      <w:r>
+        <w:rPr>
+          <w:rFonts w:ascii="Times New Roman" w:hAnsi="Times New Roman" w:cs="Times New Roman"/>
+          <w:b w:val="0"/>
+          <w:i w:val="0"/>
+          <w:color w:val="1E293B"/>
+          <w:sz w:val="24"/>
+        </w:rPr>
+        <w:t>def analyze_structured_answer():</w:t>
+      </w:r>
+    </w:p>
+    <w:p>
+      <w:pPr>
+        <w:spacing w:before="0" w:after="0" w:line="240" w:lineRule="auto"/>
+        <w:jc w:val="left"/>
+      </w:pPr>
+      <w:r>
+        <w:rPr>
+          <w:rFonts w:ascii="Times New Roman" w:hAnsi="Times New Roman" w:cs="Times New Roman"/>
+          <w:b w:val="0"/>
+          <w:i w:val="0"/>
+          <w:color w:val="1E293B"/>
+          <w:sz w:val="24"/>
+        </w:rPr>
+        <w:t xml:space="preserve">    """</w:t>
+      </w:r>
+    </w:p>
+    <w:p>
+      <w:pPr>
+        <w:spacing w:before="0" w:after="0" w:line="240" w:lineRule="auto"/>
+        <w:jc w:val="left"/>
+      </w:pPr>
+      <w:r>
+        <w:rPr>
+          <w:rFonts w:ascii="Times New Roman" w:hAnsi="Times New Roman" w:cs="Times New Roman"/>
+          <w:b w:val="0"/>
+          <w:i w:val="0"/>
+          <w:color w:val="1E293B"/>
+          <w:sz w:val="24"/>
+        </w:rPr>
+        <w:t xml:space="preserve">    Analyzes Present-Past-Future pitch for speaking pace (140 WPM target, 50-70s optimal).</w:t>
+      </w:r>
+    </w:p>
+    <w:p>
+      <w:pPr>
+        <w:spacing w:before="0" w:after="0" w:line="240" w:lineRule="auto"/>
+        <w:jc w:val="left"/>
+      </w:pPr>
+      <w:r>
+        <w:rPr>
+          <w:rFonts w:ascii="Times New Roman" w:hAnsi="Times New Roman" w:cs="Times New Roman"/>
+          <w:b w:val="0"/>
+          <w:i w:val="0"/>
+          <w:color w:val="1E293B"/>
+          <w:sz w:val="24"/>
+        </w:rPr>
+        <w:t xml:space="preserve">    Calculates duration, word counts, STAR metrics, and company role calibration.</w:t>
+      </w:r>
+    </w:p>
+    <w:p>
+      <w:pPr>
+        <w:spacing w:before="0" w:after="0" w:line="240" w:lineRule="auto"/>
+        <w:jc w:val="left"/>
+      </w:pPr>
+      <w:r>
+        <w:rPr>
+          <w:rFonts w:ascii="Times New Roman" w:hAnsi="Times New Roman" w:cs="Times New Roman"/>
+          <w:b w:val="0"/>
+          <w:i w:val="0"/>
+          <w:color w:val="1E293B"/>
+          <w:sz w:val="24"/>
+        </w:rPr>
+        <w:t xml:space="preserve">    """</w:t>
+      </w:r>
+    </w:p>
+    <w:p>
+      <w:pPr>
+        <w:spacing w:before="0" w:after="0" w:line="240" w:lineRule="auto"/>
+        <w:jc w:val="left"/>
+      </w:pPr>
+      <w:r>
+        <w:rPr>
+          <w:rFonts w:ascii="Times New Roman" w:hAnsi="Times New Roman" w:cs="Times New Roman"/>
+          <w:b w:val="0"/>
+          <w:i w:val="0"/>
+          <w:color w:val="1E293B"/>
+          <w:sz w:val="24"/>
+        </w:rPr>
+        <w:t xml:space="preserve">    data = request.get_json() or {}</w:t>
+      </w:r>
+    </w:p>
+    <w:p>
+      <w:pPr>
+        <w:spacing w:before="0" w:after="0" w:line="240" w:lineRule="auto"/>
+        <w:jc w:val="left"/>
+      </w:pPr>
+      <w:r>
+        <w:rPr>
+          <w:rFonts w:ascii="Times New Roman" w:hAnsi="Times New Roman" w:cs="Times New Roman"/>
+          <w:b w:val="0"/>
+          <w:i w:val="0"/>
+          <w:color w:val="1E293B"/>
+          <w:sz w:val="24"/>
+        </w:rPr>
+        <w:t xml:space="preserve">    analysis = StructuredAnswerModel.analyze(</w:t>
+      </w:r>
+    </w:p>
+    <w:p>
+      <w:pPr>
+        <w:spacing w:before="0" w:after="0" w:line="240" w:lineRule="auto"/>
+        <w:jc w:val="left"/>
+      </w:pPr>
+      <w:r>
+        <w:rPr>
+          <w:rFonts w:ascii="Times New Roman" w:hAnsi="Times New Roman" w:cs="Times New Roman"/>
+          <w:b w:val="0"/>
+          <w:i w:val="0"/>
+          <w:color w:val="1E293B"/>
+          <w:sz w:val="24"/>
+        </w:rPr>
+        <w:t xml:space="preserve">        employee_id=int(data.get("employee_id", 1)),</w:t>
+      </w:r>
+    </w:p>
+    <w:p>
+      <w:pPr>
+        <w:spacing w:before="0" w:after="0" w:line="240" w:lineRule="auto"/>
+        <w:jc w:val="left"/>
+      </w:pPr>
+      <w:r>
+        <w:rPr>
+          <w:rFonts w:ascii="Times New Roman" w:hAnsi="Times New Roman" w:cs="Times New Roman"/>
+          <w:b w:val="0"/>
+          <w:i w:val="0"/>
+          <w:color w:val="1E293B"/>
+          <w:sz w:val="24"/>
+        </w:rPr>
+        <w:t xml:space="preserve">        question_title=data.get("question_title", "Tell me about yourself"),</w:t>
+      </w:r>
+    </w:p>
+    <w:p>
+      <w:pPr>
+        <w:spacing w:before="0" w:after="0" w:line="240" w:lineRule="auto"/>
+        <w:jc w:val="left"/>
+      </w:pPr>
+      <w:r>
+        <w:rPr>
+          <w:rFonts w:ascii="Times New Roman" w:hAnsi="Times New Roman" w:cs="Times New Roman"/>
+          <w:b w:val="0"/>
+          <w:i w:val="0"/>
+          <w:color w:val="1E293B"/>
+          <w:sz w:val="24"/>
+        </w:rPr>
+        <w:t xml:space="preserve">        present_text=data.get("present_text", ""),</w:t>
+      </w:r>
+    </w:p>
+    <w:p>
+      <w:pPr>
+        <w:spacing w:before="0" w:after="0" w:line="240" w:lineRule="auto"/>
+        <w:jc w:val="left"/>
+      </w:pPr>
+      <w:r>
+        <w:rPr>
+          <w:rFonts w:ascii="Times New Roman" w:hAnsi="Times New Roman" w:cs="Times New Roman"/>
+          <w:b w:val="0"/>
+          <w:i w:val="0"/>
+          <w:color w:val="1E293B"/>
+          <w:sz w:val="24"/>
+        </w:rPr>
+        <w:t xml:space="preserve">        past_text=data.get("past_text", ""),</w:t>
+      </w:r>
+    </w:p>
+    <w:p>
+      <w:pPr>
+        <w:spacing w:before="0" w:after="0" w:line="240" w:lineRule="auto"/>
+        <w:jc w:val="left"/>
+      </w:pPr>
+      <w:r>
+        <w:rPr>
+          <w:rFonts w:ascii="Times New Roman" w:hAnsi="Times New Roman" w:cs="Times New Roman"/>
+          <w:b w:val="0"/>
+          <w:i w:val="0"/>
+          <w:color w:val="1E293B"/>
+          <w:sz w:val="24"/>
+        </w:rPr>
+        <w:t xml:space="preserve">        future_text=data.get("future_text", ""),</w:t>
+      </w:r>
+    </w:p>
+    <w:p>
+      <w:pPr>
+        <w:spacing w:before="0" w:after="0" w:line="240" w:lineRule="auto"/>
+        <w:jc w:val="left"/>
+      </w:pPr>
+      <w:r>
+        <w:rPr>
+          <w:rFonts w:ascii="Times New Roman" w:hAnsi="Times New Roman" w:cs="Times New Roman"/>
+          <w:b w:val="0"/>
+          <w:i w:val="0"/>
+          <w:color w:val="1E293B"/>
+          <w:sz w:val="24"/>
+        </w:rPr>
+        <w:t xml:space="preserve">        target_role=data.get("target_role", "Software Engineer"),</w:t>
+      </w:r>
+    </w:p>
+    <w:p>
+      <w:pPr>
+        <w:spacing w:before="0" w:after="0" w:line="240" w:lineRule="auto"/>
+        <w:jc w:val="left"/>
+      </w:pPr>
+      <w:r>
+        <w:rPr>
+          <w:rFonts w:ascii="Times New Roman" w:hAnsi="Times New Roman" w:cs="Times New Roman"/>
+          <w:b w:val="0"/>
+          <w:i w:val="0"/>
+          <w:color w:val="1E293B"/>
+          <w:sz w:val="24"/>
+        </w:rPr>
+        <w:t xml:space="preserve">        target_company=data.get("target_company", "Enterprise")</w:t>
+      </w:r>
+    </w:p>
+    <w:p>
+      <w:pPr>
+        <w:spacing w:before="0" w:after="0" w:line="240" w:lineRule="auto"/>
+        <w:jc w:val="left"/>
+      </w:pPr>
+      <w:r>
+        <w:rPr>
+          <w:rFonts w:ascii="Times New Roman" w:hAnsi="Times New Roman" w:cs="Times New Roman"/>
+          <w:b w:val="0"/>
+          <w:i w:val="0"/>
+          <w:color w:val="1E293B"/>
+          <w:sz w:val="24"/>
+        </w:rPr>
+        <w:t xml:space="preserve">    )</w:t>
+      </w:r>
+    </w:p>
+    <w:p>
+      <w:pPr>
+        <w:spacing w:before="0" w:after="0" w:line="240" w:lineRule="auto"/>
+        <w:jc w:val="left"/>
+      </w:pPr>
+      <w:r>
+        <w:rPr>
+          <w:rFonts w:ascii="Times New Roman" w:hAnsi="Times New Roman" w:cs="Times New Roman"/>
+          <w:b w:val="0"/>
+          <w:i w:val="0"/>
+          <w:color w:val="1E293B"/>
+          <w:sz w:val="24"/>
+        </w:rPr>
+        <w:t xml:space="preserve">    return jsonify(analysis), 200</w:t>
+      </w:r>
+    </w:p>
+    <w:p>
+      <w:pPr>
+        <w:spacing w:before="0" w:after="0" w:line="240" w:lineRule="auto"/>
+        <w:jc w:val="left"/>
+      </w:pPr>
+      <w:r>
+        <w:rPr>
+          <w:rFonts w:ascii="Times New Roman" w:hAnsi="Times New Roman" w:cs="Times New Roman"/>
+          <w:b w:val="0"/>
+          <w:i w:val="0"/>
+          <w:color w:val="1E293B"/>
+          <w:sz w:val="24"/>
+        </w:rPr>
+        <w:t xml:space="preserve"> </w:t>
+      </w:r>
+    </w:p>
+    <w:p>
+      <w:pPr>
+        <w:spacing w:before="0" w:after="0" w:line="240" w:lineRule="auto"/>
+        <w:jc w:val="left"/>
+      </w:pPr>
+      <w:r>
+        <w:rPr>
+          <w:rFonts w:ascii="Times New Roman" w:hAnsi="Times New Roman" w:cs="Times New Roman"/>
+          <w:b w:val="0"/>
+          <w:i w:val="0"/>
+          <w:color w:val="1E293B"/>
+          <w:sz w:val="24"/>
+        </w:rPr>
+        <w:t>@answer_builder_bp.route("/api/answer-builder/save", methods=["POST"])</w:t>
+      </w:r>
+    </w:p>
+    <w:p>
+      <w:pPr>
+        <w:spacing w:before="0" w:after="0" w:line="240" w:lineRule="auto"/>
+        <w:jc w:val="left"/>
+      </w:pPr>
+      <w:r>
+        <w:rPr>
+          <w:rFonts w:ascii="Times New Roman" w:hAnsi="Times New Roman" w:cs="Times New Roman"/>
+          <w:b w:val="0"/>
+          <w:i w:val="0"/>
+          <w:color w:val="1E293B"/>
+          <w:sz w:val="24"/>
+        </w:rPr>
+        <w:t>def save_structured_answer():</w:t>
+      </w:r>
+    </w:p>
+    <w:p>
+      <w:pPr>
+        <w:spacing w:before="0" w:after="0" w:line="240" w:lineRule="auto"/>
+        <w:jc w:val="left"/>
+      </w:pPr>
+      <w:r>
+        <w:rPr>
+          <w:rFonts w:ascii="Times New Roman" w:hAnsi="Times New Roman" w:cs="Times New Roman"/>
+          <w:b w:val="0"/>
+          <w:i w:val="0"/>
+          <w:color w:val="1E293B"/>
+          <w:sz w:val="24"/>
+        </w:rPr>
+        <w:t xml:space="preserve">    data = request.get_json() or {}</w:t>
+      </w:r>
+    </w:p>
+    <w:p>
+      <w:pPr>
+        <w:spacing w:before="0" w:after="0" w:line="240" w:lineRule="auto"/>
+        <w:jc w:val="left"/>
+      </w:pPr>
+      <w:r>
+        <w:rPr>
+          <w:rFonts w:ascii="Times New Roman" w:hAnsi="Times New Roman" w:cs="Times New Roman"/>
+          <w:b w:val="0"/>
+          <w:i w:val="0"/>
+          <w:color w:val="1E293B"/>
+          <w:sz w:val="24"/>
+        </w:rPr>
+        <w:t xml:space="preserve">    result = StructuredAnswerModel.save(int(data.get("employee_id")), data)</w:t>
+      </w:r>
+    </w:p>
+    <w:p>
+      <w:pPr>
+        <w:spacing w:before="0" w:after="0" w:line="240" w:lineRule="auto"/>
+        <w:jc w:val="left"/>
+      </w:pPr>
+      <w:r>
+        <w:rPr>
+          <w:rFonts w:ascii="Times New Roman" w:hAnsi="Times New Roman" w:cs="Times New Roman"/>
+          <w:b w:val="0"/>
+          <w:i w:val="0"/>
+          <w:color w:val="1E293B"/>
+          <w:sz w:val="24"/>
+        </w:rPr>
+        <w:t xml:space="preserve">    return jsonify(result), 200</w:t>
+      </w:r>
+    </w:p>
+    <w:p>
+      <w:pPr>
+        <w:spacing w:before="240" w:after="60" w:line="276" w:lineRule="auto"/>
+        <w:jc w:val="left"/>
+      </w:pPr>
+      <w:r>
+        <w:rPr>
+          <w:rFonts w:ascii="Times New Roman" w:hAnsi="Times New Roman" w:cs="Times New Roman"/>
+          <w:b/>
+          <w:i w:val="0"/>
+          <w:color w:val="111827"/>
+          <w:sz w:val="24"/>
+        </w:rPr>
+        <w:t>14.7 Honest-to-Professional Answer Converter (backend/routes/converted_answers.py)</w:t>
+      </w:r>
+    </w:p>
+    <w:p>
+      <w:pPr>
+        <w:spacing w:before="0" w:after="0" w:line="240" w:lineRule="auto"/>
+        <w:jc w:val="left"/>
+      </w:pPr>
+      <w:r>
+        <w:rPr>
+          <w:rFonts w:ascii="Times New Roman" w:hAnsi="Times New Roman" w:cs="Times New Roman"/>
+          <w:b w:val="0"/>
+          <w:i w:val="0"/>
+          <w:color w:val="1E293B"/>
+          <w:sz w:val="24"/>
+        </w:rPr>
+        <w:t>from flask import Blueprint, request, jsonify</w:t>
+      </w:r>
+    </w:p>
+    <w:p>
+      <w:pPr>
+        <w:spacing w:before="0" w:after="0" w:line="240" w:lineRule="auto"/>
+        <w:jc w:val="left"/>
+      </w:pPr>
+      <w:r>
+        <w:rPr>
+          <w:rFonts w:ascii="Times New Roman" w:hAnsi="Times New Roman" w:cs="Times New Roman"/>
+          <w:b w:val="0"/>
+          <w:i w:val="0"/>
+          <w:color w:val="1E293B"/>
+          <w:sz w:val="24"/>
+        </w:rPr>
+        <w:t>from backend.models import ConvertedAnswerModel, GamificationModel</w:t>
+      </w:r>
+    </w:p>
+    <w:p>
+      <w:pPr>
+        <w:spacing w:before="0" w:after="0" w:line="240" w:lineRule="auto"/>
+        <w:jc w:val="left"/>
+      </w:pPr>
+      <w:r>
+        <w:rPr>
+          <w:rFonts w:ascii="Times New Roman" w:hAnsi="Times New Roman" w:cs="Times New Roman"/>
+          <w:b w:val="0"/>
+          <w:i w:val="0"/>
+          <w:color w:val="1E293B"/>
+          <w:sz w:val="24"/>
+        </w:rPr>
+        <w:t>from backend.services.ai_service import convert_honest_to_professional</w:t>
+      </w:r>
+    </w:p>
+    <w:p>
+      <w:pPr>
+        <w:spacing w:before="0" w:after="0" w:line="240" w:lineRule="auto"/>
+        <w:jc w:val="left"/>
+      </w:pPr>
+      <w:r>
+        <w:rPr>
+          <w:rFonts w:ascii="Times New Roman" w:hAnsi="Times New Roman" w:cs="Times New Roman"/>
+          <w:b w:val="0"/>
+          <w:i w:val="0"/>
+          <w:color w:val="1E293B"/>
+          <w:sz w:val="24"/>
+        </w:rPr>
+        <w:t xml:space="preserve"> </w:t>
+      </w:r>
+    </w:p>
+    <w:p>
+      <w:pPr>
+        <w:spacing w:before="0" w:after="0" w:line="240" w:lineRule="auto"/>
+        <w:jc w:val="left"/>
+      </w:pPr>
+      <w:r>
+        <w:rPr>
+          <w:rFonts w:ascii="Times New Roman" w:hAnsi="Times New Roman" w:cs="Times New Roman"/>
+          <w:b w:val="0"/>
+          <w:i w:val="0"/>
+          <w:color w:val="1E293B"/>
+          <w:sz w:val="24"/>
+        </w:rPr>
+        <w:t>converted_answers_bp = Blueprint("converted_answers", __name__)</w:t>
+      </w:r>
+    </w:p>
+    <w:p>
+      <w:pPr>
+        <w:spacing w:before="0" w:after="0" w:line="240" w:lineRule="auto"/>
+        <w:jc w:val="left"/>
+      </w:pPr>
+      <w:r>
+        <w:rPr>
+          <w:rFonts w:ascii="Times New Roman" w:hAnsi="Times New Roman" w:cs="Times New Roman"/>
+          <w:b w:val="0"/>
+          <w:i w:val="0"/>
+          <w:color w:val="1E293B"/>
+          <w:sz w:val="24"/>
+        </w:rPr>
+        <w:t xml:space="preserve"> </w:t>
+      </w:r>
+    </w:p>
+    <w:p>
+      <w:pPr>
+        <w:spacing w:before="0" w:after="0" w:line="240" w:lineRule="auto"/>
+        <w:jc w:val="left"/>
+      </w:pPr>
+      <w:r>
+        <w:rPr>
+          <w:rFonts w:ascii="Times New Roman" w:hAnsi="Times New Roman" w:cs="Times New Roman"/>
+          <w:b w:val="0"/>
+          <w:i w:val="0"/>
+          <w:color w:val="1E293B"/>
+          <w:sz w:val="24"/>
+        </w:rPr>
+        <w:t>@converted_answers_bp.route("/api/converted-answers", methods=["GET"])</w:t>
+      </w:r>
+    </w:p>
+    <w:p>
+      <w:pPr>
+        <w:spacing w:before="0" w:after="0" w:line="240" w:lineRule="auto"/>
+        <w:jc w:val="left"/>
+      </w:pPr>
+      <w:r>
+        <w:rPr>
+          <w:rFonts w:ascii="Times New Roman" w:hAnsi="Times New Roman" w:cs="Times New Roman"/>
+          <w:b w:val="0"/>
+          <w:i w:val="0"/>
+          <w:color w:val="1E293B"/>
+          <w:sz w:val="24"/>
+        </w:rPr>
+        <w:t>def get_converted_answers():</w:t>
+      </w:r>
+    </w:p>
+    <w:p>
+      <w:pPr>
+        <w:spacing w:before="0" w:after="0" w:line="240" w:lineRule="auto"/>
+        <w:jc w:val="left"/>
+      </w:pPr>
+      <w:r>
+        <w:rPr>
+          <w:rFonts w:ascii="Times New Roman" w:hAnsi="Times New Roman" w:cs="Times New Roman"/>
+          <w:b w:val="0"/>
+          <w:i w:val="0"/>
+          <w:color w:val="1E293B"/>
+          <w:sz w:val="24"/>
+        </w:rPr>
+        <w:t xml:space="preserve">    employee_id = request.args.get("employee_id", type=int)</w:t>
+      </w:r>
+    </w:p>
+    <w:p>
+      <w:pPr>
+        <w:spacing w:before="0" w:after="0" w:line="240" w:lineRule="auto"/>
+        <w:jc w:val="left"/>
+      </w:pPr>
+      <w:r>
+        <w:rPr>
+          <w:rFonts w:ascii="Times New Roman" w:hAnsi="Times New Roman" w:cs="Times New Roman"/>
+          <w:b w:val="0"/>
+          <w:i w:val="0"/>
+          <w:color w:val="1E293B"/>
+          <w:sz w:val="24"/>
+        </w:rPr>
+        <w:t xml:space="preserve">    if not employee_id:</w:t>
+      </w:r>
+    </w:p>
+    <w:p>
+      <w:pPr>
+        <w:spacing w:before="0" w:after="0" w:line="240" w:lineRule="auto"/>
+        <w:jc w:val="left"/>
+      </w:pPr>
+      <w:r>
+        <w:rPr>
+          <w:rFonts w:ascii="Times New Roman" w:hAnsi="Times New Roman" w:cs="Times New Roman"/>
+          <w:b w:val="0"/>
+          <w:i w:val="0"/>
+          <w:color w:val="1E293B"/>
+          <w:sz w:val="24"/>
+        </w:rPr>
+        <w:t xml:space="preserve">        return jsonify({"success": False, "message": "employee_id is required."}), 400</w:t>
+      </w:r>
+    </w:p>
+    <w:p>
+      <w:pPr>
+        <w:spacing w:before="0" w:after="0" w:line="240" w:lineRule="auto"/>
+        <w:jc w:val="left"/>
+      </w:pPr>
+      <w:r>
+        <w:rPr>
+          <w:rFonts w:ascii="Times New Roman" w:hAnsi="Times New Roman" w:cs="Times New Roman"/>
+          <w:b w:val="0"/>
+          <w:i w:val="0"/>
+          <w:color w:val="1E293B"/>
+          <w:sz w:val="24"/>
+        </w:rPr>
+        <w:t xml:space="preserve">    records = ConvertedAnswerModel.get_all(employee_id)</w:t>
+      </w:r>
+    </w:p>
+    <w:p>
+      <w:pPr>
+        <w:spacing w:before="0" w:after="0" w:line="240" w:lineRule="auto"/>
+        <w:jc w:val="left"/>
+      </w:pPr>
+      <w:r>
+        <w:rPr>
+          <w:rFonts w:ascii="Times New Roman" w:hAnsi="Times New Roman" w:cs="Times New Roman"/>
+          <w:b w:val="0"/>
+          <w:i w:val="0"/>
+          <w:color w:val="1E293B"/>
+          <w:sz w:val="24"/>
+        </w:rPr>
+        <w:t xml:space="preserve">    return jsonify({"success": True, "count": len(records), "data": records}), 200</w:t>
+      </w:r>
+    </w:p>
+    <w:p>
+      <w:pPr>
+        <w:spacing w:before="0" w:after="0" w:line="240" w:lineRule="auto"/>
+        <w:jc w:val="left"/>
+      </w:pPr>
+      <w:r>
+        <w:rPr>
+          <w:rFonts w:ascii="Times New Roman" w:hAnsi="Times New Roman" w:cs="Times New Roman"/>
+          <w:b w:val="0"/>
+          <w:i w:val="0"/>
+          <w:color w:val="1E293B"/>
+          <w:sz w:val="24"/>
+        </w:rPr>
+        <w:t xml:space="preserve"> </w:t>
+      </w:r>
+    </w:p>
+    <w:p>
+      <w:pPr>
+        <w:spacing w:before="0" w:after="0" w:line="240" w:lineRule="auto"/>
+        <w:jc w:val="left"/>
+      </w:pPr>
+      <w:r>
+        <w:rPr>
+          <w:rFonts w:ascii="Times New Roman" w:hAnsi="Times New Roman" w:cs="Times New Roman"/>
+          <w:b w:val="0"/>
+          <w:i w:val="0"/>
+          <w:color w:val="1E293B"/>
+          <w:sz w:val="24"/>
+        </w:rPr>
+        <w:t>@converted_answers_bp.route("/api/converted-answers/convert", methods=["POST"])</w:t>
+      </w:r>
+    </w:p>
+    <w:p>
+      <w:pPr>
+        <w:spacing w:before="0" w:after="0" w:line="240" w:lineRule="auto"/>
+        <w:jc w:val="left"/>
+      </w:pPr>
+      <w:r>
+        <w:rPr>
+          <w:rFonts w:ascii="Times New Roman" w:hAnsi="Times New Roman" w:cs="Times New Roman"/>
+          <w:b w:val="0"/>
+          <w:i w:val="0"/>
+          <w:color w:val="1E293B"/>
+          <w:sz w:val="24"/>
+        </w:rPr>
+        <w:t>def convert_answer():</w:t>
+      </w:r>
+    </w:p>
+    <w:p>
+      <w:pPr>
+        <w:spacing w:before="0" w:after="0" w:line="240" w:lineRule="auto"/>
+        <w:jc w:val="left"/>
+      </w:pPr>
+      <w:r>
+        <w:rPr>
+          <w:rFonts w:ascii="Times New Roman" w:hAnsi="Times New Roman" w:cs="Times New Roman"/>
+          <w:b w:val="0"/>
+          <w:i w:val="0"/>
+          <w:color w:val="1E293B"/>
+          <w:sz w:val="24"/>
+        </w:rPr>
+        <w:t xml:space="preserve">    data = request.get_json() or {}</w:t>
+      </w:r>
+    </w:p>
+    <w:p>
+      <w:pPr>
+        <w:spacing w:before="0" w:after="0" w:line="240" w:lineRule="auto"/>
+        <w:jc w:val="left"/>
+      </w:pPr>
+      <w:r>
+        <w:rPr>
+          <w:rFonts w:ascii="Times New Roman" w:hAnsi="Times New Roman" w:cs="Times New Roman"/>
+          <w:b w:val="0"/>
+          <w:i w:val="0"/>
+          <w:color w:val="1E293B"/>
+          <w:sz w:val="24"/>
+        </w:rPr>
+        <w:t xml:space="preserve">    employee_id = data.get("employee_id")</w:t>
+      </w:r>
+    </w:p>
+    <w:p>
+      <w:pPr>
+        <w:spacing w:before="0" w:after="0" w:line="240" w:lineRule="auto"/>
+        <w:jc w:val="left"/>
+      </w:pPr>
+      <w:r>
+        <w:rPr>
+          <w:rFonts w:ascii="Times New Roman" w:hAnsi="Times New Roman" w:cs="Times New Roman"/>
+          <w:b w:val="0"/>
+          <w:i w:val="0"/>
+          <w:color w:val="1E293B"/>
+          <w:sz w:val="24"/>
+        </w:rPr>
+        <w:t xml:space="preserve">    question = data.get("question", "")</w:t>
+      </w:r>
+    </w:p>
+    <w:p>
+      <w:pPr>
+        <w:spacing w:before="0" w:after="0" w:line="240" w:lineRule="auto"/>
+        <w:jc w:val="left"/>
+      </w:pPr>
+      <w:r>
+        <w:rPr>
+          <w:rFonts w:ascii="Times New Roman" w:hAnsi="Times New Roman" w:cs="Times New Roman"/>
+          <w:b w:val="0"/>
+          <w:i w:val="0"/>
+          <w:color w:val="1E293B"/>
+          <w:sz w:val="24"/>
+        </w:rPr>
+        <w:t xml:space="preserve">    honest_answer = data.get("honest_answer", "")</w:t>
+      </w:r>
+    </w:p>
+    <w:p>
+      <w:pPr>
+        <w:spacing w:before="0" w:after="0" w:line="240" w:lineRule="auto"/>
+        <w:jc w:val="left"/>
+      </w:pPr>
+      <w:r>
+        <w:rPr>
+          <w:rFonts w:ascii="Times New Roman" w:hAnsi="Times New Roman" w:cs="Times New Roman"/>
+          <w:b w:val="0"/>
+          <w:i w:val="0"/>
+          <w:color w:val="1E293B"/>
+          <w:sz w:val="24"/>
+        </w:rPr>
+        <w:t xml:space="preserve">    target_role = data.get("target_role", "Software Engineer")</w:t>
+      </w:r>
+    </w:p>
+    <w:p>
+      <w:pPr>
+        <w:spacing w:before="0" w:after="0" w:line="240" w:lineRule="auto"/>
+        <w:jc w:val="left"/>
+      </w:pPr>
+      <w:r>
+        <w:rPr>
+          <w:rFonts w:ascii="Times New Roman" w:hAnsi="Times New Roman" w:cs="Times New Roman"/>
+          <w:b w:val="0"/>
+          <w:i w:val="0"/>
+          <w:color w:val="1E293B"/>
+          <w:sz w:val="24"/>
+        </w:rPr>
+        <w:t xml:space="preserve"> </w:t>
+      </w:r>
+    </w:p>
+    <w:p>
+      <w:pPr>
+        <w:spacing w:before="0" w:after="0" w:line="240" w:lineRule="auto"/>
+        <w:jc w:val="left"/>
+      </w:pPr>
+      <w:r>
+        <w:rPr>
+          <w:rFonts w:ascii="Times New Roman" w:hAnsi="Times New Roman" w:cs="Times New Roman"/>
+          <w:b w:val="0"/>
+          <w:i w:val="0"/>
+          <w:color w:val="1E293B"/>
+          <w:sz w:val="24"/>
+        </w:rPr>
+        <w:t xml:space="preserve">    # Converts raw truth (career gap, company culture, salary) into confident recruiter-aligned response</w:t>
+      </w:r>
+    </w:p>
+    <w:p>
+      <w:pPr>
+        <w:spacing w:before="0" w:after="0" w:line="240" w:lineRule="auto"/>
+        <w:jc w:val="left"/>
+      </w:pPr>
+      <w:r>
+        <w:rPr>
+          <w:rFonts w:ascii="Times New Roman" w:hAnsi="Times New Roman" w:cs="Times New Roman"/>
+          <w:b w:val="0"/>
+          <w:i w:val="0"/>
+          <w:color w:val="1E293B"/>
+          <w:sz w:val="24"/>
+        </w:rPr>
+        <w:t xml:space="preserve">    professional_script = convert_honest_to_professional(question, honest_answer, target_role)</w:t>
+      </w:r>
+    </w:p>
+    <w:p>
+      <w:pPr>
+        <w:spacing w:before="0" w:after="0" w:line="240" w:lineRule="auto"/>
+        <w:jc w:val="left"/>
+      </w:pPr>
+      <w:r>
+        <w:rPr>
+          <w:rFonts w:ascii="Times New Roman" w:hAnsi="Times New Roman" w:cs="Times New Roman"/>
+          <w:b w:val="0"/>
+          <w:i w:val="0"/>
+          <w:color w:val="1E293B"/>
+          <w:sz w:val="24"/>
+        </w:rPr>
+        <w:t xml:space="preserve">    record = ConvertedAnswerModel.save(</w:t>
+      </w:r>
+    </w:p>
+    <w:p>
+      <w:pPr>
+        <w:spacing w:before="0" w:after="0" w:line="240" w:lineRule="auto"/>
+        <w:jc w:val="left"/>
+      </w:pPr>
+      <w:r>
+        <w:rPr>
+          <w:rFonts w:ascii="Times New Roman" w:hAnsi="Times New Roman" w:cs="Times New Roman"/>
+          <w:b w:val="0"/>
+          <w:i w:val="0"/>
+          <w:color w:val="1E293B"/>
+          <w:sz w:val="24"/>
+        </w:rPr>
+        <w:t xml:space="preserve">        employee_id=int(employee_id),</w:t>
+      </w:r>
+    </w:p>
+    <w:p>
+      <w:pPr>
+        <w:spacing w:before="0" w:after="0" w:line="240" w:lineRule="auto"/>
+        <w:jc w:val="left"/>
+      </w:pPr>
+      <w:r>
+        <w:rPr>
+          <w:rFonts w:ascii="Times New Roman" w:hAnsi="Times New Roman" w:cs="Times New Roman"/>
+          <w:b w:val="0"/>
+          <w:i w:val="0"/>
+          <w:color w:val="1E293B"/>
+          <w:sz w:val="24"/>
+        </w:rPr>
+        <w:t xml:space="preserve">        question=question,</w:t>
+      </w:r>
+    </w:p>
+    <w:p>
+      <w:pPr>
+        <w:spacing w:before="0" w:after="0" w:line="240" w:lineRule="auto"/>
+        <w:jc w:val="left"/>
+      </w:pPr>
+      <w:r>
+        <w:rPr>
+          <w:rFonts w:ascii="Times New Roman" w:hAnsi="Times New Roman" w:cs="Times New Roman"/>
+          <w:b w:val="0"/>
+          <w:i w:val="0"/>
+          <w:color w:val="1E293B"/>
+          <w:sz w:val="24"/>
+        </w:rPr>
+        <w:t xml:space="preserve">        honest_answer=honest_answer,</w:t>
+      </w:r>
+    </w:p>
+    <w:p>
+      <w:pPr>
+        <w:spacing w:before="0" w:after="0" w:line="240" w:lineRule="auto"/>
+        <w:jc w:val="left"/>
+      </w:pPr>
+      <w:r>
+        <w:rPr>
+          <w:rFonts w:ascii="Times New Roman" w:hAnsi="Times New Roman" w:cs="Times New Roman"/>
+          <w:b w:val="0"/>
+          <w:i w:val="0"/>
+          <w:color w:val="1E293B"/>
+          <w:sz w:val="24"/>
+        </w:rPr>
+        <w:t xml:space="preserve">        professional_script=professional_script</w:t>
+      </w:r>
+    </w:p>
+    <w:p>
+      <w:pPr>
+        <w:spacing w:before="0" w:after="0" w:line="240" w:lineRule="auto"/>
+        <w:jc w:val="left"/>
+      </w:pPr>
+      <w:r>
+        <w:rPr>
+          <w:rFonts w:ascii="Times New Roman" w:hAnsi="Times New Roman" w:cs="Times New Roman"/>
+          <w:b w:val="0"/>
+          <w:i w:val="0"/>
+          <w:color w:val="1E293B"/>
+          <w:sz w:val="24"/>
+        </w:rPr>
+        <w:t xml:space="preserve">    )</w:t>
+      </w:r>
+    </w:p>
+    <w:p>
+      <w:pPr>
+        <w:spacing w:before="0" w:after="0" w:line="240" w:lineRule="auto"/>
+        <w:jc w:val="left"/>
+      </w:pPr>
+      <w:r>
+        <w:rPr>
+          <w:rFonts w:ascii="Times New Roman" w:hAnsi="Times New Roman" w:cs="Times New Roman"/>
+          <w:b w:val="0"/>
+          <w:i w:val="0"/>
+          <w:color w:val="1E293B"/>
+          <w:sz w:val="24"/>
+        </w:rPr>
+        <w:t xml:space="preserve">    GamificationModel.add_xp(int(employee_id), 30, "Honest Answer Converted")</w:t>
+      </w:r>
+    </w:p>
+    <w:p>
+      <w:pPr>
+        <w:spacing w:before="0" w:after="0" w:line="240" w:lineRule="auto"/>
+        <w:jc w:val="left"/>
+      </w:pPr>
+      <w:r>
+        <w:rPr>
+          <w:rFonts w:ascii="Times New Roman" w:hAnsi="Times New Roman" w:cs="Times New Roman"/>
+          <w:b w:val="0"/>
+          <w:i w:val="0"/>
+          <w:color w:val="1E293B"/>
+          <w:sz w:val="24"/>
+        </w:rPr>
+        <w:t xml:space="preserve">    return jsonify({"success": True, "data": record}), 200</w:t>
+      </w:r>
+    </w:p>
+    <w:p>
+      <w:pPr>
+        <w:spacing w:before="240" w:after="60" w:line="276" w:lineRule="auto"/>
+        <w:jc w:val="left"/>
+      </w:pPr>
+      <w:r>
+        <w:rPr>
+          <w:rFonts w:ascii="Times New Roman" w:hAnsi="Times New Roman" w:cs="Times New Roman"/>
+          <w:b/>
+          <w:i w:val="0"/>
+          <w:color w:val="111827"/>
+          <w:sz w:val="24"/>
+        </w:rPr>
+        <w:t>14.8 Notice Period Transition Countdown Planner (backend/routes/notice_plan.py)</w:t>
+      </w:r>
+    </w:p>
+    <w:p>
+      <w:pPr>
+        <w:spacing w:before="0" w:after="0" w:line="240" w:lineRule="auto"/>
+        <w:jc w:val="left"/>
+      </w:pPr>
+      <w:r>
+        <w:rPr>
+          <w:rFonts w:ascii="Times New Roman" w:hAnsi="Times New Roman" w:cs="Times New Roman"/>
+          <w:b w:val="0"/>
+          <w:i w:val="0"/>
+          <w:color w:val="1E293B"/>
+          <w:sz w:val="24"/>
+        </w:rPr>
+        <w:t>from flask import Blueprint, request, jsonify</w:t>
+      </w:r>
+    </w:p>
+    <w:p>
+      <w:pPr>
+        <w:spacing w:before="0" w:after="0" w:line="240" w:lineRule="auto"/>
+        <w:jc w:val="left"/>
+      </w:pPr>
+      <w:r>
+        <w:rPr>
+          <w:rFonts w:ascii="Times New Roman" w:hAnsi="Times New Roman" w:cs="Times New Roman"/>
+          <w:b w:val="0"/>
+          <w:i w:val="0"/>
+          <w:color w:val="1E293B"/>
+          <w:sz w:val="24"/>
+        </w:rPr>
+        <w:t>from backend.models import NoticePlanModel</w:t>
+      </w:r>
+    </w:p>
+    <w:p>
+      <w:pPr>
+        <w:spacing w:before="0" w:after="0" w:line="240" w:lineRule="auto"/>
+        <w:jc w:val="left"/>
+      </w:pPr>
+      <w:r>
+        <w:rPr>
+          <w:rFonts w:ascii="Times New Roman" w:hAnsi="Times New Roman" w:cs="Times New Roman"/>
+          <w:b w:val="0"/>
+          <w:i w:val="0"/>
+          <w:color w:val="1E293B"/>
+          <w:sz w:val="24"/>
+        </w:rPr>
+        <w:t>from backend.services.ai_service import generate_notice_period_plan</w:t>
+      </w:r>
+    </w:p>
+    <w:p>
+      <w:pPr>
+        <w:spacing w:before="0" w:after="0" w:line="240" w:lineRule="auto"/>
+        <w:jc w:val="left"/>
+      </w:pPr>
+      <w:r>
+        <w:rPr>
+          <w:rFonts w:ascii="Times New Roman" w:hAnsi="Times New Roman" w:cs="Times New Roman"/>
+          <w:b w:val="0"/>
+          <w:i w:val="0"/>
+          <w:color w:val="1E293B"/>
+          <w:sz w:val="24"/>
+        </w:rPr>
+        <w:t xml:space="preserve"> </w:t>
+      </w:r>
+    </w:p>
+    <w:p>
+      <w:pPr>
+        <w:spacing w:before="0" w:after="0" w:line="240" w:lineRule="auto"/>
+        <w:jc w:val="left"/>
+      </w:pPr>
+      <w:r>
+        <w:rPr>
+          <w:rFonts w:ascii="Times New Roman" w:hAnsi="Times New Roman" w:cs="Times New Roman"/>
+          <w:b w:val="0"/>
+          <w:i w:val="0"/>
+          <w:color w:val="1E293B"/>
+          <w:sz w:val="24"/>
+        </w:rPr>
+        <w:t>notice_plan_bp = Blueprint("notice_plan", __name__)</w:t>
+      </w:r>
+    </w:p>
+    <w:p>
+      <w:pPr>
+        <w:spacing w:before="0" w:after="0" w:line="240" w:lineRule="auto"/>
+        <w:jc w:val="left"/>
+      </w:pPr>
+      <w:r>
+        <w:rPr>
+          <w:rFonts w:ascii="Times New Roman" w:hAnsi="Times New Roman" w:cs="Times New Roman"/>
+          <w:b w:val="0"/>
+          <w:i w:val="0"/>
+          <w:color w:val="1E293B"/>
+          <w:sz w:val="24"/>
+        </w:rPr>
+        <w:t xml:space="preserve"> </w:t>
+      </w:r>
+    </w:p>
+    <w:p>
+      <w:pPr>
+        <w:spacing w:before="0" w:after="0" w:line="240" w:lineRule="auto"/>
+        <w:jc w:val="left"/>
+      </w:pPr>
+      <w:r>
+        <w:rPr>
+          <w:rFonts w:ascii="Times New Roman" w:hAnsi="Times New Roman" w:cs="Times New Roman"/>
+          <w:b w:val="0"/>
+          <w:i w:val="0"/>
+          <w:color w:val="1E293B"/>
+          <w:sz w:val="24"/>
+        </w:rPr>
+        <w:t>@notice_plan_bp.route("/api/notice-plan/active", methods=["GET"])</w:t>
+      </w:r>
+    </w:p>
+    <w:p>
+      <w:pPr>
+        <w:spacing w:before="0" w:after="0" w:line="240" w:lineRule="auto"/>
+        <w:jc w:val="left"/>
+      </w:pPr>
+      <w:r>
+        <w:rPr>
+          <w:rFonts w:ascii="Times New Roman" w:hAnsi="Times New Roman" w:cs="Times New Roman"/>
+          <w:b w:val="0"/>
+          <w:i w:val="0"/>
+          <w:color w:val="1E293B"/>
+          <w:sz w:val="24"/>
+        </w:rPr>
+        <w:t>def get_active_notice_plan():</w:t>
+      </w:r>
+    </w:p>
+    <w:p>
+      <w:pPr>
+        <w:spacing w:before="0" w:after="0" w:line="240" w:lineRule="auto"/>
+        <w:jc w:val="left"/>
+      </w:pPr>
+      <w:r>
+        <w:rPr>
+          <w:rFonts w:ascii="Times New Roman" w:hAnsi="Times New Roman" w:cs="Times New Roman"/>
+          <w:b w:val="0"/>
+          <w:i w:val="0"/>
+          <w:color w:val="1E293B"/>
+          <w:sz w:val="24"/>
+        </w:rPr>
+        <w:t xml:space="preserve">    employee_id = request.args.get("employee_id", type=int)</w:t>
+      </w:r>
+    </w:p>
+    <w:p>
+      <w:pPr>
+        <w:spacing w:before="0" w:after="0" w:line="240" w:lineRule="auto"/>
+        <w:jc w:val="left"/>
+      </w:pPr>
+      <w:r>
+        <w:rPr>
+          <w:rFonts w:ascii="Times New Roman" w:hAnsi="Times New Roman" w:cs="Times New Roman"/>
+          <w:b w:val="0"/>
+          <w:i w:val="0"/>
+          <w:color w:val="1E293B"/>
+          <w:sz w:val="24"/>
+        </w:rPr>
+        <w:t xml:space="preserve">    if not employee_id:</w:t>
+      </w:r>
+    </w:p>
+    <w:p>
+      <w:pPr>
+        <w:spacing w:before="0" w:after="0" w:line="240" w:lineRule="auto"/>
+        <w:jc w:val="left"/>
+      </w:pPr>
+      <w:r>
+        <w:rPr>
+          <w:rFonts w:ascii="Times New Roman" w:hAnsi="Times New Roman" w:cs="Times New Roman"/>
+          <w:b w:val="0"/>
+          <w:i w:val="0"/>
+          <w:color w:val="1E293B"/>
+          <w:sz w:val="24"/>
+        </w:rPr>
+        <w:t xml:space="preserve">        return jsonify({"success": False, "message": "employee_id is required."}), 400</w:t>
+      </w:r>
+    </w:p>
+    <w:p>
+      <w:pPr>
+        <w:spacing w:before="0" w:after="0" w:line="240" w:lineRule="auto"/>
+        <w:jc w:val="left"/>
+      </w:pPr>
+      <w:r>
+        <w:rPr>
+          <w:rFonts w:ascii="Times New Roman" w:hAnsi="Times New Roman" w:cs="Times New Roman"/>
+          <w:b w:val="0"/>
+          <w:i w:val="0"/>
+          <w:color w:val="1E293B"/>
+          <w:sz w:val="24"/>
+        </w:rPr>
+        <w:t xml:space="preserve">    plan = NoticePlanModel.get_active_plan(employee_id)</w:t>
+      </w:r>
+    </w:p>
+    <w:p>
+      <w:pPr>
+        <w:spacing w:before="0" w:after="0" w:line="240" w:lineRule="auto"/>
+        <w:jc w:val="left"/>
+      </w:pPr>
+      <w:r>
+        <w:rPr>
+          <w:rFonts w:ascii="Times New Roman" w:hAnsi="Times New Roman" w:cs="Times New Roman"/>
+          <w:b w:val="0"/>
+          <w:i w:val="0"/>
+          <w:color w:val="1E293B"/>
+          <w:sz w:val="24"/>
+        </w:rPr>
+        <w:t xml:space="preserve">    return jsonify({"success": True, "data": plan}), 200</w:t>
+      </w:r>
+    </w:p>
+    <w:p>
+      <w:pPr>
+        <w:spacing w:before="0" w:after="0" w:line="240" w:lineRule="auto"/>
+        <w:jc w:val="left"/>
+      </w:pPr>
+      <w:r>
+        <w:rPr>
+          <w:rFonts w:ascii="Times New Roman" w:hAnsi="Times New Roman" w:cs="Times New Roman"/>
+          <w:b w:val="0"/>
+          <w:i w:val="0"/>
+          <w:color w:val="1E293B"/>
+          <w:sz w:val="24"/>
+        </w:rPr>
+        <w:t xml:space="preserve"> </w:t>
+      </w:r>
+    </w:p>
+    <w:p>
+      <w:pPr>
+        <w:spacing w:before="0" w:after="0" w:line="240" w:lineRule="auto"/>
+        <w:jc w:val="left"/>
+      </w:pPr>
+      <w:r>
+        <w:rPr>
+          <w:rFonts w:ascii="Times New Roman" w:hAnsi="Times New Roman" w:cs="Times New Roman"/>
+          <w:b w:val="0"/>
+          <w:i w:val="0"/>
+          <w:color w:val="1E293B"/>
+          <w:sz w:val="24"/>
+        </w:rPr>
+        <w:t>@notice_plan_bp.route("/api/notice-plan/generate", methods=["POST"])</w:t>
+      </w:r>
+    </w:p>
+    <w:p>
+      <w:pPr>
+        <w:spacing w:before="0" w:after="0" w:line="240" w:lineRule="auto"/>
+        <w:jc w:val="left"/>
+      </w:pPr>
+      <w:r>
+        <w:rPr>
+          <w:rFonts w:ascii="Times New Roman" w:hAnsi="Times New Roman" w:cs="Times New Roman"/>
+          <w:b w:val="0"/>
+          <w:i w:val="0"/>
+          <w:color w:val="1E293B"/>
+          <w:sz w:val="24"/>
+        </w:rPr>
+        <w:t>def generate_notice_plan():</w:t>
+      </w:r>
+    </w:p>
+    <w:p>
+      <w:pPr>
+        <w:spacing w:before="0" w:after="0" w:line="240" w:lineRule="auto"/>
+        <w:jc w:val="left"/>
+      </w:pPr>
+      <w:r>
+        <w:rPr>
+          <w:rFonts w:ascii="Times New Roman" w:hAnsi="Times New Roman" w:cs="Times New Roman"/>
+          <w:b w:val="0"/>
+          <w:i w:val="0"/>
+          <w:color w:val="1E293B"/>
+          <w:sz w:val="24"/>
+        </w:rPr>
+        <w:t xml:space="preserve">    data = request.get_json() or {}</w:t>
+      </w:r>
+    </w:p>
+    <w:p>
+      <w:pPr>
+        <w:spacing w:before="0" w:after="0" w:line="240" w:lineRule="auto"/>
+        <w:jc w:val="left"/>
+      </w:pPr>
+      <w:r>
+        <w:rPr>
+          <w:rFonts w:ascii="Times New Roman" w:hAnsi="Times New Roman" w:cs="Times New Roman"/>
+          <w:b w:val="0"/>
+          <w:i w:val="0"/>
+          <w:color w:val="1E293B"/>
+          <w:sz w:val="24"/>
+        </w:rPr>
+        <w:t xml:space="preserve">    employee_id = data.get("employee_id")</w:t>
+      </w:r>
+    </w:p>
+    <w:p>
+      <w:pPr>
+        <w:spacing w:before="0" w:after="0" w:line="240" w:lineRule="auto"/>
+        <w:jc w:val="left"/>
+      </w:pPr>
+      <w:r>
+        <w:rPr>
+          <w:rFonts w:ascii="Times New Roman" w:hAnsi="Times New Roman" w:cs="Times New Roman"/>
+          <w:b w:val="0"/>
+          <w:i w:val="0"/>
+          <w:color w:val="1E293B"/>
+          <w:sz w:val="24"/>
+        </w:rPr>
+        <w:t xml:space="preserve">    target_role = data.get("target_role", "Software Engineer")</w:t>
+      </w:r>
+    </w:p>
+    <w:p>
+      <w:pPr>
+        <w:spacing w:before="0" w:after="0" w:line="240" w:lineRule="auto"/>
+        <w:jc w:val="left"/>
+      </w:pPr>
+      <w:r>
+        <w:rPr>
+          <w:rFonts w:ascii="Times New Roman" w:hAnsi="Times New Roman" w:cs="Times New Roman"/>
+          <w:b w:val="0"/>
+          <w:i w:val="0"/>
+          <w:color w:val="1E293B"/>
+          <w:sz w:val="24"/>
+        </w:rPr>
+        <w:t xml:space="preserve">    notice_days = int(data.get("notice_days", 30))</w:t>
+      </w:r>
+    </w:p>
+    <w:p>
+      <w:pPr>
+        <w:spacing w:before="0" w:after="0" w:line="240" w:lineRule="auto"/>
+        <w:jc w:val="left"/>
+      </w:pPr>
+      <w:r>
+        <w:rPr>
+          <w:rFonts w:ascii="Times New Roman" w:hAnsi="Times New Roman" w:cs="Times New Roman"/>
+          <w:b w:val="0"/>
+          <w:i w:val="0"/>
+          <w:color w:val="1E293B"/>
+          <w:sz w:val="24"/>
+        </w:rPr>
+        <w:t xml:space="preserve"> </w:t>
+      </w:r>
+    </w:p>
+    <w:p>
+      <w:pPr>
+        <w:spacing w:before="0" w:after="0" w:line="240" w:lineRule="auto"/>
+        <w:jc w:val="left"/>
+      </w:pPr>
+      <w:r>
+        <w:rPr>
+          <w:rFonts w:ascii="Times New Roman" w:hAnsi="Times New Roman" w:cs="Times New Roman"/>
+          <w:b w:val="0"/>
+          <w:i w:val="0"/>
+          <w:color w:val="1E293B"/>
+          <w:sz w:val="24"/>
+        </w:rPr>
+        <w:t xml:space="preserve">    plan_data = generate_notice_period_plan(target_role, notice_days)</w:t>
+      </w:r>
+    </w:p>
+    <w:p>
+      <w:pPr>
+        <w:spacing w:before="0" w:after="0" w:line="240" w:lineRule="auto"/>
+        <w:jc w:val="left"/>
+      </w:pPr>
+      <w:r>
+        <w:rPr>
+          <w:rFonts w:ascii="Times New Roman" w:hAnsi="Times New Roman" w:cs="Times New Roman"/>
+          <w:b w:val="0"/>
+          <w:i w:val="0"/>
+          <w:color w:val="1E293B"/>
+          <w:sz w:val="24"/>
+        </w:rPr>
+        <w:t xml:space="preserve">    plan_record = NoticePlanModel.save(int(employee_id), notice_days, plan_data)</w:t>
+      </w:r>
+    </w:p>
+    <w:p>
+      <w:pPr>
+        <w:spacing w:before="0" w:after="0" w:line="240" w:lineRule="auto"/>
+        <w:jc w:val="left"/>
+      </w:pPr>
+      <w:r>
+        <w:rPr>
+          <w:rFonts w:ascii="Times New Roman" w:hAnsi="Times New Roman" w:cs="Times New Roman"/>
+          <w:b w:val="0"/>
+          <w:i w:val="0"/>
+          <w:color w:val="1E293B"/>
+          <w:sz w:val="24"/>
+        </w:rPr>
+        <w:t xml:space="preserve">    return jsonify({"success": True, "data": plan_record}), 200</w:t>
+      </w:r>
+    </w:p>
+    <w:p>
+      <w:pPr>
+        <w:spacing w:before="0" w:after="0" w:line="240" w:lineRule="auto"/>
+        <w:jc w:val="left"/>
+      </w:pPr>
+      <w:r>
+        <w:rPr>
+          <w:rFonts w:ascii="Times New Roman" w:hAnsi="Times New Roman" w:cs="Times New Roman"/>
+          <w:b w:val="0"/>
+          <w:i w:val="0"/>
+          <w:color w:val="1E293B"/>
+          <w:sz w:val="24"/>
+        </w:rPr>
+        <w:t xml:space="preserve"> </w:t>
+      </w:r>
+    </w:p>
+    <w:p>
+      <w:pPr>
+        <w:spacing w:before="0" w:after="0" w:line="240" w:lineRule="auto"/>
+        <w:jc w:val="left"/>
+      </w:pPr>
+      <w:r>
+        <w:rPr>
+          <w:rFonts w:ascii="Times New Roman" w:hAnsi="Times New Roman" w:cs="Times New Roman"/>
+          <w:b w:val="0"/>
+          <w:i w:val="0"/>
+          <w:color w:val="1E293B"/>
+          <w:sz w:val="24"/>
+        </w:rPr>
+        <w:t>@notice_plan_bp.route("/api/notice-plan/task/toggle", methods=["POST"])</w:t>
+      </w:r>
+    </w:p>
+    <w:p>
+      <w:pPr>
+        <w:spacing w:before="0" w:after="0" w:line="240" w:lineRule="auto"/>
+        <w:jc w:val="left"/>
+      </w:pPr>
+      <w:r>
+        <w:rPr>
+          <w:rFonts w:ascii="Times New Roman" w:hAnsi="Times New Roman" w:cs="Times New Roman"/>
+          <w:b w:val="0"/>
+          <w:i w:val="0"/>
+          <w:color w:val="1E293B"/>
+          <w:sz w:val="24"/>
+        </w:rPr>
+        <w:t>def toggle_notice_task():</w:t>
+      </w:r>
+    </w:p>
+    <w:p>
+      <w:pPr>
+        <w:spacing w:before="0" w:after="0" w:line="240" w:lineRule="auto"/>
+        <w:jc w:val="left"/>
+      </w:pPr>
+      <w:r>
+        <w:rPr>
+          <w:rFonts w:ascii="Times New Roman" w:hAnsi="Times New Roman" w:cs="Times New Roman"/>
+          <w:b w:val="0"/>
+          <w:i w:val="0"/>
+          <w:color w:val="1E293B"/>
+          <w:sz w:val="24"/>
+        </w:rPr>
+        <w:t xml:space="preserve">    data = request.get_json() or {}</w:t>
+      </w:r>
+    </w:p>
+    <w:p>
+      <w:pPr>
+        <w:spacing w:before="0" w:after="0" w:line="240" w:lineRule="auto"/>
+        <w:jc w:val="left"/>
+      </w:pPr>
+      <w:r>
+        <w:rPr>
+          <w:rFonts w:ascii="Times New Roman" w:hAnsi="Times New Roman" w:cs="Times New Roman"/>
+          <w:b w:val="0"/>
+          <w:i w:val="0"/>
+          <w:color w:val="1E293B"/>
+          <w:sz w:val="24"/>
+        </w:rPr>
+        <w:t xml:space="preserve">    result = NoticePlanModel.toggle_task(int(data.get("employee_id")), int(data.get("task_id")))</w:t>
+      </w:r>
+    </w:p>
+    <w:p>
+      <w:pPr>
+        <w:spacing w:before="0" w:after="0" w:line="240" w:lineRule="auto"/>
+        <w:jc w:val="left"/>
+      </w:pPr>
+      <w:r>
+        <w:rPr>
+          <w:rFonts w:ascii="Times New Roman" w:hAnsi="Times New Roman" w:cs="Times New Roman"/>
+          <w:b w:val="0"/>
+          <w:i w:val="0"/>
+          <w:color w:val="1E293B"/>
+          <w:sz w:val="24"/>
+        </w:rPr>
+        <w:t xml:space="preserve">    return jsonify(result), 200</w:t>
+      </w:r>
+    </w:p>
+    <w:p>
+      <w:pPr>
+        <w:spacing w:before="240" w:after="60" w:line="276" w:lineRule="auto"/>
+        <w:jc w:val="left"/>
+      </w:pPr>
+      <w:r>
+        <w:rPr>
+          <w:rFonts w:ascii="Times New Roman" w:hAnsi="Times New Roman" w:cs="Times New Roman"/>
+          <w:b/>
+          <w:i w:val="0"/>
+          <w:color w:val="111827"/>
+          <w:sz w:val="24"/>
+        </w:rPr>
+        <w:t>14.9 ATS Resume Scoring &amp; Optimization Engine (backend/routes/resume.py)</w:t>
+      </w:r>
+    </w:p>
+    <w:p>
+      <w:pPr>
+        <w:spacing w:before="0" w:after="0" w:line="240" w:lineRule="auto"/>
+        <w:jc w:val="left"/>
+      </w:pPr>
+      <w:r>
+        <w:rPr>
+          <w:rFonts w:ascii="Times New Roman" w:hAnsi="Times New Roman" w:cs="Times New Roman"/>
+          <w:b w:val="0"/>
+          <w:i w:val="0"/>
+          <w:color w:val="1E293B"/>
+          <w:sz w:val="24"/>
+        </w:rPr>
+        <w:t>from flask import Blueprint, request, jsonify</w:t>
+      </w:r>
+    </w:p>
+    <w:p>
+      <w:pPr>
+        <w:spacing w:before="0" w:after="0" w:line="240" w:lineRule="auto"/>
+        <w:jc w:val="left"/>
+      </w:pPr>
+      <w:r>
+        <w:rPr>
+          <w:rFonts w:ascii="Times New Roman" w:hAnsi="Times New Roman" w:cs="Times New Roman"/>
+          <w:b w:val="0"/>
+          <w:i w:val="0"/>
+          <w:color w:val="1E293B"/>
+          <w:sz w:val="24"/>
+        </w:rPr>
+        <w:t>from backend.models import TrendingTemplateModel, ResumeModel</w:t>
+      </w:r>
+    </w:p>
+    <w:p>
+      <w:pPr>
+        <w:spacing w:before="0" w:after="0" w:line="240" w:lineRule="auto"/>
+        <w:jc w:val="left"/>
+      </w:pPr>
+      <w:r>
+        <w:rPr>
+          <w:rFonts w:ascii="Times New Roman" w:hAnsi="Times New Roman" w:cs="Times New Roman"/>
+          <w:b w:val="0"/>
+          <w:i w:val="0"/>
+          <w:color w:val="1E293B"/>
+          <w:sz w:val="24"/>
+        </w:rPr>
+        <w:t xml:space="preserve"> </w:t>
+      </w:r>
+    </w:p>
+    <w:p>
+      <w:pPr>
+        <w:spacing w:before="0" w:after="0" w:line="240" w:lineRule="auto"/>
+        <w:jc w:val="left"/>
+      </w:pPr>
+      <w:r>
+        <w:rPr>
+          <w:rFonts w:ascii="Times New Roman" w:hAnsi="Times New Roman" w:cs="Times New Roman"/>
+          <w:b w:val="0"/>
+          <w:i w:val="0"/>
+          <w:color w:val="1E293B"/>
+          <w:sz w:val="24"/>
+        </w:rPr>
+        <w:t>resume_bp = Blueprint("resume", __name__)</w:t>
+      </w:r>
+    </w:p>
+    <w:p>
+      <w:pPr>
+        <w:spacing w:before="0" w:after="0" w:line="240" w:lineRule="auto"/>
+        <w:jc w:val="left"/>
+      </w:pPr>
+      <w:r>
+        <w:rPr>
+          <w:rFonts w:ascii="Times New Roman" w:hAnsi="Times New Roman" w:cs="Times New Roman"/>
+          <w:b w:val="0"/>
+          <w:i w:val="0"/>
+          <w:color w:val="1E293B"/>
+          <w:sz w:val="24"/>
+        </w:rPr>
+        <w:t xml:space="preserve"> </w:t>
+      </w:r>
+    </w:p>
+    <w:p>
+      <w:pPr>
+        <w:spacing w:before="0" w:after="0" w:line="240" w:lineRule="auto"/>
+        <w:jc w:val="left"/>
+      </w:pPr>
+      <w:r>
+        <w:rPr>
+          <w:rFonts w:ascii="Times New Roman" w:hAnsi="Times New Roman" w:cs="Times New Roman"/>
+          <w:b w:val="0"/>
+          <w:i w:val="0"/>
+          <w:color w:val="1E293B"/>
+          <w:sz w:val="24"/>
+        </w:rPr>
+        <w:t>@resume_bp.route("/api/resume/templates", methods=["GET"])</w:t>
+      </w:r>
+    </w:p>
+    <w:p>
+      <w:pPr>
+        <w:spacing w:before="0" w:after="0" w:line="240" w:lineRule="auto"/>
+        <w:jc w:val="left"/>
+      </w:pPr>
+      <w:r>
+        <w:rPr>
+          <w:rFonts w:ascii="Times New Roman" w:hAnsi="Times New Roman" w:cs="Times New Roman"/>
+          <w:b w:val="0"/>
+          <w:i w:val="0"/>
+          <w:color w:val="1E293B"/>
+          <w:sz w:val="24"/>
         </w:rPr>
         <w:t>def get_resume_templates():</w:t>
       </w:r>
@@ -6001,23 +10569,27 @@
       </w:pPr>
       <w:r>
         <w:rPr>
-          <w:rFonts w:ascii="Consolas" w:hAnsi="Consolas"/>
-          <w:color w:val="1E293B"/>
-          <w:sz w:val="18"/>
-        </w:rPr>
-        <w:t xml:space="preserve">    return {"success": True, "templates": TrendingTemplateModel.get_active()}</w:t>
-      </w:r>
-    </w:p>
-    <w:p>
-      <w:pPr>
-        <w:spacing w:before="0" w:after="0" w:line="240" w:lineRule="auto"/>
-        <w:jc w:val="left"/>
-      </w:pPr>
-      <w:r>
-        <w:rPr>
-          <w:rFonts w:ascii="Consolas" w:hAnsi="Consolas"/>
-          <w:color w:val="1E293B"/>
-          <w:sz w:val="18"/>
+          <w:rFonts w:ascii="Times New Roman" w:hAnsi="Times New Roman" w:cs="Times New Roman"/>
+          <w:b w:val="0"/>
+          <w:i w:val="0"/>
+          <w:color w:val="1E293B"/>
+          <w:sz w:val="24"/>
+        </w:rPr>
+        <w:t xml:space="preserve">    return jsonify({"success": True, "templates": TrendingTemplateModel.get_active()}), 200</w:t>
+      </w:r>
+    </w:p>
+    <w:p>
+      <w:pPr>
+        <w:spacing w:before="0" w:after="0" w:line="240" w:lineRule="auto"/>
+        <w:jc w:val="left"/>
+      </w:pPr>
+      <w:r>
+        <w:rPr>
+          <w:rFonts w:ascii="Times New Roman" w:hAnsi="Times New Roman" w:cs="Times New Roman"/>
+          <w:b w:val="0"/>
+          <w:i w:val="0"/>
+          <w:color w:val="1E293B"/>
+          <w:sz w:val="24"/>
         </w:rPr>
         <w:t xml:space="preserve"> </w:t>
       </w:r>
@@ -6029,121 +10601,107 @@
       </w:pPr>
       <w:r>
         <w:rPr>
-          <w:rFonts w:ascii="Consolas" w:hAnsi="Consolas"/>
-          <w:color w:val="1E293B"/>
-          <w:sz w:val="18"/>
-        </w:rPr>
-        <w:t>@app.post("/api/ai-fluency/evaluate")</w:t>
-      </w:r>
-    </w:p>
-    <w:p>
-      <w:pPr>
-        <w:spacing w:before="0" w:after="0" w:line="240" w:lineRule="auto"/>
-        <w:jc w:val="left"/>
-      </w:pPr>
-      <w:r>
-        <w:rPr>
-          <w:rFonts w:ascii="Consolas" w:hAnsi="Consolas"/>
-          <w:color w:val="1E293B"/>
-          <w:sz w:val="18"/>
-        </w:rPr>
-        <w:t>async def evaluate_ai_fluency(request: Request):</w:t>
-      </w:r>
-    </w:p>
-    <w:p>
-      <w:pPr>
-        <w:spacing w:before="0" w:after="0" w:line="240" w:lineRule="auto"/>
-        <w:jc w:val="left"/>
-      </w:pPr>
-      <w:r>
-        <w:rPr>
-          <w:rFonts w:ascii="Consolas" w:hAnsi="Consolas"/>
-          <w:color w:val="1E293B"/>
-          <w:sz w:val="18"/>
-        </w:rPr>
-        <w:t xml:space="preserve">    data = await request.json()</w:t>
-      </w:r>
-    </w:p>
-    <w:p>
-      <w:pPr>
-        <w:spacing w:before="0" w:after="0" w:line="240" w:lineRule="auto"/>
-        <w:jc w:val="left"/>
-      </w:pPr>
-      <w:r>
-        <w:rPr>
-          <w:rFonts w:ascii="Consolas" w:hAnsi="Consolas"/>
-          <w:color w:val="1E293B"/>
-          <w:sz w:val="18"/>
-        </w:rPr>
-        <w:t xml:space="preserve">    return AIFluencyModel.evaluate_answer(</w:t>
-      </w:r>
-    </w:p>
-    <w:p>
-      <w:pPr>
-        <w:spacing w:before="0" w:after="0" w:line="240" w:lineRule="auto"/>
-        <w:jc w:val="left"/>
-      </w:pPr>
-      <w:r>
-        <w:rPr>
-          <w:rFonts w:ascii="Consolas" w:hAnsi="Consolas"/>
-          <w:color w:val="1E293B"/>
-          <w:sz w:val="18"/>
-        </w:rPr>
-        <w:t xml:space="preserve">        int(data.get("employee_id")),</w:t>
-      </w:r>
-    </w:p>
-    <w:p>
-      <w:pPr>
-        <w:spacing w:before="0" w:after="0" w:line="240" w:lineRule="auto"/>
-        <w:jc w:val="left"/>
-      </w:pPr>
-      <w:r>
-        <w:rPr>
-          <w:rFonts w:ascii="Consolas" w:hAnsi="Consolas"/>
-          <w:color w:val="1E293B"/>
-          <w:sz w:val="18"/>
-        </w:rPr>
-        <w:t xml:space="preserve">        data.get("question_id"),</w:t>
-      </w:r>
-    </w:p>
-    <w:p>
-      <w:pPr>
-        <w:spacing w:before="0" w:after="0" w:line="240" w:lineRule="auto"/>
-        <w:jc w:val="left"/>
-      </w:pPr>
-      <w:r>
-        <w:rPr>
-          <w:rFonts w:ascii="Consolas" w:hAnsi="Consolas"/>
-          <w:color w:val="1E293B"/>
-          <w:sz w:val="18"/>
-        </w:rPr>
-        <w:t xml:space="preserve">        data.get("candidate_answer", "")</w:t>
-      </w:r>
-    </w:p>
-    <w:p>
-      <w:pPr>
-        <w:spacing w:before="0" w:after="0" w:line="240" w:lineRule="auto"/>
-        <w:jc w:val="left"/>
-      </w:pPr>
-      <w:r>
-        <w:rPr>
-          <w:rFonts w:ascii="Consolas" w:hAnsi="Consolas"/>
-          <w:color w:val="1E293B"/>
-          <w:sz w:val="18"/>
-        </w:rPr>
-        <w:t xml:space="preserve">    )</w:t>
-      </w:r>
-    </w:p>
-    <w:p>
-      <w:pPr>
-        <w:spacing w:before="0" w:after="0" w:line="240" w:lineRule="auto"/>
-        <w:jc w:val="left"/>
-      </w:pPr>
-      <w:r>
-        <w:rPr>
-          <w:rFonts w:ascii="Consolas" w:hAnsi="Consolas"/>
-          <w:color w:val="1E293B"/>
-          <w:sz w:val="18"/>
+          <w:rFonts w:ascii="Times New Roman" w:hAnsi="Times New Roman" w:cs="Times New Roman"/>
+          <w:b w:val="0"/>
+          <w:i w:val="0"/>
+          <w:color w:val="1E293B"/>
+          <w:sz w:val="24"/>
+        </w:rPr>
+        <w:t>@resume_bp.route("/api/resume/score", methods=["POST"])</w:t>
+      </w:r>
+    </w:p>
+    <w:p>
+      <w:pPr>
+        <w:spacing w:before="0" w:after="0" w:line="240" w:lineRule="auto"/>
+        <w:jc w:val="left"/>
+      </w:pPr>
+      <w:r>
+        <w:rPr>
+          <w:rFonts w:ascii="Times New Roman" w:hAnsi="Times New Roman" w:cs="Times New Roman"/>
+          <w:b w:val="0"/>
+          <w:i w:val="0"/>
+          <w:color w:val="1E293B"/>
+          <w:sz w:val="24"/>
+        </w:rPr>
+        <w:t>def score_resume():</w:t>
+      </w:r>
+    </w:p>
+    <w:p>
+      <w:pPr>
+        <w:spacing w:before="0" w:after="0" w:line="240" w:lineRule="auto"/>
+        <w:jc w:val="left"/>
+      </w:pPr>
+      <w:r>
+        <w:rPr>
+          <w:rFonts w:ascii="Times New Roman" w:hAnsi="Times New Roman" w:cs="Times New Roman"/>
+          <w:b w:val="0"/>
+          <w:i w:val="0"/>
+          <w:color w:val="1E293B"/>
+          <w:sz w:val="24"/>
+        </w:rPr>
+        <w:t xml:space="preserve">    data = request.get_json() or {}</w:t>
+      </w:r>
+    </w:p>
+    <w:p>
+      <w:pPr>
+        <w:spacing w:before="0" w:after="0" w:line="240" w:lineRule="auto"/>
+        <w:jc w:val="left"/>
+      </w:pPr>
+      <w:r>
+        <w:rPr>
+          <w:rFonts w:ascii="Times New Roman" w:hAnsi="Times New Roman" w:cs="Times New Roman"/>
+          <w:b w:val="0"/>
+          <w:i w:val="0"/>
+          <w:color w:val="1E293B"/>
+          <w:sz w:val="24"/>
+        </w:rPr>
+        <w:t xml:space="preserve">    resume_text = data.get("resume_text", "")</w:t>
+      </w:r>
+    </w:p>
+    <w:p>
+      <w:pPr>
+        <w:spacing w:before="0" w:after="0" w:line="240" w:lineRule="auto"/>
+        <w:jc w:val="left"/>
+      </w:pPr>
+      <w:r>
+        <w:rPr>
+          <w:rFonts w:ascii="Times New Roman" w:hAnsi="Times New Roman" w:cs="Times New Roman"/>
+          <w:b w:val="0"/>
+          <w:i w:val="0"/>
+          <w:color w:val="1E293B"/>
+          <w:sz w:val="24"/>
+        </w:rPr>
+        <w:t xml:space="preserve">    target_role = data.get("target_role", "Software Engineer")</w:t>
+      </w:r>
+    </w:p>
+    <w:p>
+      <w:pPr>
+        <w:spacing w:before="0" w:after="0" w:line="240" w:lineRule="auto"/>
+        <w:jc w:val="left"/>
+      </w:pPr>
+      <w:r>
+        <w:rPr>
+          <w:rFonts w:ascii="Times New Roman" w:hAnsi="Times New Roman" w:cs="Times New Roman"/>
+          <w:b w:val="0"/>
+          <w:i w:val="0"/>
+          <w:color w:val="1E293B"/>
+          <w:sz w:val="24"/>
+        </w:rPr>
+        <w:t xml:space="preserve">    target_company = data.get("target_company", "Enterprise")</w:t>
+      </w:r>
+    </w:p>
+    <w:p>
+      <w:pPr>
+        <w:spacing w:before="0" w:after="0" w:line="240" w:lineRule="auto"/>
+        <w:jc w:val="left"/>
+      </w:pPr>
+      <w:r>
+        <w:rPr>
+          <w:rFonts w:ascii="Times New Roman" w:hAnsi="Times New Roman" w:cs="Times New Roman"/>
+          <w:b w:val="0"/>
+          <w:i w:val="0"/>
+          <w:color w:val="1E293B"/>
+          <w:sz w:val="24"/>
         </w:rPr>
         <w:t xml:space="preserve"> </w:t>
       </w:r>
@@ -6155,206 +10713,187 @@
       </w:pPr>
       <w:r>
         <w:rPr>
-          <w:rFonts w:ascii="Consolas" w:hAnsi="Consolas"/>
-          <w:color w:val="1E293B"/>
-          <w:sz w:val="18"/>
-        </w:rPr>
-        <w:t>@app.post("/api/answer-builder/analyze")</w:t>
-      </w:r>
-    </w:p>
-    <w:p>
-      <w:pPr>
-        <w:spacing w:before="0" w:after="0" w:line="240" w:lineRule="auto"/>
-        <w:jc w:val="left"/>
-      </w:pPr>
-      <w:r>
-        <w:rPr>
-          <w:rFonts w:ascii="Consolas" w:hAnsi="Consolas"/>
-          <w:color w:val="1E293B"/>
-          <w:sz w:val="18"/>
-        </w:rPr>
-        <w:t>async def analyze_structured_pitch(request: Request):</w:t>
-      </w:r>
-    </w:p>
-    <w:p>
-      <w:pPr>
-        <w:spacing w:before="0" w:after="0" w:line="240" w:lineRule="auto"/>
-        <w:jc w:val="left"/>
-      </w:pPr>
-      <w:r>
-        <w:rPr>
-          <w:rFonts w:ascii="Consolas" w:hAnsi="Consolas"/>
-          <w:color w:val="1E293B"/>
-          <w:sz w:val="18"/>
-        </w:rPr>
-        <w:t xml:space="preserve">    data = await request.json()</w:t>
-      </w:r>
-    </w:p>
-    <w:p>
-      <w:pPr>
-        <w:spacing w:before="0" w:after="0" w:line="240" w:lineRule="auto"/>
-        <w:jc w:val="left"/>
-      </w:pPr>
-      <w:r>
-        <w:rPr>
-          <w:rFonts w:ascii="Consolas" w:hAnsi="Consolas"/>
-          <w:color w:val="1E293B"/>
-          <w:sz w:val="18"/>
-        </w:rPr>
-        <w:t xml:space="preserve">    return StructuredAnswerModel.analyze(</w:t>
-      </w:r>
-    </w:p>
-    <w:p>
-      <w:pPr>
-        <w:spacing w:before="0" w:after="0" w:line="240" w:lineRule="auto"/>
-        <w:jc w:val="left"/>
-      </w:pPr>
-      <w:r>
-        <w:rPr>
-          <w:rFonts w:ascii="Consolas" w:hAnsi="Consolas"/>
-          <w:color w:val="1E293B"/>
-          <w:sz w:val="18"/>
-        </w:rPr>
-        <w:t xml:space="preserve">        employee_id=int(data.get("employee_id", 1)),</w:t>
-      </w:r>
-    </w:p>
-    <w:p>
-      <w:pPr>
-        <w:spacing w:before="0" w:after="0" w:line="240" w:lineRule="auto"/>
-        <w:jc w:val="left"/>
-      </w:pPr>
-      <w:r>
-        <w:rPr>
-          <w:rFonts w:ascii="Consolas" w:hAnsi="Consolas"/>
-          <w:color w:val="1E293B"/>
-          <w:sz w:val="18"/>
-        </w:rPr>
-        <w:t xml:space="preserve">        question_title=data.get("question_title", "Tell me about yourself"),</w:t>
-      </w:r>
-    </w:p>
-    <w:p>
-      <w:pPr>
-        <w:spacing w:before="0" w:after="0" w:line="240" w:lineRule="auto"/>
-        <w:jc w:val="left"/>
-      </w:pPr>
-      <w:r>
-        <w:rPr>
-          <w:rFonts w:ascii="Consolas" w:hAnsi="Consolas"/>
-          <w:color w:val="1E293B"/>
-          <w:sz w:val="18"/>
-        </w:rPr>
-        <w:t xml:space="preserve">        present_text=data.get("present_text", ""),</w:t>
-      </w:r>
-    </w:p>
-    <w:p>
-      <w:pPr>
-        <w:spacing w:before="0" w:after="0" w:line="240" w:lineRule="auto"/>
-        <w:jc w:val="left"/>
-      </w:pPr>
-      <w:r>
-        <w:rPr>
-          <w:rFonts w:ascii="Consolas" w:hAnsi="Consolas"/>
-          <w:color w:val="1E293B"/>
-          <w:sz w:val="18"/>
-        </w:rPr>
-        <w:t xml:space="preserve">        past_text=data.get("past_text", ""),</w:t>
-      </w:r>
-    </w:p>
-    <w:p>
-      <w:pPr>
-        <w:spacing w:before="0" w:after="0" w:line="240" w:lineRule="auto"/>
-        <w:jc w:val="left"/>
-      </w:pPr>
-      <w:r>
-        <w:rPr>
-          <w:rFonts w:ascii="Consolas" w:hAnsi="Consolas"/>
-          <w:color w:val="1E293B"/>
-          <w:sz w:val="18"/>
-        </w:rPr>
-        <w:t xml:space="preserve">        future_text=data.get("future_text", "")</w:t>
-      </w:r>
-    </w:p>
-    <w:p>
-      <w:pPr>
-        <w:spacing w:before="0" w:after="0" w:line="240" w:lineRule="auto"/>
-        <w:jc w:val="left"/>
-      </w:pPr>
-      <w:r>
-        <w:rPr>
-          <w:rFonts w:ascii="Consolas" w:hAnsi="Consolas"/>
-          <w:color w:val="1E293B"/>
-          <w:sz w:val="18"/>
-        </w:rPr>
-        <w:t xml:space="preserve">    )</w:t>
-      </w:r>
-    </w:p>
-    <w:p>
-      <w:pPr>
-        <w:spacing w:before="160" w:after="40" w:line="276" w:lineRule="auto"/>
-        <w:jc w:val="left"/>
-      </w:pPr>
-      <w:r>
-        <w:rPr>
-          <w:rFonts w:ascii="Times New Roman" w:hAnsi="Times New Roman"/>
+          <w:rFonts w:ascii="Times New Roman" w:hAnsi="Times New Roman" w:cs="Times New Roman"/>
+          <w:b w:val="0"/>
+          <w:i w:val="0"/>
+          <w:color w:val="1E293B"/>
+          <w:sz w:val="24"/>
+        </w:rPr>
+        <w:t xml:space="preserve">    score_result = ResumeModel.calculate_ats_score(resume_text, target_role, target_company)</w:t>
+      </w:r>
+    </w:p>
+    <w:p>
+      <w:pPr>
+        <w:spacing w:before="0" w:after="0" w:line="240" w:lineRule="auto"/>
+        <w:jc w:val="left"/>
+      </w:pPr>
+      <w:r>
+        <w:rPr>
+          <w:rFonts w:ascii="Times New Roman" w:hAnsi="Times New Roman" w:cs="Times New Roman"/>
+          <w:b w:val="0"/>
+          <w:i w:val="0"/>
+          <w:color w:val="1E293B"/>
+          <w:sz w:val="24"/>
+        </w:rPr>
+        <w:t xml:space="preserve">    return jsonify({"success": True, "data": score_result}), 200</w:t>
+      </w:r>
+    </w:p>
+    <w:p>
+      <w:pPr>
+        <w:spacing w:before="0" w:after="0" w:line="240" w:lineRule="auto"/>
+        <w:jc w:val="left"/>
+      </w:pPr>
+      <w:r>
+        <w:rPr>
+          <w:rFonts w:ascii="Times New Roman" w:hAnsi="Times New Roman" w:cs="Times New Roman"/>
+          <w:b w:val="0"/>
+          <w:i w:val="0"/>
+          <w:color w:val="1E293B"/>
+          <w:sz w:val="24"/>
+        </w:rPr>
+        <w:t xml:space="preserve"> </w:t>
+      </w:r>
+    </w:p>
+    <w:p>
+      <w:pPr>
+        <w:spacing w:before="0" w:after="0" w:line="240" w:lineRule="auto"/>
+        <w:jc w:val="left"/>
+      </w:pPr>
+      <w:r>
+        <w:rPr>
+          <w:rFonts w:ascii="Times New Roman" w:hAnsi="Times New Roman" w:cs="Times New Roman"/>
+          <w:b w:val="0"/>
+          <w:i w:val="0"/>
+          <w:color w:val="1E293B"/>
+          <w:sz w:val="24"/>
+        </w:rPr>
+        <w:t>@resume_bp.route("/api/resume/ai-enhance", methods=["POST"])</w:t>
+      </w:r>
+    </w:p>
+    <w:p>
+      <w:pPr>
+        <w:spacing w:before="0" w:after="0" w:line="240" w:lineRule="auto"/>
+        <w:jc w:val="left"/>
+      </w:pPr>
+      <w:r>
+        <w:rPr>
+          <w:rFonts w:ascii="Times New Roman" w:hAnsi="Times New Roman" w:cs="Times New Roman"/>
+          <w:b w:val="0"/>
+          <w:i w:val="0"/>
+          <w:color w:val="1E293B"/>
+          <w:sz w:val="24"/>
+        </w:rPr>
+        <w:t>def ai_enhance_bullet():</w:t>
+      </w:r>
+    </w:p>
+    <w:p>
+      <w:pPr>
+        <w:spacing w:before="0" w:after="0" w:line="240" w:lineRule="auto"/>
+        <w:jc w:val="left"/>
+      </w:pPr>
+      <w:r>
+        <w:rPr>
+          <w:rFonts w:ascii="Times New Roman" w:hAnsi="Times New Roman" w:cs="Times New Roman"/>
+          <w:b w:val="0"/>
+          <w:i w:val="0"/>
+          <w:color w:val="1E293B"/>
+          <w:sz w:val="24"/>
+        </w:rPr>
+        <w:t xml:space="preserve">    data = request.get_json() or {}</w:t>
+      </w:r>
+    </w:p>
+    <w:p>
+      <w:pPr>
+        <w:spacing w:before="0" w:after="0" w:line="240" w:lineRule="auto"/>
+        <w:jc w:val="left"/>
+      </w:pPr>
+      <w:r>
+        <w:rPr>
+          <w:rFonts w:ascii="Times New Roman" w:hAnsi="Times New Roman" w:cs="Times New Roman"/>
+          <w:b w:val="0"/>
+          <w:i w:val="0"/>
+          <w:color w:val="1E293B"/>
+          <w:sz w:val="24"/>
+        </w:rPr>
+        <w:t xml:space="preserve">    bullet = data.get("bullet_point", "")</w:t>
+      </w:r>
+    </w:p>
+    <w:p>
+      <w:pPr>
+        <w:spacing w:before="0" w:after="0" w:line="240" w:lineRule="auto"/>
+        <w:jc w:val="left"/>
+      </w:pPr>
+      <w:r>
+        <w:rPr>
+          <w:rFonts w:ascii="Times New Roman" w:hAnsi="Times New Roman" w:cs="Times New Roman"/>
+          <w:b w:val="0"/>
+          <w:i w:val="0"/>
+          <w:color w:val="1E293B"/>
+          <w:sz w:val="24"/>
+        </w:rPr>
+        <w:t xml:space="preserve">    enhanced = ResumeModel.enhance_bullet_point(bullet)</w:t>
+      </w:r>
+    </w:p>
+    <w:p>
+      <w:pPr>
+        <w:spacing w:before="0" w:after="0" w:line="240" w:lineRule="auto"/>
+        <w:jc w:val="left"/>
+      </w:pPr>
+      <w:r>
+        <w:rPr>
+          <w:rFonts w:ascii="Times New Roman" w:hAnsi="Times New Roman" w:cs="Times New Roman"/>
+          <w:b w:val="0"/>
+          <w:i w:val="0"/>
+          <w:color w:val="1E293B"/>
+          <w:sz w:val="24"/>
+        </w:rPr>
+        <w:t xml:space="preserve">    return jsonify({"success": True, "original": bullet, "enhanced": enhanced}), 200</w:t>
+      </w:r>
+    </w:p>
+    <w:p>
+      <w:pPr>
+        <w:spacing w:before="240" w:after="60" w:line="276" w:lineRule="auto"/>
+        <w:jc w:val="left"/>
+      </w:pPr>
+      <w:r>
+        <w:rPr>
+          <w:rFonts w:ascii="Times New Roman" w:hAnsi="Times New Roman" w:cs="Times New Roman"/>
           <w:b/>
+          <w:i w:val="0"/>
           <w:color w:val="111827"/>
           <w:sz w:val="24"/>
         </w:rPr>
-        <w:t>14.3 Authentication &amp; Session Security (backend/routes/auth.py)</w:t>
-      </w:r>
-    </w:p>
-    <w:p>
-      <w:pPr>
-        <w:spacing w:before="0" w:after="0" w:line="240" w:lineRule="auto"/>
-        <w:jc w:val="left"/>
-      </w:pPr>
-      <w:r>
-        <w:rPr>
-          <w:rFonts w:ascii="Consolas" w:hAnsi="Consolas"/>
-          <w:color w:val="1E293B"/>
-          <w:sz w:val="18"/>
-        </w:rPr>
-        <w:t>import hashlib, secrets</w:t>
-      </w:r>
-    </w:p>
-    <w:p>
-      <w:pPr>
-        <w:spacing w:before="0" w:after="0" w:line="240" w:lineRule="auto"/>
-        <w:jc w:val="left"/>
-      </w:pPr>
-      <w:r>
-        <w:rPr>
-          <w:rFonts w:ascii="Consolas" w:hAnsi="Consolas"/>
-          <w:color w:val="1E293B"/>
-          <w:sz w:val="18"/>
-        </w:rPr>
-        <w:t>from flask import Blueprint, request, jsonify</w:t>
-      </w:r>
-    </w:p>
-    <w:p>
-      <w:pPr>
-        <w:spacing w:before="0" w:after="0" w:line="240" w:lineRule="auto"/>
-        <w:jc w:val="left"/>
-      </w:pPr>
-      <w:r>
-        <w:rPr>
-          <w:rFonts w:ascii="Consolas" w:hAnsi="Consolas"/>
-          <w:color w:val="1E293B"/>
-          <w:sz w:val="18"/>
-        </w:rPr>
-        <w:t>from backend.database import get_db</w:t>
-      </w:r>
-    </w:p>
-    <w:p>
-      <w:pPr>
-        <w:spacing w:before="0" w:after="0" w:line="240" w:lineRule="auto"/>
-        <w:jc w:val="left"/>
-      </w:pPr>
-      <w:r>
-        <w:rPr>
-          <w:rFonts w:ascii="Consolas" w:hAnsi="Consolas"/>
-          <w:color w:val="1E293B"/>
-          <w:sz w:val="18"/>
+        <w:t>14.10 Unified Frontend REST API Client (frontend/js/api.js)</w:t>
+      </w:r>
+    </w:p>
+    <w:p>
+      <w:pPr>
+        <w:spacing w:before="0" w:after="0" w:line="240" w:lineRule="auto"/>
+        <w:jc w:val="left"/>
+      </w:pPr>
+      <w:r>
+        <w:rPr>
+          <w:rFonts w:ascii="Times New Roman" w:hAnsi="Times New Roman" w:cs="Times New Roman"/>
+          <w:b w:val="0"/>
+          <w:i w:val="0"/>
+          <w:color w:val="1E293B"/>
+          <w:sz w:val="24"/>
+        </w:rPr>
+        <w:t>const API_BASE = window.location.origin;</w:t>
+      </w:r>
+    </w:p>
+    <w:p>
+      <w:pPr>
+        <w:spacing w:before="0" w:after="0" w:line="240" w:lineRule="auto"/>
+        <w:jc w:val="left"/>
+      </w:pPr>
+      <w:r>
+        <w:rPr>
+          <w:rFonts w:ascii="Times New Roman" w:hAnsi="Times New Roman" w:cs="Times New Roman"/>
+          <w:b w:val="0"/>
+          <w:i w:val="0"/>
+          <w:color w:val="1E293B"/>
+          <w:sz w:val="24"/>
         </w:rPr>
         <w:t xml:space="preserve"> </w:t>
       </w:r>
@@ -6366,23 +10905,75 @@
       </w:pPr>
       <w:r>
         <w:rPr>
-          <w:rFonts w:ascii="Consolas" w:hAnsi="Consolas"/>
-          <w:color w:val="1E293B"/>
-          <w:sz w:val="18"/>
-        </w:rPr>
-        <w:t>auth_bp = Blueprint("auth", __name__)</w:t>
-      </w:r>
-    </w:p>
-    <w:p>
-      <w:pPr>
-        <w:spacing w:before="0" w:after="0" w:line="240" w:lineRule="auto"/>
-        <w:jc w:val="left"/>
-      </w:pPr>
-      <w:r>
-        <w:rPr>
-          <w:rFonts w:ascii="Consolas" w:hAnsi="Consolas"/>
-          <w:color w:val="1E293B"/>
-          <w:sz w:val="18"/>
+          <w:rFonts w:ascii="Times New Roman" w:hAnsi="Times New Roman" w:cs="Times New Roman"/>
+          <w:b w:val="0"/>
+          <w:i w:val="0"/>
+          <w:color w:val="1E293B"/>
+          <w:sz w:val="24"/>
+        </w:rPr>
+        <w:t>const API = {</w:t>
+      </w:r>
+    </w:p>
+    <w:p>
+      <w:pPr>
+        <w:spacing w:before="0" w:after="0" w:line="240" w:lineRule="auto"/>
+        <w:jc w:val="left"/>
+      </w:pPr>
+      <w:r>
+        <w:rPr>
+          <w:rFonts w:ascii="Times New Roman" w:hAnsi="Times New Roman" w:cs="Times New Roman"/>
+          <w:b w:val="0"/>
+          <w:i w:val="0"/>
+          <w:color w:val="1E293B"/>
+          <w:sz w:val="24"/>
+        </w:rPr>
+        <w:t xml:space="preserve">  getUser: () =&gt; JSON.parse(localStorage.getItem('currentUser')) || null,</w:t>
+      </w:r>
+    </w:p>
+    <w:p>
+      <w:pPr>
+        <w:spacing w:before="0" w:after="0" w:line="240" w:lineRule="auto"/>
+        <w:jc w:val="left"/>
+      </w:pPr>
+      <w:r>
+        <w:rPr>
+          <w:rFonts w:ascii="Times New Roman" w:hAnsi="Times New Roman" w:cs="Times New Roman"/>
+          <w:b w:val="0"/>
+          <w:i w:val="0"/>
+          <w:color w:val="1E293B"/>
+          <w:sz w:val="24"/>
+        </w:rPr>
+        <w:t xml:space="preserve">  setUser: (user) =&gt; localStorage.setItem('currentUser', JSON.stringify(user)),</w:t>
+      </w:r>
+    </w:p>
+    <w:p>
+      <w:pPr>
+        <w:spacing w:before="0" w:after="0" w:line="240" w:lineRule="auto"/>
+        <w:jc w:val="left"/>
+      </w:pPr>
+      <w:r>
+        <w:rPr>
+          <w:rFonts w:ascii="Times New Roman" w:hAnsi="Times New Roman" w:cs="Times New Roman"/>
+          <w:b w:val="0"/>
+          <w:i w:val="0"/>
+          <w:color w:val="1E293B"/>
+          <w:sz w:val="24"/>
+        </w:rPr>
+        <w:t xml:space="preserve">  logout: () =&gt; { localStorage.removeItem('currentUser'); window.location.href = 'login.html'; },</w:t>
+      </w:r>
+    </w:p>
+    <w:p>
+      <w:pPr>
+        <w:spacing w:before="0" w:after="0" w:line="240" w:lineRule="auto"/>
+        <w:jc w:val="left"/>
+      </w:pPr>
+      <w:r>
+        <w:rPr>
+          <w:rFonts w:ascii="Times New Roman" w:hAnsi="Times New Roman" w:cs="Times New Roman"/>
+          <w:b w:val="0"/>
+          <w:i w:val="0"/>
+          <w:color w:val="1E293B"/>
+          <w:sz w:val="24"/>
         </w:rPr>
         <w:t xml:space="preserve"> </w:t>
       </w:r>
@@ -6394,37 +10985,203 @@
       </w:pPr>
       <w:r>
         <w:rPr>
-          <w:rFonts w:ascii="Consolas" w:hAnsi="Consolas"/>
-          <w:color w:val="1E293B"/>
-          <w:sz w:val="18"/>
-        </w:rPr>
-        <w:t>def hash_password(password: str) -&gt; str:</w:t>
-      </w:r>
-    </w:p>
-    <w:p>
-      <w:pPr>
-        <w:spacing w:before="0" w:after="0" w:line="240" w:lineRule="auto"/>
-        <w:jc w:val="left"/>
-      </w:pPr>
-      <w:r>
-        <w:rPr>
-          <w:rFonts w:ascii="Consolas" w:hAnsi="Consolas"/>
-          <w:color w:val="1E293B"/>
-          <w:sz w:val="18"/>
-        </w:rPr>
-        <w:t xml:space="preserve">    return hashlib.sha256(password.encode("utf-8")).hexdigest()</w:t>
-      </w:r>
-    </w:p>
-    <w:p>
-      <w:pPr>
-        <w:spacing w:before="0" w:after="0" w:line="240" w:lineRule="auto"/>
-        <w:jc w:val="left"/>
-      </w:pPr>
-      <w:r>
-        <w:rPr>
-          <w:rFonts w:ascii="Consolas" w:hAnsi="Consolas"/>
-          <w:color w:val="1E293B"/>
-          <w:sz w:val="18"/>
+          <w:rFonts w:ascii="Times New Roman" w:hAnsi="Times New Roman" w:cs="Times New Roman"/>
+          <w:b w:val="0"/>
+          <w:i w:val="0"/>
+          <w:color w:val="1E293B"/>
+          <w:sz w:val="24"/>
+        </w:rPr>
+        <w:t xml:space="preserve">  request: async (endpoint, options = {}) =&gt; {</w:t>
+      </w:r>
+    </w:p>
+    <w:p>
+      <w:pPr>
+        <w:spacing w:before="0" w:after="0" w:line="240" w:lineRule="auto"/>
+        <w:jc w:val="left"/>
+      </w:pPr>
+      <w:r>
+        <w:rPr>
+          <w:rFonts w:ascii="Times New Roman" w:hAnsi="Times New Roman" w:cs="Times New Roman"/>
+          <w:b w:val="0"/>
+          <w:i w:val="0"/>
+          <w:color w:val="1E293B"/>
+          <w:sz w:val="24"/>
+        </w:rPr>
+        <w:t xml:space="preserve">    try {</w:t>
+      </w:r>
+    </w:p>
+    <w:p>
+      <w:pPr>
+        <w:spacing w:before="0" w:after="0" w:line="240" w:lineRule="auto"/>
+        <w:jc w:val="left"/>
+      </w:pPr>
+      <w:r>
+        <w:rPr>
+          <w:rFonts w:ascii="Times New Roman" w:hAnsi="Times New Roman" w:cs="Times New Roman"/>
+          <w:b w:val="0"/>
+          <w:i w:val="0"/>
+          <w:color w:val="1E293B"/>
+          <w:sz w:val="24"/>
+        </w:rPr>
+        <w:t xml:space="preserve">      const res = await fetch(`${API_BASE}${endpoint}`, {</w:t>
+      </w:r>
+    </w:p>
+    <w:p>
+      <w:pPr>
+        <w:spacing w:before="0" w:after="0" w:line="240" w:lineRule="auto"/>
+        <w:jc w:val="left"/>
+      </w:pPr>
+      <w:r>
+        <w:rPr>
+          <w:rFonts w:ascii="Times New Roman" w:hAnsi="Times New Roman" w:cs="Times New Roman"/>
+          <w:b w:val="0"/>
+          <w:i w:val="0"/>
+          <w:color w:val="1E293B"/>
+          <w:sz w:val="24"/>
+        </w:rPr>
+        <w:t xml:space="preserve">        ...options,</w:t>
+      </w:r>
+    </w:p>
+    <w:p>
+      <w:pPr>
+        <w:spacing w:before="0" w:after="0" w:line="240" w:lineRule="auto"/>
+        <w:jc w:val="left"/>
+      </w:pPr>
+      <w:r>
+        <w:rPr>
+          <w:rFonts w:ascii="Times New Roman" w:hAnsi="Times New Roman" w:cs="Times New Roman"/>
+          <w:b w:val="0"/>
+          <w:i w:val="0"/>
+          <w:color w:val="1E293B"/>
+          <w:sz w:val="24"/>
+        </w:rPr>
+        <w:t xml:space="preserve">        headers: { 'Content-Type': 'application/json', ...options.headers }</w:t>
+      </w:r>
+    </w:p>
+    <w:p>
+      <w:pPr>
+        <w:spacing w:before="0" w:after="0" w:line="240" w:lineRule="auto"/>
+        <w:jc w:val="left"/>
+      </w:pPr>
+      <w:r>
+        <w:rPr>
+          <w:rFonts w:ascii="Times New Roman" w:hAnsi="Times New Roman" w:cs="Times New Roman"/>
+          <w:b w:val="0"/>
+          <w:i w:val="0"/>
+          <w:color w:val="1E293B"/>
+          <w:sz w:val="24"/>
+        </w:rPr>
+        <w:t xml:space="preserve">      });</w:t>
+      </w:r>
+    </w:p>
+    <w:p>
+      <w:pPr>
+        <w:spacing w:before="0" w:after="0" w:line="240" w:lineRule="auto"/>
+        <w:jc w:val="left"/>
+      </w:pPr>
+      <w:r>
+        <w:rPr>
+          <w:rFonts w:ascii="Times New Roman" w:hAnsi="Times New Roman" w:cs="Times New Roman"/>
+          <w:b w:val="0"/>
+          <w:i w:val="0"/>
+          <w:color w:val="1E293B"/>
+          <w:sz w:val="24"/>
+        </w:rPr>
+        <w:t xml:space="preserve">      return await res.json();</w:t>
+      </w:r>
+    </w:p>
+    <w:p>
+      <w:pPr>
+        <w:spacing w:before="0" w:after="0" w:line="240" w:lineRule="auto"/>
+        <w:jc w:val="left"/>
+      </w:pPr>
+      <w:r>
+        <w:rPr>
+          <w:rFonts w:ascii="Times New Roman" w:hAnsi="Times New Roman" w:cs="Times New Roman"/>
+          <w:b w:val="0"/>
+          <w:i w:val="0"/>
+          <w:color w:val="1E293B"/>
+          <w:sz w:val="24"/>
+        </w:rPr>
+        <w:t xml:space="preserve">    } catch (err) {</w:t>
+      </w:r>
+    </w:p>
+    <w:p>
+      <w:pPr>
+        <w:spacing w:before="0" w:after="0" w:line="240" w:lineRule="auto"/>
+        <w:jc w:val="left"/>
+      </w:pPr>
+      <w:r>
+        <w:rPr>
+          <w:rFonts w:ascii="Times New Roman" w:hAnsi="Times New Roman" w:cs="Times New Roman"/>
+          <w:b w:val="0"/>
+          <w:i w:val="0"/>
+          <w:color w:val="1E293B"/>
+          <w:sz w:val="24"/>
+        </w:rPr>
+        <w:t xml:space="preserve">      console.error(`API Error [${endpoint}]:`, err);</w:t>
+      </w:r>
+    </w:p>
+    <w:p>
+      <w:pPr>
+        <w:spacing w:before="0" w:after="0" w:line="240" w:lineRule="auto"/>
+        <w:jc w:val="left"/>
+      </w:pPr>
+      <w:r>
+        <w:rPr>
+          <w:rFonts w:ascii="Times New Roman" w:hAnsi="Times New Roman" w:cs="Times New Roman"/>
+          <w:b w:val="0"/>
+          <w:i w:val="0"/>
+          <w:color w:val="1E293B"/>
+          <w:sz w:val="24"/>
+        </w:rPr>
+        <w:t xml:space="preserve">      return { success: false, message: 'Network connection failure.' };</w:t>
+      </w:r>
+    </w:p>
+    <w:p>
+      <w:pPr>
+        <w:spacing w:before="0" w:after="0" w:line="240" w:lineRule="auto"/>
+        <w:jc w:val="left"/>
+      </w:pPr>
+      <w:r>
+        <w:rPr>
+          <w:rFonts w:ascii="Times New Roman" w:hAnsi="Times New Roman" w:cs="Times New Roman"/>
+          <w:b w:val="0"/>
+          <w:i w:val="0"/>
+          <w:color w:val="1E293B"/>
+          <w:sz w:val="24"/>
+        </w:rPr>
+        <w:t xml:space="preserve">    }</w:t>
+      </w:r>
+    </w:p>
+    <w:p>
+      <w:pPr>
+        <w:spacing w:before="0" w:after="0" w:line="240" w:lineRule="auto"/>
+        <w:jc w:val="left"/>
+      </w:pPr>
+      <w:r>
+        <w:rPr>
+          <w:rFonts w:ascii="Times New Roman" w:hAnsi="Times New Roman" w:cs="Times New Roman"/>
+          <w:b w:val="0"/>
+          <w:i w:val="0"/>
+          <w:color w:val="1E293B"/>
+          <w:sz w:val="24"/>
+        </w:rPr>
+        <w:t xml:space="preserve">  },</w:t>
+      </w:r>
+    </w:p>
+    <w:p>
+      <w:pPr>
+        <w:spacing w:before="0" w:after="0" w:line="240" w:lineRule="auto"/>
+        <w:jc w:val="left"/>
+      </w:pPr>
+      <w:r>
+        <w:rPr>
+          <w:rFonts w:ascii="Times New Roman" w:hAnsi="Times New Roman" w:cs="Times New Roman"/>
+          <w:b w:val="0"/>
+          <w:i w:val="0"/>
+          <w:color w:val="1E293B"/>
+          <w:sz w:val="24"/>
         </w:rPr>
         <w:t xml:space="preserve"> </w:t>
       </w:r>
@@ -6436,93 +11193,75 @@
       </w:pPr>
       <w:r>
         <w:rPr>
-          <w:rFonts w:ascii="Consolas" w:hAnsi="Consolas"/>
-          <w:color w:val="1E293B"/>
-          <w:sz w:val="18"/>
-        </w:rPr>
-        <w:t>@auth_bp.route("/api/auth/register", methods=["POST"])</w:t>
-      </w:r>
-    </w:p>
-    <w:p>
-      <w:pPr>
-        <w:spacing w:before="0" w:after="0" w:line="240" w:lineRule="auto"/>
-        <w:jc w:val="left"/>
-      </w:pPr>
-      <w:r>
-        <w:rPr>
-          <w:rFonts w:ascii="Consolas" w:hAnsi="Consolas"/>
-          <w:color w:val="1E293B"/>
-          <w:sz w:val="18"/>
-        </w:rPr>
-        <w:t>def register():</w:t>
-      </w:r>
-    </w:p>
-    <w:p>
-      <w:pPr>
-        <w:spacing w:before="0" w:after="0" w:line="240" w:lineRule="auto"/>
-        <w:jc w:val="left"/>
-      </w:pPr>
-      <w:r>
-        <w:rPr>
-          <w:rFonts w:ascii="Consolas" w:hAnsi="Consolas"/>
-          <w:color w:val="1E293B"/>
-          <w:sz w:val="18"/>
-        </w:rPr>
-        <w:t xml:space="preserve">    data = request.get_json() or {}</w:t>
-      </w:r>
-    </w:p>
-    <w:p>
-      <w:pPr>
-        <w:spacing w:before="0" w:after="0" w:line="240" w:lineRule="auto"/>
-        <w:jc w:val="left"/>
-      </w:pPr>
-      <w:r>
-        <w:rPr>
-          <w:rFonts w:ascii="Consolas" w:hAnsi="Consolas"/>
-          <w:color w:val="1E293B"/>
-          <w:sz w:val="18"/>
-        </w:rPr>
-        <w:t xml:space="preserve">    name, email, password = data.get("name"), data.get("email"), data.get("password")</w:t>
-      </w:r>
-    </w:p>
-    <w:p>
-      <w:pPr>
-        <w:spacing w:before="0" w:after="0" w:line="240" w:lineRule="auto"/>
-        <w:jc w:val="left"/>
-      </w:pPr>
-      <w:r>
-        <w:rPr>
-          <w:rFonts w:ascii="Consolas" w:hAnsi="Consolas"/>
-          <w:color w:val="1E293B"/>
-          <w:sz w:val="18"/>
-        </w:rPr>
-        <w:t xml:space="preserve">    if not name or not email or not password:</w:t>
-      </w:r>
-    </w:p>
-    <w:p>
-      <w:pPr>
-        <w:spacing w:before="0" w:after="0" w:line="240" w:lineRule="auto"/>
-        <w:jc w:val="left"/>
-      </w:pPr>
-      <w:r>
-        <w:rPr>
-          <w:rFonts w:ascii="Consolas" w:hAnsi="Consolas"/>
-          <w:color w:val="1E293B"/>
-          <w:sz w:val="18"/>
-        </w:rPr>
-        <w:t xml:space="preserve">        return jsonify({"success": False, "message": "All fields required"}), 400</w:t>
-      </w:r>
-    </w:p>
-    <w:p>
-      <w:pPr>
-        <w:spacing w:before="0" w:after="0" w:line="240" w:lineRule="auto"/>
-        <w:jc w:val="left"/>
-      </w:pPr>
-      <w:r>
-        <w:rPr>
-          <w:rFonts w:ascii="Consolas" w:hAnsi="Consolas"/>
-          <w:color w:val="1E293B"/>
-          <w:sz w:val="18"/>
+          <w:rFonts w:ascii="Times New Roman" w:hAnsi="Times New Roman" w:cs="Times New Roman"/>
+          <w:b w:val="0"/>
+          <w:i w:val="0"/>
+          <w:color w:val="1E293B"/>
+          <w:sz w:val="24"/>
+        </w:rPr>
+        <w:t xml:space="preserve">  login: (email, password) =&gt; API.request('/api/auth/login', {</w:t>
+      </w:r>
+    </w:p>
+    <w:p>
+      <w:pPr>
+        <w:spacing w:before="0" w:after="0" w:line="240" w:lineRule="auto"/>
+        <w:jc w:val="left"/>
+      </w:pPr>
+      <w:r>
+        <w:rPr>
+          <w:rFonts w:ascii="Times New Roman" w:hAnsi="Times New Roman" w:cs="Times New Roman"/>
+          <w:b w:val="0"/>
+          <w:i w:val="0"/>
+          <w:color w:val="1E293B"/>
+          <w:sz w:val="24"/>
+        </w:rPr>
+        <w:t xml:space="preserve">    method: 'POST',</w:t>
+      </w:r>
+    </w:p>
+    <w:p>
+      <w:pPr>
+        <w:spacing w:before="0" w:after="0" w:line="240" w:lineRule="auto"/>
+        <w:jc w:val="left"/>
+      </w:pPr>
+      <w:r>
+        <w:rPr>
+          <w:rFonts w:ascii="Times New Roman" w:hAnsi="Times New Roman" w:cs="Times New Roman"/>
+          <w:b w:val="0"/>
+          <w:i w:val="0"/>
+          <w:color w:val="1E293B"/>
+          <w:sz w:val="24"/>
+        </w:rPr>
+        <w:t xml:space="preserve">    body: JSON.stringify({ email, password })</w:t>
+      </w:r>
+    </w:p>
+    <w:p>
+      <w:pPr>
+        <w:spacing w:before="0" w:after="0" w:line="240" w:lineRule="auto"/>
+        <w:jc w:val="left"/>
+      </w:pPr>
+      <w:r>
+        <w:rPr>
+          <w:rFonts w:ascii="Times New Roman" w:hAnsi="Times New Roman" w:cs="Times New Roman"/>
+          <w:b w:val="0"/>
+          <w:i w:val="0"/>
+          <w:color w:val="1E293B"/>
+          <w:sz w:val="24"/>
+        </w:rPr>
+        <w:t xml:space="preserve">  }),</w:t>
+      </w:r>
+    </w:p>
+    <w:p>
+      <w:pPr>
+        <w:spacing w:before="0" w:after="0" w:line="240" w:lineRule="auto"/>
+        <w:jc w:val="left"/>
+      </w:pPr>
+      <w:r>
+        <w:rPr>
+          <w:rFonts w:ascii="Times New Roman" w:hAnsi="Times New Roman" w:cs="Times New Roman"/>
+          <w:b w:val="0"/>
+          <w:i w:val="0"/>
+          <w:color w:val="1E293B"/>
+          <w:sz w:val="24"/>
         </w:rPr>
         <w:t xml:space="preserve"> </w:t>
       </w:r>
@@ -6534,1594 +11273,59 @@
       </w:pPr>
       <w:r>
         <w:rPr>
-          <w:rFonts w:ascii="Consolas" w:hAnsi="Consolas"/>
-          <w:color w:val="1E293B"/>
-          <w:sz w:val="18"/>
-        </w:rPr>
-        <w:t xml:space="preserve">    conn = get_db()</w:t>
-      </w:r>
-    </w:p>
-    <w:p>
-      <w:pPr>
-        <w:spacing w:before="0" w:after="0" w:line="240" w:lineRule="auto"/>
-        <w:jc w:val="left"/>
-      </w:pPr>
-      <w:r>
-        <w:rPr>
-          <w:rFonts w:ascii="Consolas" w:hAnsi="Consolas"/>
-          <w:color w:val="1E293B"/>
-          <w:sz w:val="18"/>
-        </w:rPr>
-        <w:t xml:space="preserve">    cursor = conn.cursor()</w:t>
-      </w:r>
-    </w:p>
-    <w:p>
-      <w:pPr>
-        <w:spacing w:before="0" w:after="0" w:line="240" w:lineRule="auto"/>
-        <w:jc w:val="left"/>
-      </w:pPr>
-      <w:r>
-        <w:rPr>
-          <w:rFonts w:ascii="Consolas" w:hAnsi="Consolas"/>
-          <w:color w:val="1E293B"/>
-          <w:sz w:val="18"/>
-        </w:rPr>
-        <w:t xml:space="preserve">    cursor.execute("SELECT id FROM employees WHERE email = ?", (email,))</w:t>
-      </w:r>
-    </w:p>
-    <w:p>
-      <w:pPr>
-        <w:spacing w:before="0" w:after="0" w:line="240" w:lineRule="auto"/>
-        <w:jc w:val="left"/>
-      </w:pPr>
-      <w:r>
-        <w:rPr>
-          <w:rFonts w:ascii="Consolas" w:hAnsi="Consolas"/>
-          <w:color w:val="1E293B"/>
-          <w:sz w:val="18"/>
-        </w:rPr>
-        <w:t xml:space="preserve">    if cursor.fetchone():</w:t>
-      </w:r>
-    </w:p>
-    <w:p>
-      <w:pPr>
-        <w:spacing w:before="0" w:after="0" w:line="240" w:lineRule="auto"/>
-        <w:jc w:val="left"/>
-      </w:pPr>
-      <w:r>
-        <w:rPr>
-          <w:rFonts w:ascii="Consolas" w:hAnsi="Consolas"/>
-          <w:color w:val="1E293B"/>
-          <w:sz w:val="18"/>
-        </w:rPr>
-        <w:t xml:space="preserve">        return jsonify({"success": False, "message": "Email already registered"}), 409</w:t>
-      </w:r>
-    </w:p>
-    <w:p>
-      <w:pPr>
-        <w:spacing w:before="0" w:after="0" w:line="240" w:lineRule="auto"/>
-        <w:jc w:val="left"/>
-      </w:pPr>
-      <w:r>
-        <w:rPr>
-          <w:rFonts w:ascii="Consolas" w:hAnsi="Consolas"/>
-          <w:color w:val="1E293B"/>
-          <w:sz w:val="18"/>
-        </w:rPr>
-        <w:t xml:space="preserve"> </w:t>
-      </w:r>
-    </w:p>
-    <w:p>
-      <w:pPr>
-        <w:spacing w:before="0" w:after="0" w:line="240" w:lineRule="auto"/>
-        <w:jc w:val="left"/>
-      </w:pPr>
-      <w:r>
-        <w:rPr>
-          <w:rFonts w:ascii="Consolas" w:hAnsi="Consolas"/>
-          <w:color w:val="1E293B"/>
-          <w:sz w:val="18"/>
-        </w:rPr>
-        <w:t xml:space="preserve">    cursor.execute(</w:t>
-      </w:r>
-    </w:p>
-    <w:p>
-      <w:pPr>
-        <w:spacing w:before="0" w:after="0" w:line="240" w:lineRule="auto"/>
-        <w:jc w:val="left"/>
-      </w:pPr>
-      <w:r>
-        <w:rPr>
-          <w:rFonts w:ascii="Consolas" w:hAnsi="Consolas"/>
-          <w:color w:val="1E293B"/>
-          <w:sz w:val="18"/>
-        </w:rPr>
-        <w:t xml:space="preserve">        """INSERT INTO employees (name, email, password, qualification, skills, experience, job_role)</w:t>
-      </w:r>
-    </w:p>
-    <w:p>
-      <w:pPr>
-        <w:spacing w:before="0" w:after="0" w:line="240" w:lineRule="auto"/>
-        <w:jc w:val="left"/>
-      </w:pPr>
-      <w:r>
-        <w:rPr>
-          <w:rFonts w:ascii="Consolas" w:hAnsi="Consolas"/>
-          <w:color w:val="1E293B"/>
-          <w:sz w:val="18"/>
-        </w:rPr>
-        <w:t xml:space="preserve">           VALUES (?, ?, ?, ?, ?, ?, ?)""",</w:t>
-      </w:r>
-    </w:p>
-    <w:p>
-      <w:pPr>
-        <w:spacing w:before="0" w:after="0" w:line="240" w:lineRule="auto"/>
-        <w:jc w:val="left"/>
-      </w:pPr>
-      <w:r>
-        <w:rPr>
-          <w:rFonts w:ascii="Consolas" w:hAnsi="Consolas"/>
-          <w:color w:val="1E293B"/>
-          <w:sz w:val="18"/>
-        </w:rPr>
-        <w:t xml:space="preserve">        (name, email, hash_password(password), data.get("qualification", "B.Sc IT"),</w:t>
-      </w:r>
-    </w:p>
-    <w:p>
-      <w:pPr>
-        <w:spacing w:before="0" w:after="0" w:line="240" w:lineRule="auto"/>
-        <w:jc w:val="left"/>
-      </w:pPr>
-      <w:r>
-        <w:rPr>
-          <w:rFonts w:ascii="Consolas" w:hAnsi="Consolas"/>
-          <w:color w:val="1E293B"/>
-          <w:sz w:val="18"/>
-        </w:rPr>
-        <w:t xml:space="preserve">         data.get("skills", "Python, SQL"), data.get("experience", "Fresher"), data.get("job_role", "Software Engineer"))</w:t>
-      </w:r>
-    </w:p>
-    <w:p>
-      <w:pPr>
-        <w:spacing w:before="0" w:after="0" w:line="240" w:lineRule="auto"/>
-        <w:jc w:val="left"/>
-      </w:pPr>
-      <w:r>
-        <w:rPr>
-          <w:rFonts w:ascii="Consolas" w:hAnsi="Consolas"/>
-          <w:color w:val="1E293B"/>
-          <w:sz w:val="18"/>
-        </w:rPr>
-        <w:t xml:space="preserve">    )</w:t>
-      </w:r>
-    </w:p>
-    <w:p>
-      <w:pPr>
-        <w:spacing w:before="0" w:after="0" w:line="240" w:lineRule="auto"/>
-        <w:jc w:val="left"/>
-      </w:pPr>
-      <w:r>
-        <w:rPr>
-          <w:rFonts w:ascii="Consolas" w:hAnsi="Consolas"/>
-          <w:color w:val="1E293B"/>
-          <w:sz w:val="18"/>
-        </w:rPr>
-        <w:t xml:space="preserve">    conn.commit()</w:t>
-      </w:r>
-    </w:p>
-    <w:p>
-      <w:pPr>
-        <w:spacing w:before="0" w:after="0" w:line="240" w:lineRule="auto"/>
-        <w:jc w:val="left"/>
-      </w:pPr>
-      <w:r>
-        <w:rPr>
-          <w:rFonts w:ascii="Consolas" w:hAnsi="Consolas"/>
-          <w:color w:val="1E293B"/>
-          <w:sz w:val="18"/>
-        </w:rPr>
-        <w:t xml:space="preserve">    return jsonify({"success": True, "message": "Registration successful"}), 201</w:t>
-      </w:r>
-    </w:p>
-    <w:p>
-      <w:pPr>
-        <w:spacing w:before="0" w:after="0" w:line="240" w:lineRule="auto"/>
-        <w:jc w:val="left"/>
-      </w:pPr>
-      <w:r>
-        <w:rPr>
-          <w:rFonts w:ascii="Consolas" w:hAnsi="Consolas"/>
-          <w:color w:val="1E293B"/>
-          <w:sz w:val="18"/>
-        </w:rPr>
-        <w:t xml:space="preserve"> </w:t>
-      </w:r>
-    </w:p>
-    <w:p>
-      <w:pPr>
-        <w:spacing w:before="0" w:after="0" w:line="240" w:lineRule="auto"/>
-        <w:jc w:val="left"/>
-      </w:pPr>
-      <w:r>
-        <w:rPr>
-          <w:rFonts w:ascii="Consolas" w:hAnsi="Consolas"/>
-          <w:color w:val="1E293B"/>
-          <w:sz w:val="18"/>
-        </w:rPr>
-        <w:t>@auth_bp.route("/api/auth/login", methods=["POST"])</w:t>
-      </w:r>
-    </w:p>
-    <w:p>
-      <w:pPr>
-        <w:spacing w:before="0" w:after="0" w:line="240" w:lineRule="auto"/>
-        <w:jc w:val="left"/>
-      </w:pPr>
-      <w:r>
-        <w:rPr>
-          <w:rFonts w:ascii="Consolas" w:hAnsi="Consolas"/>
-          <w:color w:val="1E293B"/>
-          <w:sz w:val="18"/>
-        </w:rPr>
-        <w:t>def login():</w:t>
-      </w:r>
-    </w:p>
-    <w:p>
-      <w:pPr>
-        <w:spacing w:before="0" w:after="0" w:line="240" w:lineRule="auto"/>
-        <w:jc w:val="left"/>
-      </w:pPr>
-      <w:r>
-        <w:rPr>
-          <w:rFonts w:ascii="Consolas" w:hAnsi="Consolas"/>
-          <w:color w:val="1E293B"/>
-          <w:sz w:val="18"/>
-        </w:rPr>
-        <w:t xml:space="preserve">    data = request.get_json() or {}</w:t>
-      </w:r>
-    </w:p>
-    <w:p>
-      <w:pPr>
-        <w:spacing w:before="0" w:after="0" w:line="240" w:lineRule="auto"/>
-        <w:jc w:val="left"/>
-      </w:pPr>
-      <w:r>
-        <w:rPr>
-          <w:rFonts w:ascii="Consolas" w:hAnsi="Consolas"/>
-          <w:color w:val="1E293B"/>
-          <w:sz w:val="18"/>
-        </w:rPr>
-        <w:t xml:space="preserve">    email, password = data.get("email"), data.get("password")</w:t>
-      </w:r>
-    </w:p>
-    <w:p>
-      <w:pPr>
-        <w:spacing w:before="0" w:after="0" w:line="240" w:lineRule="auto"/>
-        <w:jc w:val="left"/>
-      </w:pPr>
-      <w:r>
-        <w:rPr>
-          <w:rFonts w:ascii="Consolas" w:hAnsi="Consolas"/>
-          <w:color w:val="1E293B"/>
-          <w:sz w:val="18"/>
-        </w:rPr>
-        <w:t xml:space="preserve">    conn = get_db()</w:t>
-      </w:r>
-    </w:p>
-    <w:p>
-      <w:pPr>
-        <w:spacing w:before="0" w:after="0" w:line="240" w:lineRule="auto"/>
-        <w:jc w:val="left"/>
-      </w:pPr>
-      <w:r>
-        <w:rPr>
-          <w:rFonts w:ascii="Consolas" w:hAnsi="Consolas"/>
-          <w:color w:val="1E293B"/>
-          <w:sz w:val="18"/>
-        </w:rPr>
-        <w:t xml:space="preserve">    cursor = conn.cursor()</w:t>
-      </w:r>
-    </w:p>
-    <w:p>
-      <w:pPr>
-        <w:spacing w:before="0" w:after="0" w:line="240" w:lineRule="auto"/>
-        <w:jc w:val="left"/>
-      </w:pPr>
-      <w:r>
-        <w:rPr>
-          <w:rFonts w:ascii="Consolas" w:hAnsi="Consolas"/>
-          <w:color w:val="1E293B"/>
-          <w:sz w:val="18"/>
-        </w:rPr>
-        <w:t xml:space="preserve">    cursor.execute("SELECT id, name, email, password, is_admin FROM employees WHERE email = ?", (email,))</w:t>
-      </w:r>
-    </w:p>
-    <w:p>
-      <w:pPr>
-        <w:spacing w:before="0" w:after="0" w:line="240" w:lineRule="auto"/>
-        <w:jc w:val="left"/>
-      </w:pPr>
-      <w:r>
-        <w:rPr>
-          <w:rFonts w:ascii="Consolas" w:hAnsi="Consolas"/>
-          <w:color w:val="1E293B"/>
-          <w:sz w:val="18"/>
-        </w:rPr>
-        <w:t xml:space="preserve">    user = cursor.fetchone()</w:t>
-      </w:r>
-    </w:p>
-    <w:p>
-      <w:pPr>
-        <w:spacing w:before="0" w:after="0" w:line="240" w:lineRule="auto"/>
-        <w:jc w:val="left"/>
-      </w:pPr>
-      <w:r>
-        <w:rPr>
-          <w:rFonts w:ascii="Consolas" w:hAnsi="Consolas"/>
-          <w:color w:val="1E293B"/>
-          <w:sz w:val="18"/>
-        </w:rPr>
-        <w:t xml:space="preserve">    if not user or user["password"] != hash_password(password):</w:t>
-      </w:r>
-    </w:p>
-    <w:p>
-      <w:pPr>
-        <w:spacing w:before="0" w:after="0" w:line="240" w:lineRule="auto"/>
-        <w:jc w:val="left"/>
-      </w:pPr>
-      <w:r>
-        <w:rPr>
-          <w:rFonts w:ascii="Consolas" w:hAnsi="Consolas"/>
-          <w:color w:val="1E293B"/>
-          <w:sz w:val="18"/>
-        </w:rPr>
-        <w:t xml:space="preserve">        return jsonify({"success": False, "message": "Invalid email or password"}), 401</w:t>
-      </w:r>
-    </w:p>
-    <w:p>
-      <w:pPr>
-        <w:spacing w:before="0" w:after="0" w:line="240" w:lineRule="auto"/>
-        <w:jc w:val="left"/>
-      </w:pPr>
-      <w:r>
-        <w:rPr>
-          <w:rFonts w:ascii="Consolas" w:hAnsi="Consolas"/>
-          <w:color w:val="1E293B"/>
-          <w:sz w:val="18"/>
-        </w:rPr>
-        <w:t xml:space="preserve"> </w:t>
-      </w:r>
-    </w:p>
-    <w:p>
-      <w:pPr>
-        <w:spacing w:before="0" w:after="0" w:line="240" w:lineRule="auto"/>
-        <w:jc w:val="left"/>
-      </w:pPr>
-      <w:r>
-        <w:rPr>
-          <w:rFonts w:ascii="Consolas" w:hAnsi="Consolas"/>
-          <w:color w:val="1E293B"/>
-          <w:sz w:val="18"/>
-        </w:rPr>
-        <w:t xml:space="preserve">    session_token = secrets.token_hex(24)</w:t>
-      </w:r>
-    </w:p>
-    <w:p>
-      <w:pPr>
-        <w:spacing w:before="0" w:after="0" w:line="240" w:lineRule="auto"/>
-        <w:jc w:val="left"/>
-      </w:pPr>
-      <w:r>
-        <w:rPr>
-          <w:rFonts w:ascii="Consolas" w:hAnsi="Consolas"/>
-          <w:color w:val="1E293B"/>
-          <w:sz w:val="18"/>
-        </w:rPr>
-        <w:t xml:space="preserve">    return jsonify({</w:t>
-      </w:r>
-    </w:p>
-    <w:p>
-      <w:pPr>
-        <w:spacing w:before="0" w:after="0" w:line="240" w:lineRule="auto"/>
-        <w:jc w:val="left"/>
-      </w:pPr>
-      <w:r>
-        <w:rPr>
-          <w:rFonts w:ascii="Consolas" w:hAnsi="Consolas"/>
-          <w:color w:val="1E293B"/>
-          <w:sz w:val="18"/>
-        </w:rPr>
-        <w:t xml:space="preserve">        "success": True,</w:t>
-      </w:r>
-    </w:p>
-    <w:p>
-      <w:pPr>
-        <w:spacing w:before="0" w:after="0" w:line="240" w:lineRule="auto"/>
-        <w:jc w:val="left"/>
-      </w:pPr>
-      <w:r>
-        <w:rPr>
-          <w:rFonts w:ascii="Consolas" w:hAnsi="Consolas"/>
-          <w:color w:val="1E293B"/>
-          <w:sz w:val="18"/>
-        </w:rPr>
-        <w:t xml:space="preserve">        "token": session_token,</w:t>
-      </w:r>
-    </w:p>
-    <w:p>
-      <w:pPr>
-        <w:spacing w:before="0" w:after="0" w:line="240" w:lineRule="auto"/>
-        <w:jc w:val="left"/>
-      </w:pPr>
-      <w:r>
-        <w:rPr>
-          <w:rFonts w:ascii="Consolas" w:hAnsi="Consolas"/>
-          <w:color w:val="1E293B"/>
-          <w:sz w:val="18"/>
-        </w:rPr>
-        <w:t xml:space="preserve">        "user": {"id": user["id"], "name": user["name"], "email": user["email"], "is_admin": user["is_admin"]}</w:t>
-      </w:r>
-    </w:p>
-    <w:p>
-      <w:pPr>
-        <w:spacing w:before="0" w:after="0" w:line="240" w:lineRule="auto"/>
-        <w:jc w:val="left"/>
-      </w:pPr>
-      <w:r>
-        <w:rPr>
-          <w:rFonts w:ascii="Consolas" w:hAnsi="Consolas"/>
-          <w:color w:val="1E293B"/>
-          <w:sz w:val="18"/>
-        </w:rPr>
-        <w:t xml:space="preserve">    }), 200</w:t>
-      </w:r>
-    </w:p>
-    <w:p>
-      <w:pPr>
-        <w:spacing w:before="160" w:after="40" w:line="276" w:lineRule="auto"/>
-        <w:jc w:val="left"/>
-      </w:pPr>
-      <w:r>
-        <w:rPr>
-          <w:rFonts w:ascii="Times New Roman" w:hAnsi="Times New Roman"/>
-          <w:b/>
-          <w:color w:val="111827"/>
-          <w:sz w:val="24"/>
-        </w:rPr>
-        <w:t>14.4 2026 AI Fluency Round Engine (backend/routes/ai_fluency.py)</w:t>
-      </w:r>
-    </w:p>
-    <w:p>
-      <w:pPr>
-        <w:spacing w:before="0" w:after="0" w:line="240" w:lineRule="auto"/>
-        <w:jc w:val="left"/>
-      </w:pPr>
-      <w:r>
-        <w:rPr>
-          <w:rFonts w:ascii="Consolas" w:hAnsi="Consolas"/>
-          <w:color w:val="1E293B"/>
-          <w:sz w:val="18"/>
-        </w:rPr>
-        <w:t>from flask import Blueprint, request, jsonify</w:t>
-      </w:r>
-    </w:p>
-    <w:p>
-      <w:pPr>
-        <w:spacing w:before="0" w:after="0" w:line="240" w:lineRule="auto"/>
-        <w:jc w:val="left"/>
-      </w:pPr>
-      <w:r>
-        <w:rPr>
-          <w:rFonts w:ascii="Consolas" w:hAnsi="Consolas"/>
-          <w:color w:val="1E293B"/>
-          <w:sz w:val="18"/>
-        </w:rPr>
-        <w:t>from backend.models import AIFluencyModel</w:t>
-      </w:r>
-    </w:p>
-    <w:p>
-      <w:pPr>
-        <w:spacing w:before="0" w:after="0" w:line="240" w:lineRule="auto"/>
-        <w:jc w:val="left"/>
-      </w:pPr>
-      <w:r>
-        <w:rPr>
-          <w:rFonts w:ascii="Consolas" w:hAnsi="Consolas"/>
-          <w:color w:val="1E293B"/>
-          <w:sz w:val="18"/>
-        </w:rPr>
-        <w:t xml:space="preserve"> </w:t>
-      </w:r>
-    </w:p>
-    <w:p>
-      <w:pPr>
-        <w:spacing w:before="0" w:after="0" w:line="240" w:lineRule="auto"/>
-        <w:jc w:val="left"/>
-      </w:pPr>
-      <w:r>
-        <w:rPr>
-          <w:rFonts w:ascii="Consolas" w:hAnsi="Consolas"/>
-          <w:color w:val="1E293B"/>
-          <w:sz w:val="18"/>
-        </w:rPr>
-        <w:t>ai_fluency_bp = Blueprint("ai_fluency", __name__)</w:t>
-      </w:r>
-    </w:p>
-    <w:p>
-      <w:pPr>
-        <w:spacing w:before="0" w:after="0" w:line="240" w:lineRule="auto"/>
-        <w:jc w:val="left"/>
-      </w:pPr>
-      <w:r>
-        <w:rPr>
-          <w:rFonts w:ascii="Consolas" w:hAnsi="Consolas"/>
-          <w:color w:val="1E293B"/>
-          <w:sz w:val="18"/>
-        </w:rPr>
-        <w:t xml:space="preserve"> </w:t>
-      </w:r>
-    </w:p>
-    <w:p>
-      <w:pPr>
-        <w:spacing w:before="0" w:after="0" w:line="240" w:lineRule="auto"/>
-        <w:jc w:val="left"/>
-      </w:pPr>
-      <w:r>
-        <w:rPr>
-          <w:rFonts w:ascii="Consolas" w:hAnsi="Consolas"/>
-          <w:color w:val="1E293B"/>
-          <w:sz w:val="18"/>
-        </w:rPr>
-        <w:t>@ai_fluency_bp.route("/api/ai-fluency/questions", methods=["GET"])</w:t>
-      </w:r>
-    </w:p>
-    <w:p>
-      <w:pPr>
-        <w:spacing w:before="0" w:after="0" w:line="240" w:lineRule="auto"/>
-        <w:jc w:val="left"/>
-      </w:pPr>
-      <w:r>
-        <w:rPr>
-          <w:rFonts w:ascii="Consolas" w:hAnsi="Consolas"/>
-          <w:color w:val="1E293B"/>
-          <w:sz w:val="18"/>
-        </w:rPr>
-        <w:t>def get_ai_fluency_questions():</w:t>
-      </w:r>
-    </w:p>
-    <w:p>
-      <w:pPr>
-        <w:spacing w:before="0" w:after="0" w:line="240" w:lineRule="auto"/>
-        <w:jc w:val="left"/>
-      </w:pPr>
-      <w:r>
-        <w:rPr>
-          <w:rFonts w:ascii="Consolas" w:hAnsi="Consolas"/>
-          <w:color w:val="1E293B"/>
-          <w:sz w:val="18"/>
-        </w:rPr>
-        <w:t xml:space="preserve">    questions = AIFluencyModel.get_questions(request.args.get("category", ""))</w:t>
-      </w:r>
-    </w:p>
-    <w:p>
-      <w:pPr>
-        <w:spacing w:before="0" w:after="0" w:line="240" w:lineRule="auto"/>
-        <w:jc w:val="left"/>
-      </w:pPr>
-      <w:r>
-        <w:rPr>
-          <w:rFonts w:ascii="Consolas" w:hAnsi="Consolas"/>
-          <w:color w:val="1E293B"/>
-          <w:sz w:val="18"/>
-        </w:rPr>
-        <w:t xml:space="preserve">    return jsonify({"success": True, "questions": questions}), 200</w:t>
-      </w:r>
-    </w:p>
-    <w:p>
-      <w:pPr>
-        <w:spacing w:before="0" w:after="0" w:line="240" w:lineRule="auto"/>
-        <w:jc w:val="left"/>
-      </w:pPr>
-      <w:r>
-        <w:rPr>
-          <w:rFonts w:ascii="Consolas" w:hAnsi="Consolas"/>
-          <w:color w:val="1E293B"/>
-          <w:sz w:val="18"/>
-        </w:rPr>
-        <w:t xml:space="preserve"> </w:t>
-      </w:r>
-    </w:p>
-    <w:p>
-      <w:pPr>
-        <w:spacing w:before="0" w:after="0" w:line="240" w:lineRule="auto"/>
-        <w:jc w:val="left"/>
-      </w:pPr>
-      <w:r>
-        <w:rPr>
-          <w:rFonts w:ascii="Consolas" w:hAnsi="Consolas"/>
-          <w:color w:val="1E293B"/>
-          <w:sz w:val="18"/>
-        </w:rPr>
-        <w:t>@ai_fluency_bp.route("/api/ai-fluency/evaluate", methods=["POST"])</w:t>
-      </w:r>
-    </w:p>
-    <w:p>
-      <w:pPr>
-        <w:spacing w:before="0" w:after="0" w:line="240" w:lineRule="auto"/>
-        <w:jc w:val="left"/>
-      </w:pPr>
-      <w:r>
-        <w:rPr>
-          <w:rFonts w:ascii="Consolas" w:hAnsi="Consolas"/>
-          <w:color w:val="1E293B"/>
-          <w:sz w:val="18"/>
-        </w:rPr>
-        <w:t>def evaluate_ai_fluency():</w:t>
-      </w:r>
-    </w:p>
-    <w:p>
-      <w:pPr>
-        <w:spacing w:before="0" w:after="0" w:line="240" w:lineRule="auto"/>
-        <w:jc w:val="left"/>
-      </w:pPr>
-      <w:r>
-        <w:rPr>
-          <w:rFonts w:ascii="Consolas" w:hAnsi="Consolas"/>
-          <w:color w:val="1E293B"/>
-          <w:sz w:val="18"/>
-        </w:rPr>
-        <w:t xml:space="preserve">    """</w:t>
-      </w:r>
-    </w:p>
-    <w:p>
-      <w:pPr>
-        <w:spacing w:before="0" w:after="0" w:line="240" w:lineRule="auto"/>
-        <w:jc w:val="left"/>
-      </w:pPr>
-      <w:r>
-        <w:rPr>
-          <w:rFonts w:ascii="Consolas" w:hAnsi="Consolas"/>
-          <w:color w:val="1E293B"/>
-          <w:sz w:val="18"/>
-        </w:rPr>
-        <w:t xml:space="preserve">    Evaluates candidate response across 4 core dimensions:</w:t>
-      </w:r>
-    </w:p>
-    <w:p>
-      <w:pPr>
-        <w:spacing w:before="0" w:after="0" w:line="240" w:lineRule="auto"/>
-        <w:jc w:val="left"/>
-      </w:pPr>
-      <w:r>
-        <w:rPr>
-          <w:rFonts w:ascii="Consolas" w:hAnsi="Consolas"/>
-          <w:color w:val="1E293B"/>
-          <w:sz w:val="18"/>
-        </w:rPr>
-        <w:t xml:space="preserve">    - Tool Integration (25%)</w:t>
-      </w:r>
-    </w:p>
-    <w:p>
-      <w:pPr>
-        <w:spacing w:before="0" w:after="0" w:line="240" w:lineRule="auto"/>
-        <w:jc w:val="left"/>
-      </w:pPr>
-      <w:r>
-        <w:rPr>
-          <w:rFonts w:ascii="Consolas" w:hAnsi="Consolas"/>
-          <w:color w:val="1E293B"/>
-          <w:sz w:val="18"/>
-        </w:rPr>
-        <w:t xml:space="preserve">    - Critical Verification &amp; Security (35%)</w:t>
-      </w:r>
-    </w:p>
-    <w:p>
-      <w:pPr>
-        <w:spacing w:before="0" w:after="0" w:line="240" w:lineRule="auto"/>
-        <w:jc w:val="left"/>
-      </w:pPr>
-      <w:r>
-        <w:rPr>
-          <w:rFonts w:ascii="Consolas" w:hAnsi="Consolas"/>
-          <w:color w:val="1E293B"/>
-          <w:sz w:val="18"/>
-        </w:rPr>
-        <w:t xml:space="preserve">    - Velocity &amp; Sprint Impact (20%)</w:t>
-      </w:r>
-    </w:p>
-    <w:p>
-      <w:pPr>
-        <w:spacing w:before="0" w:after="0" w:line="240" w:lineRule="auto"/>
-        <w:jc w:val="left"/>
-      </w:pPr>
-      <w:r>
-        <w:rPr>
-          <w:rFonts w:ascii="Consolas" w:hAnsi="Consolas"/>
-          <w:color w:val="1E293B"/>
-          <w:sz w:val="18"/>
-        </w:rPr>
-        <w:t xml:space="preserve">    - Authenticity &amp; Communication (20%)</w:t>
-      </w:r>
-    </w:p>
-    <w:p>
-      <w:pPr>
-        <w:spacing w:before="0" w:after="0" w:line="240" w:lineRule="auto"/>
-        <w:jc w:val="left"/>
-      </w:pPr>
-      <w:r>
-        <w:rPr>
-          <w:rFonts w:ascii="Consolas" w:hAnsi="Consolas"/>
-          <w:color w:val="1E293B"/>
-          <w:sz w:val="18"/>
-        </w:rPr>
-        <w:t xml:space="preserve">    """</w:t>
-      </w:r>
-    </w:p>
-    <w:p>
-      <w:pPr>
-        <w:spacing w:before="0" w:after="0" w:line="240" w:lineRule="auto"/>
-        <w:jc w:val="left"/>
-      </w:pPr>
-      <w:r>
-        <w:rPr>
-          <w:rFonts w:ascii="Consolas" w:hAnsi="Consolas"/>
-          <w:color w:val="1E293B"/>
-          <w:sz w:val="18"/>
-        </w:rPr>
-        <w:t xml:space="preserve">    data = request.get_json() or {}</w:t>
-      </w:r>
-    </w:p>
-    <w:p>
-      <w:pPr>
-        <w:spacing w:before="0" w:after="0" w:line="240" w:lineRule="auto"/>
-        <w:jc w:val="left"/>
-      </w:pPr>
-      <w:r>
-        <w:rPr>
-          <w:rFonts w:ascii="Consolas" w:hAnsi="Consolas"/>
-          <w:color w:val="1E293B"/>
-          <w:sz w:val="18"/>
-        </w:rPr>
-        <w:t xml:space="preserve">    employee_id = data.get("employee_id")</w:t>
-      </w:r>
-    </w:p>
-    <w:p>
-      <w:pPr>
-        <w:spacing w:before="0" w:after="0" w:line="240" w:lineRule="auto"/>
-        <w:jc w:val="left"/>
-      </w:pPr>
-      <w:r>
-        <w:rPr>
-          <w:rFonts w:ascii="Consolas" w:hAnsi="Consolas"/>
-          <w:color w:val="1E293B"/>
-          <w:sz w:val="18"/>
-        </w:rPr>
-        <w:t xml:space="preserve">    if not employee_id:</w:t>
-      </w:r>
-    </w:p>
-    <w:p>
-      <w:pPr>
-        <w:spacing w:before="0" w:after="0" w:line="240" w:lineRule="auto"/>
-        <w:jc w:val="left"/>
-      </w:pPr>
-      <w:r>
-        <w:rPr>
-          <w:rFonts w:ascii="Consolas" w:hAnsi="Consolas"/>
-          <w:color w:val="1E293B"/>
-          <w:sz w:val="18"/>
-        </w:rPr>
-        <w:t xml:space="preserve">        return jsonify({"success": False, "message": "employee_id is required"}), 400</w:t>
-      </w:r>
-    </w:p>
-    <w:p>
-      <w:pPr>
-        <w:spacing w:before="0" w:after="0" w:line="240" w:lineRule="auto"/>
-        <w:jc w:val="left"/>
-      </w:pPr>
-      <w:r>
-        <w:rPr>
-          <w:rFonts w:ascii="Consolas" w:hAnsi="Consolas"/>
-          <w:color w:val="1E293B"/>
-          <w:sz w:val="18"/>
-        </w:rPr>
-        <w:t xml:space="preserve"> </w:t>
-      </w:r>
-    </w:p>
-    <w:p>
-      <w:pPr>
-        <w:spacing w:before="0" w:after="0" w:line="240" w:lineRule="auto"/>
-        <w:jc w:val="left"/>
-      </w:pPr>
-      <w:r>
-        <w:rPr>
-          <w:rFonts w:ascii="Consolas" w:hAnsi="Consolas"/>
-          <w:color w:val="1E293B"/>
-          <w:sz w:val="18"/>
-        </w:rPr>
-        <w:t xml:space="preserve">    result = AIFluencyModel.evaluate_answer(</w:t>
-      </w:r>
-    </w:p>
-    <w:p>
-      <w:pPr>
-        <w:spacing w:before="0" w:after="0" w:line="240" w:lineRule="auto"/>
-        <w:jc w:val="left"/>
-      </w:pPr>
-      <w:r>
-        <w:rPr>
-          <w:rFonts w:ascii="Consolas" w:hAnsi="Consolas"/>
-          <w:color w:val="1E293B"/>
-          <w:sz w:val="18"/>
-        </w:rPr>
-        <w:t xml:space="preserve">        int(employee_id),</w:t>
-      </w:r>
-    </w:p>
-    <w:p>
-      <w:pPr>
-        <w:spacing w:before="0" w:after="0" w:line="240" w:lineRule="auto"/>
-        <w:jc w:val="left"/>
-      </w:pPr>
-      <w:r>
-        <w:rPr>
-          <w:rFonts w:ascii="Consolas" w:hAnsi="Consolas"/>
-          <w:color w:val="1E293B"/>
-          <w:sz w:val="18"/>
-        </w:rPr>
-        <w:t xml:space="preserve">        data.get("question_id"),</w:t>
-      </w:r>
-    </w:p>
-    <w:p>
-      <w:pPr>
-        <w:spacing w:before="0" w:after="0" w:line="240" w:lineRule="auto"/>
-        <w:jc w:val="left"/>
-      </w:pPr>
-      <w:r>
-        <w:rPr>
-          <w:rFonts w:ascii="Consolas" w:hAnsi="Consolas"/>
-          <w:color w:val="1E293B"/>
-          <w:sz w:val="18"/>
-        </w:rPr>
-        <w:t xml:space="preserve">        data.get("candidate_answer", "")</w:t>
-      </w:r>
-    </w:p>
-    <w:p>
-      <w:pPr>
-        <w:spacing w:before="0" w:after="0" w:line="240" w:lineRule="auto"/>
-        <w:jc w:val="left"/>
-      </w:pPr>
-      <w:r>
-        <w:rPr>
-          <w:rFonts w:ascii="Consolas" w:hAnsi="Consolas"/>
-          <w:color w:val="1E293B"/>
-          <w:sz w:val="18"/>
-        </w:rPr>
-        <w:t xml:space="preserve">    )</w:t>
-      </w:r>
-    </w:p>
-    <w:p>
-      <w:pPr>
-        <w:spacing w:before="0" w:after="0" w:line="240" w:lineRule="auto"/>
-        <w:jc w:val="left"/>
-      </w:pPr>
-      <w:r>
-        <w:rPr>
-          <w:rFonts w:ascii="Consolas" w:hAnsi="Consolas"/>
-          <w:color w:val="1E293B"/>
-          <w:sz w:val="18"/>
-        </w:rPr>
-        <w:t xml:space="preserve">    return jsonify(result), (200 if result.get("success") else 400)</w:t>
-      </w:r>
-    </w:p>
-    <w:p>
-      <w:pPr>
-        <w:spacing w:before="160" w:after="40" w:line="276" w:lineRule="auto"/>
-        <w:jc w:val="left"/>
-      </w:pPr>
-      <w:r>
-        <w:rPr>
-          <w:rFonts w:ascii="Times New Roman" w:hAnsi="Times New Roman"/>
-          <w:b/>
-          <w:color w:val="111827"/>
-          <w:sz w:val="24"/>
-        </w:rPr>
-        <w:t>14.5 Present-Past-Future 60s Pitch Builder (backend/routes/answer_builder.py)</w:t>
-      </w:r>
-    </w:p>
-    <w:p>
-      <w:pPr>
-        <w:spacing w:before="0" w:after="0" w:line="240" w:lineRule="auto"/>
-        <w:jc w:val="left"/>
-      </w:pPr>
-      <w:r>
-        <w:rPr>
-          <w:rFonts w:ascii="Consolas" w:hAnsi="Consolas"/>
-          <w:color w:val="1E293B"/>
-          <w:sz w:val="18"/>
-        </w:rPr>
-        <w:t>from flask import Blueprint, request, jsonify</w:t>
-      </w:r>
-    </w:p>
-    <w:p>
-      <w:pPr>
-        <w:spacing w:before="0" w:after="0" w:line="240" w:lineRule="auto"/>
-        <w:jc w:val="left"/>
-      </w:pPr>
-      <w:r>
-        <w:rPr>
-          <w:rFonts w:ascii="Consolas" w:hAnsi="Consolas"/>
-          <w:color w:val="1E293B"/>
-          <w:sz w:val="18"/>
-        </w:rPr>
-        <w:t>from backend.models import StructuredAnswerModel</w:t>
-      </w:r>
-    </w:p>
-    <w:p>
-      <w:pPr>
-        <w:spacing w:before="0" w:after="0" w:line="240" w:lineRule="auto"/>
-        <w:jc w:val="left"/>
-      </w:pPr>
-      <w:r>
-        <w:rPr>
-          <w:rFonts w:ascii="Consolas" w:hAnsi="Consolas"/>
-          <w:color w:val="1E293B"/>
-          <w:sz w:val="18"/>
-        </w:rPr>
-        <w:t xml:space="preserve"> </w:t>
-      </w:r>
-    </w:p>
-    <w:p>
-      <w:pPr>
-        <w:spacing w:before="0" w:after="0" w:line="240" w:lineRule="auto"/>
-        <w:jc w:val="left"/>
-      </w:pPr>
-      <w:r>
-        <w:rPr>
-          <w:rFonts w:ascii="Consolas" w:hAnsi="Consolas"/>
-          <w:color w:val="1E293B"/>
-          <w:sz w:val="18"/>
-        </w:rPr>
-        <w:t>answer_builder_bp = Blueprint("answer_builder", __name__)</w:t>
-      </w:r>
-    </w:p>
-    <w:p>
-      <w:pPr>
-        <w:spacing w:before="0" w:after="0" w:line="240" w:lineRule="auto"/>
-        <w:jc w:val="left"/>
-      </w:pPr>
-      <w:r>
-        <w:rPr>
-          <w:rFonts w:ascii="Consolas" w:hAnsi="Consolas"/>
-          <w:color w:val="1E293B"/>
-          <w:sz w:val="18"/>
-        </w:rPr>
-        <w:t xml:space="preserve"> </w:t>
-      </w:r>
-    </w:p>
-    <w:p>
-      <w:pPr>
-        <w:spacing w:before="0" w:after="0" w:line="240" w:lineRule="auto"/>
-        <w:jc w:val="left"/>
-      </w:pPr>
-      <w:r>
-        <w:rPr>
-          <w:rFonts w:ascii="Consolas" w:hAnsi="Consolas"/>
-          <w:color w:val="1E293B"/>
-          <w:sz w:val="18"/>
-        </w:rPr>
-        <w:t>@answer_builder_bp.route("/api/answer-builder/analyze", methods=["POST"])</w:t>
-      </w:r>
-    </w:p>
-    <w:p>
-      <w:pPr>
-        <w:spacing w:before="0" w:after="0" w:line="240" w:lineRule="auto"/>
-        <w:jc w:val="left"/>
-      </w:pPr>
-      <w:r>
-        <w:rPr>
-          <w:rFonts w:ascii="Consolas" w:hAnsi="Consolas"/>
-          <w:color w:val="1E293B"/>
-          <w:sz w:val="18"/>
-        </w:rPr>
-        <w:t>def analyze_structured_answer():</w:t>
-      </w:r>
-    </w:p>
-    <w:p>
-      <w:pPr>
-        <w:spacing w:before="0" w:after="0" w:line="240" w:lineRule="auto"/>
-        <w:jc w:val="left"/>
-      </w:pPr>
-      <w:r>
-        <w:rPr>
-          <w:rFonts w:ascii="Consolas" w:hAnsi="Consolas"/>
-          <w:color w:val="1E293B"/>
-          <w:sz w:val="18"/>
-        </w:rPr>
-        <w:t xml:space="preserve">    """</w:t>
-      </w:r>
-    </w:p>
-    <w:p>
-      <w:pPr>
-        <w:spacing w:before="0" w:after="0" w:line="240" w:lineRule="auto"/>
-        <w:jc w:val="left"/>
-      </w:pPr>
-      <w:r>
-        <w:rPr>
-          <w:rFonts w:ascii="Consolas" w:hAnsi="Consolas"/>
-          <w:color w:val="1E293B"/>
-          <w:sz w:val="18"/>
-        </w:rPr>
-        <w:t xml:space="preserve">    Analyzes Present-Past-Future pitch for speaking pace (140 WPM target, 50-70s optimal).</w:t>
-      </w:r>
-    </w:p>
-    <w:p>
-      <w:pPr>
-        <w:spacing w:before="0" w:after="0" w:line="240" w:lineRule="auto"/>
-        <w:jc w:val="left"/>
-      </w:pPr>
-      <w:r>
-        <w:rPr>
-          <w:rFonts w:ascii="Consolas" w:hAnsi="Consolas"/>
-          <w:color w:val="1E293B"/>
-          <w:sz w:val="18"/>
-        </w:rPr>
-        <w:t xml:space="preserve">    """</w:t>
-      </w:r>
-    </w:p>
-    <w:p>
-      <w:pPr>
-        <w:spacing w:before="0" w:after="0" w:line="240" w:lineRule="auto"/>
-        <w:jc w:val="left"/>
-      </w:pPr>
-      <w:r>
-        <w:rPr>
-          <w:rFonts w:ascii="Consolas" w:hAnsi="Consolas"/>
-          <w:color w:val="1E293B"/>
-          <w:sz w:val="18"/>
-        </w:rPr>
-        <w:t xml:space="preserve">    data = request.get_json() or {}</w:t>
-      </w:r>
-    </w:p>
-    <w:p>
-      <w:pPr>
-        <w:spacing w:before="0" w:after="0" w:line="240" w:lineRule="auto"/>
-        <w:jc w:val="left"/>
-      </w:pPr>
-      <w:r>
-        <w:rPr>
-          <w:rFonts w:ascii="Consolas" w:hAnsi="Consolas"/>
-          <w:color w:val="1E293B"/>
-          <w:sz w:val="18"/>
-        </w:rPr>
-        <w:t xml:space="preserve">    analysis = StructuredAnswerModel.analyze(</w:t>
-      </w:r>
-    </w:p>
-    <w:p>
-      <w:pPr>
-        <w:spacing w:before="0" w:after="0" w:line="240" w:lineRule="auto"/>
-        <w:jc w:val="left"/>
-      </w:pPr>
-      <w:r>
-        <w:rPr>
-          <w:rFonts w:ascii="Consolas" w:hAnsi="Consolas"/>
-          <w:color w:val="1E293B"/>
-          <w:sz w:val="18"/>
-        </w:rPr>
-        <w:t xml:space="preserve">        employee_id=int(data.get("employee_id", 1)),</w:t>
-      </w:r>
-    </w:p>
-    <w:p>
-      <w:pPr>
-        <w:spacing w:before="0" w:after="0" w:line="240" w:lineRule="auto"/>
-        <w:jc w:val="left"/>
-      </w:pPr>
-      <w:r>
-        <w:rPr>
-          <w:rFonts w:ascii="Consolas" w:hAnsi="Consolas"/>
-          <w:color w:val="1E293B"/>
-          <w:sz w:val="18"/>
-        </w:rPr>
-        <w:t xml:space="preserve">        question_title=data.get("question_title", "Tell me about yourself"),</w:t>
-      </w:r>
-    </w:p>
-    <w:p>
-      <w:pPr>
-        <w:spacing w:before="0" w:after="0" w:line="240" w:lineRule="auto"/>
-        <w:jc w:val="left"/>
-      </w:pPr>
-      <w:r>
-        <w:rPr>
-          <w:rFonts w:ascii="Consolas" w:hAnsi="Consolas"/>
-          <w:color w:val="1E293B"/>
-          <w:sz w:val="18"/>
-        </w:rPr>
-        <w:t xml:space="preserve">        present_text=data.get("present_text", ""),</w:t>
-      </w:r>
-    </w:p>
-    <w:p>
-      <w:pPr>
-        <w:spacing w:before="0" w:after="0" w:line="240" w:lineRule="auto"/>
-        <w:jc w:val="left"/>
-      </w:pPr>
-      <w:r>
-        <w:rPr>
-          <w:rFonts w:ascii="Consolas" w:hAnsi="Consolas"/>
-          <w:color w:val="1E293B"/>
-          <w:sz w:val="18"/>
-        </w:rPr>
-        <w:t xml:space="preserve">        past_text=data.get("past_text", ""),</w:t>
-      </w:r>
-    </w:p>
-    <w:p>
-      <w:pPr>
-        <w:spacing w:before="0" w:after="0" w:line="240" w:lineRule="auto"/>
-        <w:jc w:val="left"/>
-      </w:pPr>
-      <w:r>
-        <w:rPr>
-          <w:rFonts w:ascii="Consolas" w:hAnsi="Consolas"/>
-          <w:color w:val="1E293B"/>
-          <w:sz w:val="18"/>
-        </w:rPr>
-        <w:t xml:space="preserve">        future_text=data.get("future_text", ""),</w:t>
-      </w:r>
-    </w:p>
-    <w:p>
-      <w:pPr>
-        <w:spacing w:before="0" w:after="0" w:line="240" w:lineRule="auto"/>
-        <w:jc w:val="left"/>
-      </w:pPr>
-      <w:r>
-        <w:rPr>
-          <w:rFonts w:ascii="Consolas" w:hAnsi="Consolas"/>
-          <w:color w:val="1E293B"/>
-          <w:sz w:val="18"/>
-        </w:rPr>
-        <w:t xml:space="preserve">        target_role=data.get("target_role", "Software Engineer"),</w:t>
-      </w:r>
-    </w:p>
-    <w:p>
-      <w:pPr>
-        <w:spacing w:before="0" w:after="0" w:line="240" w:lineRule="auto"/>
-        <w:jc w:val="left"/>
-      </w:pPr>
-      <w:r>
-        <w:rPr>
-          <w:rFonts w:ascii="Consolas" w:hAnsi="Consolas"/>
-          <w:color w:val="1E293B"/>
-          <w:sz w:val="18"/>
-        </w:rPr>
-        <w:t xml:space="preserve">        target_company=data.get("target_company", "Enterprise")</w:t>
-      </w:r>
-    </w:p>
-    <w:p>
-      <w:pPr>
-        <w:spacing w:before="0" w:after="0" w:line="240" w:lineRule="auto"/>
-        <w:jc w:val="left"/>
-      </w:pPr>
-      <w:r>
-        <w:rPr>
-          <w:rFonts w:ascii="Consolas" w:hAnsi="Consolas"/>
-          <w:color w:val="1E293B"/>
-          <w:sz w:val="18"/>
-        </w:rPr>
-        <w:t xml:space="preserve">    )</w:t>
-      </w:r>
-    </w:p>
-    <w:p>
-      <w:pPr>
-        <w:spacing w:before="0" w:after="0" w:line="240" w:lineRule="auto"/>
-        <w:jc w:val="left"/>
-      </w:pPr>
-      <w:r>
-        <w:rPr>
-          <w:rFonts w:ascii="Consolas" w:hAnsi="Consolas"/>
-          <w:color w:val="1E293B"/>
-          <w:sz w:val="18"/>
-        </w:rPr>
-        <w:t xml:space="preserve">    return jsonify(analysis), 200</w:t>
-      </w:r>
-    </w:p>
-    <w:p>
-      <w:pPr>
-        <w:spacing w:before="0" w:after="0" w:line="240" w:lineRule="auto"/>
-        <w:jc w:val="left"/>
-      </w:pPr>
-      <w:r>
-        <w:rPr>
-          <w:rFonts w:ascii="Consolas" w:hAnsi="Consolas"/>
-          <w:color w:val="1E293B"/>
-          <w:sz w:val="18"/>
-        </w:rPr>
-        <w:t xml:space="preserve"> </w:t>
-      </w:r>
-    </w:p>
-    <w:p>
-      <w:pPr>
-        <w:spacing w:before="0" w:after="0" w:line="240" w:lineRule="auto"/>
-        <w:jc w:val="left"/>
-      </w:pPr>
-      <w:r>
-        <w:rPr>
-          <w:rFonts w:ascii="Consolas" w:hAnsi="Consolas"/>
-          <w:color w:val="1E293B"/>
-          <w:sz w:val="18"/>
-        </w:rPr>
-        <w:t>@answer_builder_bp.route("/api/answer-builder/save", methods=["POST"])</w:t>
-      </w:r>
-    </w:p>
-    <w:p>
-      <w:pPr>
-        <w:spacing w:before="0" w:after="0" w:line="240" w:lineRule="auto"/>
-        <w:jc w:val="left"/>
-      </w:pPr>
-      <w:r>
-        <w:rPr>
-          <w:rFonts w:ascii="Consolas" w:hAnsi="Consolas"/>
-          <w:color w:val="1E293B"/>
-          <w:sz w:val="18"/>
-        </w:rPr>
-        <w:t>def save_structured_answer():</w:t>
-      </w:r>
-    </w:p>
-    <w:p>
-      <w:pPr>
-        <w:spacing w:before="0" w:after="0" w:line="240" w:lineRule="auto"/>
-        <w:jc w:val="left"/>
-      </w:pPr>
-      <w:r>
-        <w:rPr>
-          <w:rFonts w:ascii="Consolas" w:hAnsi="Consolas"/>
-          <w:color w:val="1E293B"/>
-          <w:sz w:val="18"/>
-        </w:rPr>
-        <w:t xml:space="preserve">    data = request.get_json() or {}</w:t>
-      </w:r>
-    </w:p>
-    <w:p>
-      <w:pPr>
-        <w:spacing w:before="0" w:after="0" w:line="240" w:lineRule="auto"/>
-        <w:jc w:val="left"/>
-      </w:pPr>
-      <w:r>
-        <w:rPr>
-          <w:rFonts w:ascii="Consolas" w:hAnsi="Consolas"/>
-          <w:color w:val="1E293B"/>
-          <w:sz w:val="18"/>
-        </w:rPr>
-        <w:t xml:space="preserve">    result = StructuredAnswerModel.save(int(data.get("employee_id")), data)</w:t>
-      </w:r>
-    </w:p>
-    <w:p>
-      <w:pPr>
-        <w:spacing w:before="0" w:after="0" w:line="240" w:lineRule="auto"/>
-        <w:jc w:val="left"/>
-      </w:pPr>
-      <w:r>
-        <w:rPr>
-          <w:rFonts w:ascii="Consolas" w:hAnsi="Consolas"/>
-          <w:color w:val="1E293B"/>
-          <w:sz w:val="18"/>
-        </w:rPr>
-        <w:t xml:space="preserve">    return jsonify(result), 200</w:t>
-      </w:r>
-    </w:p>
-    <w:p>
-      <w:pPr>
-        <w:spacing w:before="160" w:after="40" w:line="276" w:lineRule="auto"/>
-        <w:jc w:val="left"/>
-      </w:pPr>
-      <w:r>
-        <w:rPr>
-          <w:rFonts w:ascii="Times New Roman" w:hAnsi="Times New Roman"/>
-          <w:b/>
-          <w:color w:val="111827"/>
-          <w:sz w:val="24"/>
-        </w:rPr>
-        <w:t>14.6 Frontend REST API Controller (frontend/js/api.js)</w:t>
-      </w:r>
-    </w:p>
-    <w:p>
-      <w:pPr>
-        <w:spacing w:before="0" w:after="0" w:line="240" w:lineRule="auto"/>
-        <w:jc w:val="left"/>
-      </w:pPr>
-      <w:r>
-        <w:rPr>
-          <w:rFonts w:ascii="Consolas" w:hAnsi="Consolas"/>
-          <w:color w:val="1E293B"/>
-          <w:sz w:val="18"/>
-        </w:rPr>
-        <w:t>const API_BASE = window.location.origin;</w:t>
-      </w:r>
-    </w:p>
-    <w:p>
-      <w:pPr>
-        <w:spacing w:before="0" w:after="0" w:line="240" w:lineRule="auto"/>
-        <w:jc w:val="left"/>
-      </w:pPr>
-      <w:r>
-        <w:rPr>
-          <w:rFonts w:ascii="Consolas" w:hAnsi="Consolas"/>
-          <w:color w:val="1E293B"/>
-          <w:sz w:val="18"/>
-        </w:rPr>
-        <w:t xml:space="preserve"> </w:t>
-      </w:r>
-    </w:p>
-    <w:p>
-      <w:pPr>
-        <w:spacing w:before="0" w:after="0" w:line="240" w:lineRule="auto"/>
-        <w:jc w:val="left"/>
-      </w:pPr>
-      <w:r>
-        <w:rPr>
-          <w:rFonts w:ascii="Consolas" w:hAnsi="Consolas"/>
-          <w:color w:val="1E293B"/>
-          <w:sz w:val="18"/>
-        </w:rPr>
-        <w:t>const API = {</w:t>
-      </w:r>
-    </w:p>
-    <w:p>
-      <w:pPr>
-        <w:spacing w:before="0" w:after="0" w:line="240" w:lineRule="auto"/>
-        <w:jc w:val="left"/>
-      </w:pPr>
-      <w:r>
-        <w:rPr>
-          <w:rFonts w:ascii="Consolas" w:hAnsi="Consolas"/>
-          <w:color w:val="1E293B"/>
-          <w:sz w:val="18"/>
-        </w:rPr>
-        <w:t xml:space="preserve">  getUser: () =&gt; JSON.parse(localStorage.getItem('currentUser')) || null,</w:t>
-      </w:r>
-    </w:p>
-    <w:p>
-      <w:pPr>
-        <w:spacing w:before="0" w:after="0" w:line="240" w:lineRule="auto"/>
-        <w:jc w:val="left"/>
-      </w:pPr>
-      <w:r>
-        <w:rPr>
-          <w:rFonts w:ascii="Consolas" w:hAnsi="Consolas"/>
-          <w:color w:val="1E293B"/>
-          <w:sz w:val="18"/>
-        </w:rPr>
-        <w:t xml:space="preserve">  setUser: (user) =&gt; localStorage.setItem('currentUser', JSON.stringify(user)),</w:t>
-      </w:r>
-    </w:p>
-    <w:p>
-      <w:pPr>
-        <w:spacing w:before="0" w:after="0" w:line="240" w:lineRule="auto"/>
-        <w:jc w:val="left"/>
-      </w:pPr>
-      <w:r>
-        <w:rPr>
-          <w:rFonts w:ascii="Consolas" w:hAnsi="Consolas"/>
-          <w:color w:val="1E293B"/>
-          <w:sz w:val="18"/>
-        </w:rPr>
-        <w:t xml:space="preserve">  logout: () =&gt; { localStorage.removeItem('currentUser'); window.location.href = 'login.html'; },</w:t>
-      </w:r>
-    </w:p>
-    <w:p>
-      <w:pPr>
-        <w:spacing w:before="0" w:after="0" w:line="240" w:lineRule="auto"/>
-        <w:jc w:val="left"/>
-      </w:pPr>
-      <w:r>
-        <w:rPr>
-          <w:rFonts w:ascii="Consolas" w:hAnsi="Consolas"/>
-          <w:color w:val="1E293B"/>
-          <w:sz w:val="18"/>
-        </w:rPr>
-        <w:t xml:space="preserve"> </w:t>
-      </w:r>
-    </w:p>
-    <w:p>
-      <w:pPr>
-        <w:spacing w:before="0" w:after="0" w:line="240" w:lineRule="auto"/>
-        <w:jc w:val="left"/>
-      </w:pPr>
-      <w:r>
-        <w:rPr>
-          <w:rFonts w:ascii="Consolas" w:hAnsi="Consolas"/>
-          <w:color w:val="1E293B"/>
-          <w:sz w:val="18"/>
-        </w:rPr>
-        <w:t xml:space="preserve">  request: async (endpoint, options = {}) =&gt; {</w:t>
-      </w:r>
-    </w:p>
-    <w:p>
-      <w:pPr>
-        <w:spacing w:before="0" w:after="0" w:line="240" w:lineRule="auto"/>
-        <w:jc w:val="left"/>
-      </w:pPr>
-      <w:r>
-        <w:rPr>
-          <w:rFonts w:ascii="Consolas" w:hAnsi="Consolas"/>
-          <w:color w:val="1E293B"/>
-          <w:sz w:val="18"/>
-        </w:rPr>
-        <w:t xml:space="preserve">    try {</w:t>
-      </w:r>
-    </w:p>
-    <w:p>
-      <w:pPr>
-        <w:spacing w:before="0" w:after="0" w:line="240" w:lineRule="auto"/>
-        <w:jc w:val="left"/>
-      </w:pPr>
-      <w:r>
-        <w:rPr>
-          <w:rFonts w:ascii="Consolas" w:hAnsi="Consolas"/>
-          <w:color w:val="1E293B"/>
-          <w:sz w:val="18"/>
-        </w:rPr>
-        <w:t xml:space="preserve">      const res = await fetch(`${API_BASE}${endpoint}`, {</w:t>
-      </w:r>
-    </w:p>
-    <w:p>
-      <w:pPr>
-        <w:spacing w:before="0" w:after="0" w:line="240" w:lineRule="auto"/>
-        <w:jc w:val="left"/>
-      </w:pPr>
-      <w:r>
-        <w:rPr>
-          <w:rFonts w:ascii="Consolas" w:hAnsi="Consolas"/>
-          <w:color w:val="1E293B"/>
-          <w:sz w:val="18"/>
-        </w:rPr>
-        <w:t xml:space="preserve">        ...options,</w:t>
-      </w:r>
-    </w:p>
-    <w:p>
-      <w:pPr>
-        <w:spacing w:before="0" w:after="0" w:line="240" w:lineRule="auto"/>
-        <w:jc w:val="left"/>
-      </w:pPr>
-      <w:r>
-        <w:rPr>
-          <w:rFonts w:ascii="Consolas" w:hAnsi="Consolas"/>
-          <w:color w:val="1E293B"/>
-          <w:sz w:val="18"/>
-        </w:rPr>
-        <w:t xml:space="preserve">        headers: { 'Content-Type': 'application/json', ...options.headers }</w:t>
-      </w:r>
-    </w:p>
-    <w:p>
-      <w:pPr>
-        <w:spacing w:before="0" w:after="0" w:line="240" w:lineRule="auto"/>
-        <w:jc w:val="left"/>
-      </w:pPr>
-      <w:r>
-        <w:rPr>
-          <w:rFonts w:ascii="Consolas" w:hAnsi="Consolas"/>
-          <w:color w:val="1E293B"/>
-          <w:sz w:val="18"/>
-        </w:rPr>
-        <w:t xml:space="preserve">      });</w:t>
-      </w:r>
-    </w:p>
-    <w:p>
-      <w:pPr>
-        <w:spacing w:before="0" w:after="0" w:line="240" w:lineRule="auto"/>
-        <w:jc w:val="left"/>
-      </w:pPr>
-      <w:r>
-        <w:rPr>
-          <w:rFonts w:ascii="Consolas" w:hAnsi="Consolas"/>
-          <w:color w:val="1E293B"/>
-          <w:sz w:val="18"/>
-        </w:rPr>
-        <w:t xml:space="preserve">      return await res.json();</w:t>
-      </w:r>
-    </w:p>
-    <w:p>
-      <w:pPr>
-        <w:spacing w:before="0" w:after="0" w:line="240" w:lineRule="auto"/>
-        <w:jc w:val="left"/>
-      </w:pPr>
-      <w:r>
-        <w:rPr>
-          <w:rFonts w:ascii="Consolas" w:hAnsi="Consolas"/>
-          <w:color w:val="1E293B"/>
-          <w:sz w:val="18"/>
-        </w:rPr>
-        <w:t xml:space="preserve">    } catch (err) {</w:t>
-      </w:r>
-    </w:p>
-    <w:p>
-      <w:pPr>
-        <w:spacing w:before="0" w:after="0" w:line="240" w:lineRule="auto"/>
-        <w:jc w:val="left"/>
-      </w:pPr>
-      <w:r>
-        <w:rPr>
-          <w:rFonts w:ascii="Consolas" w:hAnsi="Consolas"/>
-          <w:color w:val="1E293B"/>
-          <w:sz w:val="18"/>
-        </w:rPr>
-        <w:t xml:space="preserve">      console.error(`API Error [${endpoint}]:`, err);</w:t>
-      </w:r>
-    </w:p>
-    <w:p>
-      <w:pPr>
-        <w:spacing w:before="0" w:after="0" w:line="240" w:lineRule="auto"/>
-        <w:jc w:val="left"/>
-      </w:pPr>
-      <w:r>
-        <w:rPr>
-          <w:rFonts w:ascii="Consolas" w:hAnsi="Consolas"/>
-          <w:color w:val="1E293B"/>
-          <w:sz w:val="18"/>
-        </w:rPr>
-        <w:t xml:space="preserve">      return { success: false, message: 'Network connection failure.' };</w:t>
-      </w:r>
-    </w:p>
-    <w:p>
-      <w:pPr>
-        <w:spacing w:before="0" w:after="0" w:line="240" w:lineRule="auto"/>
-        <w:jc w:val="left"/>
-      </w:pPr>
-      <w:r>
-        <w:rPr>
-          <w:rFonts w:ascii="Consolas" w:hAnsi="Consolas"/>
-          <w:color w:val="1E293B"/>
-          <w:sz w:val="18"/>
-        </w:rPr>
-        <w:t xml:space="preserve">    }</w:t>
-      </w:r>
-    </w:p>
-    <w:p>
-      <w:pPr>
-        <w:spacing w:before="0" w:after="0" w:line="240" w:lineRule="auto"/>
-        <w:jc w:val="left"/>
-      </w:pPr>
-      <w:r>
-        <w:rPr>
-          <w:rFonts w:ascii="Consolas" w:hAnsi="Consolas"/>
-          <w:color w:val="1E293B"/>
-          <w:sz w:val="18"/>
-        </w:rPr>
-        <w:t xml:space="preserve">  },</w:t>
-      </w:r>
-    </w:p>
-    <w:p>
-      <w:pPr>
-        <w:spacing w:before="0" w:after="0" w:line="240" w:lineRule="auto"/>
-        <w:jc w:val="left"/>
-      </w:pPr>
-      <w:r>
-        <w:rPr>
-          <w:rFonts w:ascii="Consolas" w:hAnsi="Consolas"/>
-          <w:color w:val="1E293B"/>
-          <w:sz w:val="18"/>
-        </w:rPr>
-        <w:t xml:space="preserve"> </w:t>
-      </w:r>
-    </w:p>
-    <w:p>
-      <w:pPr>
-        <w:spacing w:before="0" w:after="0" w:line="240" w:lineRule="auto"/>
-        <w:jc w:val="left"/>
-      </w:pPr>
-      <w:r>
-        <w:rPr>
-          <w:rFonts w:ascii="Consolas" w:hAnsi="Consolas"/>
-          <w:color w:val="1E293B"/>
-          <w:sz w:val="18"/>
-        </w:rPr>
-        <w:t xml:space="preserve">  login: (email, password) =&gt; API.request('/api/auth/login', {</w:t>
-      </w:r>
-    </w:p>
-    <w:p>
-      <w:pPr>
-        <w:spacing w:before="0" w:after="0" w:line="240" w:lineRule="auto"/>
-        <w:jc w:val="left"/>
-      </w:pPr>
-      <w:r>
-        <w:rPr>
-          <w:rFonts w:ascii="Consolas" w:hAnsi="Consolas"/>
-          <w:color w:val="1E293B"/>
-          <w:sz w:val="18"/>
+          <w:rFonts w:ascii="Times New Roman" w:hAnsi="Times New Roman" w:cs="Times New Roman"/>
+          <w:b w:val="0"/>
+          <w:i w:val="0"/>
+          <w:color w:val="1E293B"/>
+          <w:sz w:val="24"/>
+        </w:rPr>
+        <w:t xml:space="preserve">  getDashboardSummary: (empId) =&gt; API.request(`/api/dashboard/summary?employee_id=${empId}`),</w:t>
+      </w:r>
+    </w:p>
+    <w:p>
+      <w:pPr>
+        <w:spacing w:before="0" w:after="0" w:line="240" w:lineRule="auto"/>
+        <w:jc w:val="left"/>
+      </w:pPr>
+      <w:r>
+        <w:rPr>
+          <w:rFonts w:ascii="Times New Roman" w:hAnsi="Times New Roman" w:cs="Times New Roman"/>
+          <w:b w:val="0"/>
+          <w:i w:val="0"/>
+          <w:color w:val="1E293B"/>
+          <w:sz w:val="24"/>
+        </w:rPr>
+        <w:t xml:space="preserve">  getSmartRoadmap: (empId, company = '') =&gt; API.request(`/api/roadmap/smart?employee_id=${empId}&amp;company=${company}`),</w:t>
+      </w:r>
+    </w:p>
+    <w:p>
+      <w:pPr>
+        <w:spacing w:before="0" w:after="0" w:line="240" w:lineRule="auto"/>
+        <w:jc w:val="left"/>
+      </w:pPr>
+      <w:r>
+        <w:rPr>
+          <w:rFonts w:ascii="Times New Roman" w:hAnsi="Times New Roman" w:cs="Times New Roman"/>
+          <w:b w:val="0"/>
+          <w:i w:val="0"/>
+          <w:color w:val="1E293B"/>
+          <w:sz w:val="24"/>
+        </w:rPr>
+        <w:t xml:space="preserve">  toggleRoadmapTask: (taskId, empId) =&gt; API.request('/api/roadmap/smart/task/toggle', {</w:t>
+      </w:r>
+    </w:p>
+    <w:p>
+      <w:pPr>
+        <w:spacing w:before="0" w:after="0" w:line="240" w:lineRule="auto"/>
+        <w:jc w:val="left"/>
+      </w:pPr>
+      <w:r>
+        <w:rPr>
+          <w:rFonts w:ascii="Times New Roman" w:hAnsi="Times New Roman" w:cs="Times New Roman"/>
+          <w:b w:val="0"/>
+          <w:i w:val="0"/>
+          <w:color w:val="1E293B"/>
+          <w:sz w:val="24"/>
         </w:rPr>
         <w:t xml:space="preserve">    method: 'POST',</w:t>
       </w:r>
@@ -8133,23 +11337,27 @@
       </w:pPr>
       <w:r>
         <w:rPr>
-          <w:rFonts w:ascii="Consolas" w:hAnsi="Consolas"/>
-          <w:color w:val="1E293B"/>
-          <w:sz w:val="18"/>
-        </w:rPr>
-        <w:t xml:space="preserve">    body: JSON.stringify({ email, password })</w:t>
-      </w:r>
-    </w:p>
-    <w:p>
-      <w:pPr>
-        <w:spacing w:before="0" w:after="0" w:line="240" w:lineRule="auto"/>
-        <w:jc w:val="left"/>
-      </w:pPr>
-      <w:r>
-        <w:rPr>
-          <w:rFonts w:ascii="Consolas" w:hAnsi="Consolas"/>
-          <w:color w:val="1E293B"/>
-          <w:sz w:val="18"/>
+          <w:rFonts w:ascii="Times New Roman" w:hAnsi="Times New Roman" w:cs="Times New Roman"/>
+          <w:b w:val="0"/>
+          <w:i w:val="0"/>
+          <w:color w:val="1E293B"/>
+          <w:sz w:val="24"/>
+        </w:rPr>
+        <w:t xml:space="preserve">    body: JSON.stringify({ task_id: taskId, employee_id: empId })</w:t>
+      </w:r>
+    </w:p>
+    <w:p>
+      <w:pPr>
+        <w:spacing w:before="0" w:after="0" w:line="240" w:lineRule="auto"/>
+        <w:jc w:val="left"/>
+      </w:pPr>
+      <w:r>
+        <w:rPr>
+          <w:rFonts w:ascii="Times New Roman" w:hAnsi="Times New Roman" w:cs="Times New Roman"/>
+          <w:b w:val="0"/>
+          <w:i w:val="0"/>
+          <w:color w:val="1E293B"/>
+          <w:sz w:val="24"/>
         </w:rPr>
         <w:t xml:space="preserve">  }),</w:t>
       </w:r>
@@ -8161,65 +11369,27 @@
       </w:pPr>
       <w:r>
         <w:rPr>
-          <w:rFonts w:ascii="Consolas" w:hAnsi="Consolas"/>
-          <w:color w:val="1E293B"/>
-          <w:sz w:val="18"/>
-        </w:rPr>
-        <w:t xml:space="preserve"> </w:t>
-      </w:r>
-    </w:p>
-    <w:p>
-      <w:pPr>
-        <w:spacing w:before="0" w:after="0" w:line="240" w:lineRule="auto"/>
-        <w:jc w:val="left"/>
-      </w:pPr>
-      <w:r>
-        <w:rPr>
-          <w:rFonts w:ascii="Consolas" w:hAnsi="Consolas"/>
-          <w:color w:val="1E293B"/>
-          <w:sz w:val="18"/>
-        </w:rPr>
-        <w:t xml:space="preserve">  getDashboardSummary: (empId) =&gt; API.request(`/api/dashboard/summary?employee_id=${empId}`),</w:t>
-      </w:r>
-    </w:p>
-    <w:p>
-      <w:pPr>
-        <w:spacing w:before="0" w:after="0" w:line="240" w:lineRule="auto"/>
-        <w:jc w:val="left"/>
-      </w:pPr>
-      <w:r>
-        <w:rPr>
-          <w:rFonts w:ascii="Consolas" w:hAnsi="Consolas"/>
-          <w:color w:val="1E293B"/>
-          <w:sz w:val="18"/>
-        </w:rPr>
-        <w:t xml:space="preserve">  getSmartRoadmap: (empId) =&gt; API.request(`/api/roadmap/smart?employee_id=${empId}`),</w:t>
-      </w:r>
-    </w:p>
-    <w:p>
-      <w:pPr>
-        <w:spacing w:before="0" w:after="0" w:line="240" w:lineRule="auto"/>
-        <w:jc w:val="left"/>
-      </w:pPr>
-      <w:r>
-        <w:rPr>
-          <w:rFonts w:ascii="Consolas" w:hAnsi="Consolas"/>
-          <w:color w:val="1E293B"/>
-          <w:sz w:val="18"/>
-        </w:rPr>
-        <w:t xml:space="preserve">  toggleRoadmapTask: (taskId, empId) =&gt; API.request('/api/roadmap/smart/task/toggle', {</w:t>
-      </w:r>
-    </w:p>
-    <w:p>
-      <w:pPr>
-        <w:spacing w:before="0" w:after="0" w:line="240" w:lineRule="auto"/>
-        <w:jc w:val="left"/>
-      </w:pPr>
-      <w:r>
-        <w:rPr>
-          <w:rFonts w:ascii="Consolas" w:hAnsi="Consolas"/>
-          <w:color w:val="1E293B"/>
-          <w:sz w:val="18"/>
+          <w:rFonts w:ascii="Times New Roman" w:hAnsi="Times New Roman" w:cs="Times New Roman"/>
+          <w:b w:val="0"/>
+          <w:i w:val="0"/>
+          <w:color w:val="1E293B"/>
+          <w:sz w:val="24"/>
+        </w:rPr>
+        <w:t xml:space="preserve">  evaluateAIFluency: (empId, qId, ans) =&gt; API.request('/api/ai-fluency/evaluate', {</w:t>
+      </w:r>
+    </w:p>
+    <w:p>
+      <w:pPr>
+        <w:spacing w:before="0" w:after="0" w:line="240" w:lineRule="auto"/>
+        <w:jc w:val="left"/>
+      </w:pPr>
+      <w:r>
+        <w:rPr>
+          <w:rFonts w:ascii="Times New Roman" w:hAnsi="Times New Roman" w:cs="Times New Roman"/>
+          <w:b w:val="0"/>
+          <w:i w:val="0"/>
+          <w:color w:val="1E293B"/>
+          <w:sz w:val="24"/>
         </w:rPr>
         <w:t xml:space="preserve">    method: 'POST',</w:t>
       </w:r>
@@ -8231,23 +11401,27 @@
       </w:pPr>
       <w:r>
         <w:rPr>
-          <w:rFonts w:ascii="Consolas" w:hAnsi="Consolas"/>
-          <w:color w:val="1E293B"/>
-          <w:sz w:val="18"/>
-        </w:rPr>
-        <w:t xml:space="preserve">    body: JSON.stringify({ task_id: taskId, employee_id: empId })</w:t>
-      </w:r>
-    </w:p>
-    <w:p>
-      <w:pPr>
-        <w:spacing w:before="0" w:after="0" w:line="240" w:lineRule="auto"/>
-        <w:jc w:val="left"/>
-      </w:pPr>
-      <w:r>
-        <w:rPr>
-          <w:rFonts w:ascii="Consolas" w:hAnsi="Consolas"/>
-          <w:color w:val="1E293B"/>
-          <w:sz w:val="18"/>
+          <w:rFonts w:ascii="Times New Roman" w:hAnsi="Times New Roman" w:cs="Times New Roman"/>
+          <w:b w:val="0"/>
+          <w:i w:val="0"/>
+          <w:color w:val="1E293B"/>
+          <w:sz w:val="24"/>
+        </w:rPr>
+        <w:t xml:space="preserve">    body: JSON.stringify({ employee_id: empId, question_id: qId, candidate_answer: ans })</w:t>
+      </w:r>
+    </w:p>
+    <w:p>
+      <w:pPr>
+        <w:spacing w:before="0" w:after="0" w:line="240" w:lineRule="auto"/>
+        <w:jc w:val="left"/>
+      </w:pPr>
+      <w:r>
+        <w:rPr>
+          <w:rFonts w:ascii="Times New Roman" w:hAnsi="Times New Roman" w:cs="Times New Roman"/>
+          <w:b w:val="0"/>
+          <w:i w:val="0"/>
+          <w:color w:val="1E293B"/>
+          <w:sz w:val="24"/>
         </w:rPr>
         <w:t xml:space="preserve">  }),</w:t>
       </w:r>
@@ -8259,23 +11433,27 @@
       </w:pPr>
       <w:r>
         <w:rPr>
-          <w:rFonts w:ascii="Consolas" w:hAnsi="Consolas"/>
-          <w:color w:val="1E293B"/>
-          <w:sz w:val="18"/>
-        </w:rPr>
-        <w:t xml:space="preserve">  evaluateAIFluency: (empId, qId, ans) =&gt; API.request('/api/ai-fluency/evaluate', {</w:t>
-      </w:r>
-    </w:p>
-    <w:p>
-      <w:pPr>
-        <w:spacing w:before="0" w:after="0" w:line="240" w:lineRule="auto"/>
-        <w:jc w:val="left"/>
-      </w:pPr>
-      <w:r>
-        <w:rPr>
-          <w:rFonts w:ascii="Consolas" w:hAnsi="Consolas"/>
-          <w:color w:val="1E293B"/>
-          <w:sz w:val="18"/>
+          <w:rFonts w:ascii="Times New Roman" w:hAnsi="Times New Roman" w:cs="Times New Roman"/>
+          <w:b w:val="0"/>
+          <w:i w:val="0"/>
+          <w:color w:val="1E293B"/>
+          <w:sz w:val="24"/>
+        </w:rPr>
+        <w:t xml:space="preserve">  analyzePitch: (payload) =&gt; API.request('/api/answer-builder/analyze', {</w:t>
+      </w:r>
+    </w:p>
+    <w:p>
+      <w:pPr>
+        <w:spacing w:before="0" w:after="0" w:line="240" w:lineRule="auto"/>
+        <w:jc w:val="left"/>
+      </w:pPr>
+      <w:r>
+        <w:rPr>
+          <w:rFonts w:ascii="Times New Roman" w:hAnsi="Times New Roman" w:cs="Times New Roman"/>
+          <w:b w:val="0"/>
+          <w:i w:val="0"/>
+          <w:color w:val="1E293B"/>
+          <w:sz w:val="24"/>
         </w:rPr>
         <w:t xml:space="preserve">    method: 'POST',</w:t>
       </w:r>
@@ -8287,37 +11465,75 @@
       </w:pPr>
       <w:r>
         <w:rPr>
-          <w:rFonts w:ascii="Consolas" w:hAnsi="Consolas"/>
-          <w:color w:val="1E293B"/>
-          <w:sz w:val="18"/>
-        </w:rPr>
-        <w:t xml:space="preserve">    body: JSON.stringify({ employee_id: empId, question_id: qId, candidate_answer: ans })</w:t>
-      </w:r>
-    </w:p>
-    <w:p>
-      <w:pPr>
-        <w:spacing w:before="0" w:after="0" w:line="240" w:lineRule="auto"/>
-        <w:jc w:val="left"/>
-      </w:pPr>
-      <w:r>
-        <w:rPr>
-          <w:rFonts w:ascii="Consolas" w:hAnsi="Consolas"/>
-          <w:color w:val="1E293B"/>
-          <w:sz w:val="18"/>
-        </w:rPr>
-        <w:t xml:space="preserve">  })</w:t>
-      </w:r>
-    </w:p>
-    <w:p>
-      <w:pPr>
-        <w:spacing w:before="0" w:after="0" w:line="240" w:lineRule="auto"/>
-        <w:jc w:val="left"/>
-      </w:pPr>
-      <w:r>
-        <w:rPr>
-          <w:rFonts w:ascii="Consolas" w:hAnsi="Consolas"/>
-          <w:color w:val="1E293B"/>
-          <w:sz w:val="18"/>
+          <w:rFonts w:ascii="Times New Roman" w:hAnsi="Times New Roman" w:cs="Times New Roman"/>
+          <w:b w:val="0"/>
+          <w:i w:val="0"/>
+          <w:color w:val="1E293B"/>
+          <w:sz w:val="24"/>
+        </w:rPr>
+        <w:t xml:space="preserve">    body: JSON.stringify(payload)</w:t>
+      </w:r>
+    </w:p>
+    <w:p>
+      <w:pPr>
+        <w:spacing w:before="0" w:after="0" w:line="240" w:lineRule="auto"/>
+        <w:jc w:val="left"/>
+      </w:pPr>
+      <w:r>
+        <w:rPr>
+          <w:rFonts w:ascii="Times New Roman" w:hAnsi="Times New Roman" w:cs="Times New Roman"/>
+          <w:b w:val="0"/>
+          <w:i w:val="0"/>
+          <w:color w:val="1E293B"/>
+          <w:sz w:val="24"/>
+        </w:rPr>
+        <w:t xml:space="preserve">  }),</w:t>
+      </w:r>
+    </w:p>
+    <w:p>
+      <w:pPr>
+        <w:spacing w:before="0" w:after="0" w:line="240" w:lineRule="auto"/>
+        <w:jc w:val="left"/>
+      </w:pPr>
+      <w:r>
+        <w:rPr>
+          <w:rFonts w:ascii="Times New Roman" w:hAnsi="Times New Roman" w:cs="Times New Roman"/>
+          <w:b w:val="0"/>
+          <w:i w:val="0"/>
+          <w:color w:val="1E293B"/>
+          <w:sz w:val="24"/>
+        </w:rPr>
+        <w:t xml:space="preserve">  getActiveNoticePlan: (empId) =&gt; API.request(`/api/notice-plan/active?employee_id=${empId}`),</w:t>
+      </w:r>
+    </w:p>
+    <w:p>
+      <w:pPr>
+        <w:spacing w:before="0" w:after="0" w:line="240" w:lineRule="auto"/>
+        <w:jc w:val="left"/>
+      </w:pPr>
+      <w:r>
+        <w:rPr>
+          <w:rFonts w:ascii="Times New Roman" w:hAnsi="Times New Roman" w:cs="Times New Roman"/>
+          <w:b w:val="0"/>
+          <w:i w:val="0"/>
+          <w:color w:val="1E293B"/>
+          <w:sz w:val="24"/>
+        </w:rPr>
+        <w:t xml:space="preserve">  getConvertedAnswers: (empId) =&gt; API.request(`/api/converted-answers?employee_id=${empId}`)</w:t>
+      </w:r>
+    </w:p>
+    <w:p>
+      <w:pPr>
+        <w:spacing w:before="0" w:after="0" w:line="240" w:lineRule="auto"/>
+        <w:jc w:val="left"/>
+      </w:pPr>
+      <w:r>
+        <w:rPr>
+          <w:rFonts w:ascii="Times New Roman" w:hAnsi="Times New Roman" w:cs="Times New Roman"/>
+          <w:b w:val="0"/>
+          <w:i w:val="0"/>
+          <w:color w:val="1E293B"/>
+          <w:sz w:val="24"/>
         </w:rPr>
         <w:t>};</w:t>
       </w:r>
